--- a/納品レポート/ホテル別レポート/court_shinyokohama_口コミ分析改善レポート.docx
+++ b/納品レポート/ホテル別レポート/court_shinyokohama_口コミ分析改善レポート.docx
@@ -131,7 +131,7 @@
           <w:sz w:val="20"/>
           <w:szCs w:val="20"/>
         </w:rPr>
-        <w:t xml:space="preserve">作成日：2026年3月17日</w:t>
+        <w:t xml:space="preserve">作成日：2026年3月18日</w:t>
       </w:r>
     </w:p>
     <w:p>

--- a/納品レポート/ホテル別レポート/court_shinyokohama_口コミ分析改善レポート.docx
+++ b/納品レポート/ホテル別レポート/court_shinyokohama_口コミ分析改善レポート.docx
@@ -131,7 +131,7 @@
           <w:sz w:val="20"/>
           <w:szCs w:val="20"/>
         </w:rPr>
-        <w:t xml:space="preserve">作成日：2026年3月18日</w:t>
+        <w:t xml:space="preserve">作成日：2026年3月19日</w:t>
       </w:r>
     </w:p>
     <w:p>

--- a/納品レポート/ホテル別レポート/court_shinyokohama_口コミ分析改善レポート.docx
+++ b/納品レポート/ホテル別レポート/court_shinyokohama_口コミ分析改善レポート.docx
@@ -131,7 +131,7 @@
           <w:sz w:val="20"/>
           <w:szCs w:val="20"/>
         </w:rPr>
-        <w:t xml:space="preserve">作成日：2026年3月19日</w:t>
+        <w:t xml:space="preserve">作成日：2026年3月20日</w:t>
       </w:r>
     </w:p>
     <w:p>

--- a/納品レポート/ホテル別レポート/court_shinyokohama_口コミ分析改善レポート.docx
+++ b/納品レポート/ホテル別レポート/court_shinyokohama_口コミ分析改善レポート.docx
@@ -131,7 +131,7 @@
           <w:sz w:val="20"/>
           <w:szCs w:val="20"/>
         </w:rPr>
-        <w:t xml:space="preserve">作成日：2026年3月20日</w:t>
+        <w:t xml:space="preserve">作成日：2026年3月21日</w:t>
       </w:r>
     </w:p>
     <w:p>

--- a/納品レポート/ホテル別レポート/court_shinyokohama_口コミ分析改善レポート.docx
+++ b/納品レポート/ホテル別レポート/court_shinyokohama_口コミ分析改善レポート.docx
@@ -131,7 +131,7 @@
           <w:sz w:val="20"/>
           <w:szCs w:val="20"/>
         </w:rPr>
-        <w:t xml:space="preserve">作成日：2026年3月21日</w:t>
+        <w:t xml:space="preserve">作成日：2026年3月23日</w:t>
       </w:r>
     </w:p>
     <w:p>

--- a/納品レポート/ホテル別レポート/court_shinyokohama_口コミ分析改善レポート.docx
+++ b/納品レポート/ホテル別レポート/court_shinyokohama_口コミ分析改善レポート.docx
@@ -131,7 +131,7 @@
           <w:sz w:val="20"/>
           <w:szCs w:val="20"/>
         </w:rPr>
-        <w:t xml:space="preserve">作成日：2026年3月23日</w:t>
+        <w:t xml:space="preserve">作成日：2026年3月24日</w:t>
       </w:r>
     </w:p>
     <w:p>

--- a/納品レポート/ホテル別レポート/court_shinyokohama_口コミ分析改善レポート.docx
+++ b/納品レポート/ホテル別レポート/court_shinyokohama_口コミ分析改善レポート.docx
@@ -81,7 +81,7 @@
           <w:sz w:val="22"/>
           <w:szCs w:val="22"/>
         </w:rPr>
-        <w:t xml:space="preserve">分析対象期間：2025年12月〜1月</w:t>
+        <w:t xml:space="preserve">分析対象期間：2026年1月〜2月</w:t>
       </w:r>
     </w:p>
     <w:p>
@@ -96,7 +96,7 @@
           <w:sz w:val="22"/>
           <w:szCs w:val="22"/>
         </w:rPr>
-        <w:t xml:space="preserve">レビュー総数：120件（5サイト）</w:t>
+        <w:t xml:space="preserve">レビュー総数：118件（5サイト）</w:t>
       </w:r>
     </w:p>
     <w:p>
@@ -111,7 +111,7 @@
           <w:sz w:val="20"/>
           <w:szCs w:val="20"/>
         </w:rPr>
-        <w:t xml:space="preserve">対象サイト：Trip.com / 楽天トラベル / じゃらん / Booking.com / Google</w:t>
+        <w:t xml:space="preserve">対象サイト：Google / 楽天トラベル / じゃらん / Booking.com / Trip.com</w:t>
       </w:r>
     </w:p>
     <w:p>
@@ -131,7 +131,7 @@
           <w:sz w:val="20"/>
           <w:szCs w:val="20"/>
         </w:rPr>
-        <w:t xml:space="preserve">作成日：2026年3月24日</w:t>
+        <w:t xml:space="preserve">作成日：2026年3月25日</w:t>
       </w:r>
     </w:p>
     <w:p>
@@ -189,7 +189,7 @@
           <w:sz w:val="21"/>
           <w:szCs w:val="21"/>
         </w:rPr>
-        <w:t xml:space="preserve">2025年12月〜1月に各OTAサイト・口コミサイトに投稿された120件のレビューを包括的に分析しました。以下が主要な発見事項です。</w:t>
+        <w:t xml:space="preserve">2026年1月〜2月に各OTAサイト・口コミサイトに投稿された118件のレビューを包括的に分析しました。以下が主要な発見事項です。</w:t>
       </w:r>
     </w:p>
     <w:p>
@@ -261,7 +261,7 @@
                 <w:sz w:val="36"/>
                 <w:szCs w:val="36"/>
               </w:rPr>
-              <w:t xml:space="preserve">7.03</w:t>
+              <w:t xml:space="preserve">7.12</w:t>
             </w:r>
           </w:p>
         </w:tc>
@@ -359,7 +359,7 @@
                 <w:sz w:val="36"/>
                 <w:szCs w:val="36"/>
               </w:rPr>
-              <w:t xml:space="preserve">14.2%</w:t>
+              <w:t xml:space="preserve">11.9%</w:t>
             </w:r>
           </w:p>
         </w:tc>
@@ -408,7 +408,7 @@
                 <w:sz w:val="36"/>
                 <w:szCs w:val="36"/>
               </w:rPr>
-              <w:t xml:space="preserve">120件</w:t>
+              <w:t xml:space="preserve">118件</w:t>
             </w:r>
           </w:p>
         </w:tc>
@@ -448,7 +448,7 @@
           <w:sz w:val="21"/>
           <w:szCs w:val="21"/>
         </w:rPr>
-        <w:t xml:space="preserve">全体平均スコア7.03点（10点換算）は概ね標準的な水準であり、50.8%が高評価（8-10点）に分類されます。低評価（1-4点）は17件（14.2%）で、一定の改善課題があります。Trip.com（9.00点）で特に高い評価を獲得しています。</w:t>
+        <w:t xml:space="preserve">全体平均スコア7.12点（10点換算）は概ね標準的な水準であり、50.8%が高評価（8-10点）に分類されます。低評価（1-4点）は14件（11.9%）で、一定の改善課題があります。Google（7.71点）で特に高い評価を獲得しています。</w:t>
       </w:r>
     </w:p>
     <w:p>
@@ -542,7 +542,7 @@
                 <w:sz w:val="20"/>
                 <w:szCs w:val="20"/>
               </w:rPr>
-              <w:t xml:space="preserve">立地・アクセス（20件以上で言及）、スタッフの対応（20件以上で言及）、快適さ・設備（10件以上で言及）</w:t>
+              <w:t xml:space="preserve">立地・アクセス（20件以上で言及）、スタッフの対応（10件以上で言及）、清潔さ・清掃（10件以上で言及）</w:t>
             </w:r>
           </w:p>
           <w:p>
@@ -567,7 +567,7 @@
                 <w:sz w:val="20"/>
                 <w:szCs w:val="20"/>
               </w:rPr>
-              <w:t xml:space="preserve">浴室・水回り（13件）、エアコン・空調（10件）、防音性能（6件）、対応・サービスの不満（6件）</w:t>
+              <w:t xml:space="preserve">浴室・水回り（16件）、エアコン・空調（12件）、設備の老朽化（8件）、対応・サービスの不満（5件）</w:t>
             </w:r>
           </w:p>
           <w:p>
@@ -953,7 +953,7 @@
                 <w:sz w:val="20"/>
                 <w:szCs w:val="20"/>
               </w:rPr>
-              <w:t xml:space="preserve">Trip.com</w:t>
+              <w:t xml:space="preserve">Google</w:t>
             </w:r>
           </w:p>
         </w:tc>
@@ -987,7 +987,7 @@
                 <w:sz w:val="20"/>
                 <w:szCs w:val="20"/>
               </w:rPr>
-              <w:t xml:space="preserve">2</w:t>
+              <w:t xml:space="preserve">7</w:t>
             </w:r>
           </w:p>
         </w:tc>
@@ -1021,7 +1021,7 @@
                 <w:sz w:val="20"/>
                 <w:szCs w:val="20"/>
               </w:rPr>
-              <w:t xml:space="preserve">9</w:t>
+              <w:t xml:space="preserve">3.86</w:t>
             </w:r>
           </w:p>
         </w:tc>
@@ -1055,7 +1055,7 @@
                 <w:sz w:val="20"/>
                 <w:szCs w:val="20"/>
               </w:rPr>
-              <w:t xml:space="preserve">/10</w:t>
+              <w:t xml:space="preserve">/5 (×2)</w:t>
             </w:r>
           </w:p>
         </w:tc>
@@ -1085,11 +1085,11 @@
                 <w:rFonts w:ascii="Arial" w:cs="Arial" w:eastAsia="Arial" w:hAnsi="Arial"/>
                 <w:b/>
                 <w:bCs/>
-                <w:color w:val="27AE60"/>
-                <w:sz w:val="20"/>
-                <w:szCs w:val="20"/>
-              </w:rPr>
-              <w:t xml:space="preserve">9</w:t>
+                <w:color w:val="E67E22"/>
+                <w:sz w:val="20"/>
+                <w:szCs w:val="20"/>
+              </w:rPr>
+              <w:t xml:space="preserve">7.71</w:t>
             </w:r>
           </w:p>
         </w:tc>
@@ -1123,7 +1123,7 @@
                 <w:sz w:val="20"/>
                 <w:szCs w:val="20"/>
               </w:rPr>
-              <w:t xml:space="preserve">9</w:t>
+              <w:t xml:space="preserve">8</w:t>
             </w:r>
           </w:p>
         </w:tc>
@@ -1153,11 +1153,11 @@
                 <w:rFonts w:ascii="Arial" w:cs="Arial" w:eastAsia="Arial" w:hAnsi="Arial"/>
                 <w:b/>
                 <w:bCs/>
-                <w:color w:val="27AE60"/>
-                <w:sz w:val="20"/>
-                <w:szCs w:val="20"/>
-              </w:rPr>
-              <w:t xml:space="preserve">優秀</w:t>
+                <w:color w:val="E67E22"/>
+                <w:sz w:val="20"/>
+                <w:szCs w:val="20"/>
+              </w:rPr>
+              <w:t xml:space="preserve">概ね良好</w:t>
             </w:r>
           </w:p>
         </w:tc>
@@ -1229,7 +1229,7 @@
                 <w:sz w:val="20"/>
                 <w:szCs w:val="20"/>
               </w:rPr>
-              <w:t xml:space="preserve">8</w:t>
+              <w:t xml:space="preserve">6</w:t>
             </w:r>
           </w:p>
         </w:tc>
@@ -1264,7 +1264,7 @@
                 <w:sz w:val="20"/>
                 <w:szCs w:val="20"/>
               </w:rPr>
-              <w:t xml:space="preserve">3.75</w:t>
+              <w:t xml:space="preserve">3.83</w:t>
             </w:r>
           </w:p>
         </w:tc>
@@ -1334,7 +1334,7 @@
                 <w:sz w:val="20"/>
                 <w:szCs w:val="20"/>
               </w:rPr>
-              <w:t xml:space="preserve">7.5</w:t>
+              <w:t xml:space="preserve">7.67</w:t>
             </w:r>
           </w:p>
         </w:tc>
@@ -1474,7 +1474,7 @@
                 <w:sz w:val="20"/>
                 <w:szCs w:val="20"/>
               </w:rPr>
-              <w:t xml:space="preserve">13</w:t>
+              <w:t xml:space="preserve">11</w:t>
             </w:r>
           </w:p>
         </w:tc>
@@ -1508,7 +1508,7 @@
                 <w:sz w:val="20"/>
                 <w:szCs w:val="20"/>
               </w:rPr>
-              <w:t xml:space="preserve">3.69</w:t>
+              <w:t xml:space="preserve">3.64</w:t>
             </w:r>
           </w:p>
         </w:tc>
@@ -1576,7 +1576,7 @@
                 <w:sz w:val="20"/>
                 <w:szCs w:val="20"/>
               </w:rPr>
-              <w:t xml:space="preserve">7.38</w:t>
+              <w:t xml:space="preserve">7.27</w:t>
             </w:r>
           </w:p>
         </w:tc>
@@ -1716,7 +1716,7 @@
                 <w:sz w:val="20"/>
                 <w:szCs w:val="20"/>
               </w:rPr>
-              <w:t xml:space="preserve">85</w:t>
+              <w:t xml:space="preserve">91</w:t>
             </w:r>
           </w:p>
         </w:tc>
@@ -1751,7 +1751,7 @@
                 <w:sz w:val="20"/>
                 <w:szCs w:val="20"/>
               </w:rPr>
-              <w:t xml:space="preserve">7.01</w:t>
+              <w:t xml:space="preserve">7.03</w:t>
             </w:r>
           </w:p>
         </w:tc>
@@ -1821,7 +1821,7 @@
                 <w:sz w:val="20"/>
                 <w:szCs w:val="20"/>
               </w:rPr>
-              <w:t xml:space="preserve">7.01</w:t>
+              <w:t xml:space="preserve">7.03</w:t>
             </w:r>
           </w:p>
         </w:tc>
@@ -1927,7 +1927,7 @@
                 <w:sz w:val="20"/>
                 <w:szCs w:val="20"/>
               </w:rPr>
-              <w:t xml:space="preserve">Google</w:t>
+              <w:t xml:space="preserve">Trip.com</w:t>
             </w:r>
           </w:p>
         </w:tc>
@@ -1961,7 +1961,7 @@
                 <w:sz w:val="20"/>
                 <w:szCs w:val="20"/>
               </w:rPr>
-              <w:t xml:space="preserve">12</w:t>
+              <w:t xml:space="preserve">3</w:t>
             </w:r>
           </w:p>
         </w:tc>
@@ -1995,7 +1995,7 @@
                 <w:sz w:val="20"/>
                 <w:szCs w:val="20"/>
               </w:rPr>
-              <w:t xml:space="preserve">3.08</w:t>
+              <w:t xml:space="preserve">6.67</w:t>
             </w:r>
           </w:p>
         </w:tc>
@@ -2029,7 +2029,7 @@
                 <w:sz w:val="20"/>
                 <w:szCs w:val="20"/>
               </w:rPr>
-              <w:t xml:space="preserve">/5 (×2)</w:t>
+              <w:t xml:space="preserve">/10</w:t>
             </w:r>
           </w:p>
         </w:tc>
@@ -2063,7 +2063,7 @@
                 <w:sz w:val="20"/>
                 <w:szCs w:val="20"/>
               </w:rPr>
-              <w:t xml:space="preserve">6.17</w:t>
+              <w:t xml:space="preserve">6.67</w:t>
             </w:r>
           </w:p>
         </w:tc>
@@ -2097,7 +2097,7 @@
                 <w:sz w:val="20"/>
                 <w:szCs w:val="20"/>
               </w:rPr>
-              <w:t xml:space="preserve">6</w:t>
+              <w:t xml:space="preserve">8</w:t>
             </w:r>
           </w:p>
         </w:tc>
@@ -2171,7 +2171,7 @@
           <w:sz w:val="21"/>
           <w:szCs w:val="21"/>
         </w:rPr>
-        <w:t xml:space="preserve">評価分布は8点（28.3%）に最も多く、8点以上の高評価が50.8%を占める一方、改善の余地も見られます。低評価（1-4点）は計17件（14.2%）です。</w:t>
+        <w:t xml:space="preserve">評価分布は8点（28.8%）に最も多く、8点以上の高評価が50.8%を占める一方、改善の余地も見られます。低評価（1-4点）は計14件（11.9%）です。</w:t>
       </w:r>
     </w:p>
     <w:p>
@@ -2406,7 +2406,7 @@
                 <w:sz w:val="20"/>
                 <w:szCs w:val="20"/>
               </w:rPr>
-              <w:t xml:space="preserve">15</w:t>
+              <w:t xml:space="preserve">16</w:t>
             </w:r>
           </w:p>
         </w:tc>
@@ -2441,7 +2441,7 @@
                 <w:sz w:val="20"/>
                 <w:szCs w:val="20"/>
               </w:rPr>
-              <w:t xml:space="preserve">12.5%</w:t>
+              <w:t xml:space="preserve">13.6%</w:t>
             </w:r>
           </w:p>
         </w:tc>
@@ -2479,7 +2479,7 @@
                 <w:sz w:val="18"/>
                 <w:szCs w:val="18"/>
               </w:rPr>
-              <w:t xml:space="preserve"> 15件</w:t>
+              <w:t xml:space="preserve"> 16件</w:t>
             </w:r>
           </w:p>
         </w:tc>
@@ -2551,7 +2551,7 @@
                 <w:sz w:val="20"/>
                 <w:szCs w:val="20"/>
               </w:rPr>
-              <w:t xml:space="preserve">12</w:t>
+              <w:t xml:space="preserve">10</w:t>
             </w:r>
           </w:p>
         </w:tc>
@@ -2586,7 +2586,7 @@
                 <w:sz w:val="20"/>
                 <w:szCs w:val="20"/>
               </w:rPr>
-              <w:t xml:space="preserve">10.0%</w:t>
+              <w:t xml:space="preserve">8.5%</w:t>
             </w:r>
           </w:p>
         </w:tc>
@@ -2614,7 +2614,7 @@
                 <w:sz w:val="20"/>
                 <w:szCs w:val="20"/>
               </w:rPr>
-              <w:t xml:space="preserve">███████</w:t>
+              <w:t xml:space="preserve">██████</w:t>
             </w:r>
             <w:r>
               <w:rPr>
@@ -2623,7 +2623,7 @@
                 <w:sz w:val="18"/>
                 <w:szCs w:val="18"/>
               </w:rPr>
-              <w:t xml:space="preserve"> 12件</w:t>
+              <w:t xml:space="preserve"> 10件</w:t>
             </w:r>
           </w:p>
         </w:tc>
@@ -2730,7 +2730,7 @@
                 <w:sz w:val="20"/>
                 <w:szCs w:val="20"/>
               </w:rPr>
-              <w:t xml:space="preserve">28.3%</w:t>
+              <w:t xml:space="preserve">28.8%</w:t>
             </w:r>
           </w:p>
         </w:tc>
@@ -2840,7 +2840,7 @@
                 <w:sz w:val="20"/>
                 <w:szCs w:val="20"/>
               </w:rPr>
-              <w:t xml:space="preserve">15</w:t>
+              <w:t xml:space="preserve">18</w:t>
             </w:r>
           </w:p>
         </w:tc>
@@ -2875,7 +2875,7 @@
                 <w:sz w:val="20"/>
                 <w:szCs w:val="20"/>
               </w:rPr>
-              <w:t xml:space="preserve">12.5%</w:t>
+              <w:t xml:space="preserve">15.3%</w:t>
             </w:r>
           </w:p>
         </w:tc>
@@ -2903,7 +2903,7 @@
                 <w:sz w:val="20"/>
                 <w:szCs w:val="20"/>
               </w:rPr>
-              <w:t xml:space="preserve">█████████</w:t>
+              <w:t xml:space="preserve">███████████</w:t>
             </w:r>
             <w:r>
               <w:rPr>
@@ -2912,7 +2912,7 @@
                 <w:sz w:val="18"/>
                 <w:szCs w:val="18"/>
               </w:rPr>
-              <w:t xml:space="preserve"> 15件</w:t>
+              <w:t xml:space="preserve"> 18件</w:t>
             </w:r>
           </w:p>
         </w:tc>
@@ -2984,7 +2984,7 @@
                 <w:sz w:val="20"/>
                 <w:szCs w:val="20"/>
               </w:rPr>
-              <w:t xml:space="preserve">14</w:t>
+              <w:t xml:space="preserve">15</w:t>
             </w:r>
           </w:p>
         </w:tc>
@@ -3019,7 +3019,7 @@
                 <w:sz w:val="20"/>
                 <w:szCs w:val="20"/>
               </w:rPr>
-              <w:t xml:space="preserve">11.7%</w:t>
+              <w:t xml:space="preserve">12.7%</w:t>
             </w:r>
           </w:p>
         </w:tc>
@@ -3048,7 +3048,7 @@
                 <w:sz w:val="20"/>
                 <w:szCs w:val="20"/>
               </w:rPr>
-              <w:t xml:space="preserve">████████</w:t>
+              <w:t xml:space="preserve">█████████</w:t>
             </w:r>
             <w:r>
               <w:rPr>
@@ -3057,7 +3057,7 @@
                 <w:sz w:val="18"/>
                 <w:szCs w:val="18"/>
               </w:rPr>
-              <w:t xml:space="preserve"> 14件</w:t>
+              <w:t xml:space="preserve"> 15件</w:t>
             </w:r>
           </w:p>
         </w:tc>
@@ -3129,7 +3129,7 @@
                 <w:sz w:val="20"/>
                 <w:szCs w:val="20"/>
               </w:rPr>
-              <w:t xml:space="preserve">13</w:t>
+              <w:t xml:space="preserve">11</w:t>
             </w:r>
           </w:p>
         </w:tc>
@@ -3164,7 +3164,7 @@
                 <w:sz w:val="20"/>
                 <w:szCs w:val="20"/>
               </w:rPr>
-              <w:t xml:space="preserve">10.8%</w:t>
+              <w:t xml:space="preserve">9.3%</w:t>
             </w:r>
           </w:p>
         </w:tc>
@@ -3192,7 +3192,7 @@
                 <w:sz w:val="20"/>
                 <w:szCs w:val="20"/>
               </w:rPr>
-              <w:t xml:space="preserve">████████</w:t>
+              <w:t xml:space="preserve">██████</w:t>
             </w:r>
             <w:r>
               <w:rPr>
@@ -3201,7 +3201,7 @@
                 <w:sz w:val="18"/>
                 <w:szCs w:val="18"/>
               </w:rPr>
-              <w:t xml:space="preserve"> 13件</w:t>
+              <w:t xml:space="preserve"> 11件</w:t>
             </w:r>
           </w:p>
         </w:tc>
@@ -3273,7 +3273,7 @@
                 <w:sz w:val="20"/>
                 <w:szCs w:val="20"/>
               </w:rPr>
-              <w:t xml:space="preserve">12</w:t>
+              <w:t xml:space="preserve">8</w:t>
             </w:r>
           </w:p>
         </w:tc>
@@ -3308,7 +3308,7 @@
                 <w:sz w:val="20"/>
                 <w:szCs w:val="20"/>
               </w:rPr>
-              <w:t xml:space="preserve">10.0%</w:t>
+              <w:t xml:space="preserve">6.8%</w:t>
             </w:r>
           </w:p>
         </w:tc>
@@ -3337,7 +3337,7 @@
                 <w:sz w:val="20"/>
                 <w:szCs w:val="20"/>
               </w:rPr>
-              <w:t xml:space="preserve">███████</w:t>
+              <w:t xml:space="preserve">█████</w:t>
             </w:r>
             <w:r>
               <w:rPr>
@@ -3346,7 +3346,7 @@
                 <w:sz w:val="18"/>
                 <w:szCs w:val="18"/>
               </w:rPr>
-              <w:t xml:space="preserve"> 12件</w:t>
+              <w:t xml:space="preserve"> 8件</w:t>
             </w:r>
           </w:p>
         </w:tc>
@@ -3418,7 +3418,7 @@
                 <w:sz w:val="20"/>
                 <w:szCs w:val="20"/>
               </w:rPr>
-              <w:t xml:space="preserve">2</w:t>
+              <w:t xml:space="preserve">3</w:t>
             </w:r>
           </w:p>
         </w:tc>
@@ -3453,7 +3453,7 @@
                 <w:sz w:val="20"/>
                 <w:szCs w:val="20"/>
               </w:rPr>
-              <w:t xml:space="preserve">1.7%</w:t>
+              <w:t xml:space="preserve">2.5%</w:t>
             </w:r>
           </w:p>
         </w:tc>
@@ -3481,7 +3481,7 @@
                 <w:sz w:val="20"/>
                 <w:szCs w:val="20"/>
               </w:rPr>
-              <w:t xml:space="preserve">█</w:t>
+              <w:t xml:space="preserve">██</w:t>
             </w:r>
             <w:r>
               <w:rPr>
@@ -3490,7 +3490,7 @@
                 <w:sz w:val="18"/>
                 <w:szCs w:val="18"/>
               </w:rPr>
-              <w:t xml:space="preserve"> 2件</w:t>
+              <w:t xml:space="preserve"> 3件</w:t>
             </w:r>
           </w:p>
         </w:tc>
@@ -3711,7 +3711,7 @@
                 <w:sz w:val="24"/>
                 <w:szCs w:val="24"/>
               </w:rPr>
-              <w:t xml:space="preserve">61件（50.8%）</w:t>
+              <w:t xml:space="preserve">60件（50.8%）</w:t>
             </w:r>
           </w:p>
         </w:tc>
@@ -3762,7 +3762,7 @@
                 <w:sz w:val="24"/>
                 <w:szCs w:val="24"/>
               </w:rPr>
-              <w:t xml:space="preserve">42件（35.0%）</w:t>
+              <w:t xml:space="preserve">44件（37.3%）</w:t>
             </w:r>
           </w:p>
         </w:tc>
@@ -3813,7 +3813,7 @@
                 <w:sz w:val="24"/>
                 <w:szCs w:val="24"/>
               </w:rPr>
-              <w:t xml:space="preserve">17件（14.2%）</w:t>
+              <w:t xml:space="preserve">14件（11.9%）</w:t>
             </w:r>
           </w:p>
         </w:tc>
@@ -4087,7 +4087,7 @@
                 <w:sz w:val="20"/>
                 <w:szCs w:val="20"/>
               </w:rPr>
-              <w:t xml:space="preserve">「あと駅から近いのがよかったです」「横浜駅近くのKアリーナでのライブ遠征にて利用」</w:t>
+              <w:t xml:space="preserve">「駅から近いので便利 エアコンが暖房のみだった」「横浜アリーナに近い エアコン設置されてるが温度調整出来ない」</w:t>
             </w:r>
           </w:p>
         </w:tc>
@@ -4157,7 +4157,7 @@
                 <w:sz w:val="20"/>
                 <w:szCs w:val="20"/>
               </w:rPr>
-              <w:t xml:space="preserve">20件以上</w:t>
+              <w:t xml:space="preserve">10件以上</w:t>
             </w:r>
           </w:p>
         </w:tc>
@@ -4191,7 +4191,7 @@
                 <w:sz w:val="20"/>
                 <w:szCs w:val="20"/>
               </w:rPr>
-              <w:t xml:space="preserve">「コーヒーとミネラルウォーターのサービスが良かった 特にない 特にない」「スタッフの方がとても愛想良くて話しやすかったです」</w:t>
+              <w:t xml:space="preserve">「スタッフも感じが良い」「スタッフの方は、丁寧で対応も良かったです」</w:t>
             </w:r>
           </w:p>
         </w:tc>
@@ -4228,7 +4228,7 @@
                 <w:sz w:val="20"/>
                 <w:szCs w:val="20"/>
               </w:rPr>
-              <w:t xml:space="preserve">快適さ・設備</w:t>
+              <w:t xml:space="preserve">清潔さ・清掃</w:t>
             </w:r>
           </w:p>
         </w:tc>
@@ -4298,7 +4298,7 @@
                 <w:sz w:val="20"/>
                 <w:szCs w:val="20"/>
               </w:rPr>
-              <w:t xml:space="preserve">「部屋も広く清潔で快適に過ごす事が出来ました」「ベッドが広くてゆったりできた」</w:t>
+              <w:t xml:space="preserve">「部屋が綺麗」「部屋も広くきれいで清潔感もあり気持ち良く  過ごせました」</w:t>
             </w:r>
           </w:p>
         </w:tc>
@@ -4334,7 +4334,7 @@
                 <w:sz w:val="20"/>
                 <w:szCs w:val="20"/>
               </w:rPr>
-              <w:t xml:space="preserve">清潔さ・清掃</w:t>
+              <w:t xml:space="preserve">快適さ・設備</w:t>
             </w:r>
           </w:p>
         </w:tc>
@@ -4402,7 +4402,7 @@
                 <w:sz w:val="20"/>
                 <w:szCs w:val="20"/>
               </w:rPr>
-              <w:t xml:space="preserve">「部屋も広く清潔で快適に過ごす事が出来ました」「部屋は綺麗でしたが、入室してから照明のスイッチを探しました(汗)エアコン含め全て枕元で操作できるのは便利です」</w:t>
+              <w:t xml:space="preserve">「アメニティをケチっている」「お部屋がとても広くきれいで、掃除も行き届いていて、快適に過ごすことができました」</w:t>
             </w:r>
           </w:p>
         </w:tc>
@@ -4439,7 +4439,7 @@
                 <w:sz w:val="20"/>
                 <w:szCs w:val="20"/>
               </w:rPr>
-              <w:t xml:space="preserve">朝食</w:t>
+              <w:t xml:space="preserve">コンビニ・周辺施設</w:t>
             </w:r>
           </w:p>
         </w:tc>
@@ -4474,7 +4474,7 @@
                 <w:sz w:val="20"/>
                 <w:szCs w:val="20"/>
               </w:rPr>
-              <w:t xml:space="preserve">8件</w:t>
+              <w:t xml:space="preserve">7件</w:t>
             </w:r>
           </w:p>
         </w:tc>
@@ -4509,7 +4509,7 @@
                 <w:sz w:val="20"/>
                 <w:szCs w:val="20"/>
               </w:rPr>
-              <w:t xml:space="preserve">「部屋の照明が明るく、朝食が美味しく、フロント対応が良いホテル」「朝食はこちらで美味しかったです」</w:t>
+              <w:t xml:space="preserve">「何度かお世話になっていますが、駅からも近く、周辺に食事をする所やコンビニも多いので便利です」「22:00前までならホテルの一階にあるレストランも利用できそう」</w:t>
             </w:r>
           </w:p>
         </w:tc>
@@ -4545,7 +4545,7 @@
                 <w:sz w:val="20"/>
                 <w:szCs w:val="20"/>
               </w:rPr>
-              <w:t xml:space="preserve">コンビニ・周辺施設</w:t>
+              <w:t xml:space="preserve">コストパフォーマンス</w:t>
             </w:r>
           </w:p>
         </w:tc>
@@ -4579,7 +4579,7 @@
                 <w:sz w:val="20"/>
                 <w:szCs w:val="20"/>
               </w:rPr>
-              <w:t xml:space="preserve">7件</w:t>
+              <w:t xml:space="preserve">6件</w:t>
             </w:r>
           </w:p>
         </w:tc>
@@ -4613,7 +4613,7 @@
                 <w:sz w:val="20"/>
                 <w:szCs w:val="20"/>
               </w:rPr>
-              <w:t xml:space="preserve">「22:00前までならホテルの一階にあるレストランも利用できそう」「それ以外は飲食店、コンビニもありますので困ることはなく快適に過ごせました」</w:t>
+              <w:t xml:space="preserve">「値段がそれなりで安い 室内の温度が高くて寝苦しい 窓を開ければ多少緩和されたがそれでもこの時期が寒いとはいえ、室温...」「安い ちょっとバスルームカーテンが雑菌臭で臭いのと、トイレの流す水が少なすぎて、トイレットペーパーが初回では流れな...」</w:t>
             </w:r>
           </w:p>
         </w:tc>
@@ -4653,7 +4653,7 @@
           <w:sz w:val="21"/>
           <w:szCs w:val="21"/>
         </w:rPr>
-        <w:t xml:space="preserve">口コミの多数で「立地・アクセス」に関するポジティブな言及が見られ、コートホテル新横浜の最大の差別化要因となっています。あと駅から近いのがよかったですといった声が多数寄せられています。</w:t>
+        <w:t xml:space="preserve">口コミの多数で「立地・アクセス」に関するポジティブな言及が見られ、コートホテル新横浜の最大の差別化要因となっています。駅から近いので便利 エアコンが暖房のみだったといった声が多数寄せられています。</w:t>
       </w:r>
     </w:p>
     <w:p>
@@ -4672,7 +4672,7 @@
           <w:sz w:val="21"/>
           <w:szCs w:val="21"/>
         </w:rPr>
-        <w:t xml:space="preserve">あと駅から近いのがよかったです</w:t>
+        <w:t xml:space="preserve">駅から近いので便利 エアコンが暖房のみだった</w:t>
       </w:r>
     </w:p>
     <w:p>
@@ -4691,7 +4691,7 @@
           <w:sz w:val="21"/>
           <w:szCs w:val="21"/>
         </w:rPr>
-        <w:t xml:space="preserve">横浜駅近くのKアリーナでのライブ遠征にて利用</w:t>
+        <w:t xml:space="preserve">横浜アリーナに近い エアコン設置されてるが温度調整出来ない</w:t>
       </w:r>
     </w:p>
     <w:p>
@@ -4710,7 +4710,7 @@
           <w:sz w:val="21"/>
           <w:szCs w:val="21"/>
         </w:rPr>
-        <w:t xml:space="preserve">素晴らしいビジネスホテル、とても清潔、とてもフレンドリーなスタッフ、大きな新横浜駅に近い 素晴らしいビジネスホテル...</w:t>
+        <w:t xml:space="preserve">繁華街や駅に近い トイレの匂いが臭い</w:t>
       </w:r>
     </w:p>
     <w:p>
@@ -4747,7 +4747,7 @@
           <w:sz w:val="21"/>
           <w:szCs w:val="21"/>
         </w:rPr>
-        <w:t xml:space="preserve">スタッフの対応に関するポジティブな評価も多く寄せられています。「コーヒーとミネラルウォーターのサービスが良かった 特にない 特にない」といったコメントが見られます。</w:t>
+        <w:t xml:space="preserve">スタッフの対応に関するポジティブな評価も多く寄せられています。「スタッフも感じが良い」といったコメントが見られます。</w:t>
       </w:r>
     </w:p>
     <w:p>
@@ -5052,7 +5052,7 @@
                 <w:sz w:val="20"/>
                 <w:szCs w:val="20"/>
               </w:rPr>
-              <w:t xml:space="preserve">さらに良いホテルになって欲しいという意味であえてコメントすると、①二つ枕があるので、片方は高めの枕、もう片方は低め...</w:t>
+              <w:t xml:space="preserve">シャワーの温度調節に苦労します</w:t>
             </w:r>
           </w:p>
         </w:tc>
@@ -5086,7 +5086,7 @@
                 <w:sz w:val="20"/>
                 <w:szCs w:val="20"/>
               </w:rPr>
-              <w:t xml:space="preserve">重大・13件</w:t>
+              <w:t xml:space="preserve">重大・16件</w:t>
             </w:r>
           </w:p>
         </w:tc>
@@ -5191,7 +5191,7 @@
                 <w:sz w:val="20"/>
                 <w:szCs w:val="20"/>
               </w:rPr>
-              <w:t xml:space="preserve">エアコンは集中式なので、温度調節ができません</w:t>
+              <w:t xml:space="preserve">シャワーの温度調節に苦労します</w:t>
             </w:r>
           </w:p>
         </w:tc>
@@ -5225,7 +5225,7 @@
                 <w:sz w:val="20"/>
                 <w:szCs w:val="20"/>
               </w:rPr>
-              <w:t xml:space="preserve">重大・10件</w:t>
+              <w:t xml:space="preserve">重大・12件</w:t>
             </w:r>
           </w:p>
         </w:tc>
@@ -5296,7 +5296,7 @@
                 <w:sz w:val="20"/>
                 <w:szCs w:val="20"/>
               </w:rPr>
-              <w:t xml:space="preserve">防音性能</w:t>
+              <w:t xml:space="preserve">設備の老朽化</w:t>
             </w:r>
           </w:p>
         </w:tc>
@@ -5330,7 +5330,7 @@
                 <w:sz w:val="20"/>
                 <w:szCs w:val="20"/>
               </w:rPr>
-              <w:t xml:space="preserve">各部屋の騒音がうるさかった</w:t>
+              <w:t xml:space="preserve">少し建物古いかも</w:t>
             </w:r>
           </w:p>
         </w:tc>
@@ -5364,7 +5364,7 @@
                 <w:sz w:val="20"/>
                 <w:szCs w:val="20"/>
               </w:rPr>
-              <w:t xml:space="preserve">重大・6件</w:t>
+              <w:t xml:space="preserve">重大・8件</w:t>
             </w:r>
           </w:p>
         </w:tc>
@@ -5469,7 +5469,7 @@
                 <w:sz w:val="20"/>
                 <w:szCs w:val="20"/>
               </w:rPr>
-              <w:t xml:space="preserve">製氷機が壊れてたのと、トイレの流れが悪かった事が少し残念でしたが、全体的には満足でした</w:t>
+              <w:t xml:space="preserve">喫煙の部屋でしたが、空気清浄機が無かったので、残念ですが、部屋内は綺麗でした</w:t>
             </w:r>
           </w:p>
         </w:tc>
@@ -5503,7 +5503,7 @@
                 <w:sz w:val="20"/>
                 <w:szCs w:val="20"/>
               </w:rPr>
-              <w:t xml:space="preserve">重大・6件</w:t>
+              <w:t xml:space="preserve">重大・5件</w:t>
             </w:r>
           </w:p>
         </w:tc>
@@ -5574,7 +5574,7 @@
                 <w:sz w:val="20"/>
                 <w:szCs w:val="20"/>
               </w:rPr>
-              <w:t xml:space="preserve">設備の老朽化</w:t>
+              <w:t xml:space="preserve">臭い・匂い</w:t>
             </w:r>
           </w:p>
         </w:tc>
@@ -5608,7 +5608,7 @@
                 <w:sz w:val="20"/>
                 <w:szCs w:val="20"/>
               </w:rPr>
-              <w:t xml:space="preserve">蛇口が熱湯が出る古いタイプで、冷水の蛇口と調節しないといけなかったので、ちょっとめんどくさかったです</w:t>
+              <w:t xml:space="preserve">繁華街や駅に近い トイレの匂いが臭い</w:t>
             </w:r>
           </w:p>
         </w:tc>
@@ -5747,7 +5747,7 @@
                 <w:sz w:val="20"/>
                 <w:szCs w:val="20"/>
               </w:rPr>
-              <w:t xml:space="preserve">部屋の照明が明るく、朝食が美味しく、フロント対応が良いホテル</w:t>
+              <w:t xml:space="preserve">値段がそれなりで安い 室内の温度が高くて寝苦しい 窓を開ければ多少緩和されたがそれでもこの時期が寒いとはいえ、室温...</w:t>
             </w:r>
           </w:p>
         </w:tc>
@@ -6944,7 +6944,7 @@
                 <w:sz w:val="20"/>
                 <w:szCs w:val="20"/>
               </w:rPr>
-              <w:t xml:space="preserve">7.03点</w:t>
+              <w:t xml:space="preserve">7.12点</w:t>
             </w:r>
           </w:p>
         </w:tc>
@@ -6978,7 +6978,7 @@
                 <w:sz w:val="20"/>
                 <w:szCs w:val="20"/>
               </w:rPr>
-              <w:t xml:space="preserve">7.5点以上</w:t>
+              <w:t xml:space="preserve">7.6点以上</w:t>
             </w:r>
           </w:p>
         </w:tc>
@@ -7224,7 +7224,7 @@
                 <w:sz w:val="20"/>
                 <w:szCs w:val="20"/>
               </w:rPr>
-              <w:t xml:space="preserve">14.2%</w:t>
+              <w:t xml:space="preserve">11.9%</w:t>
             </w:r>
           </w:p>
         </w:tc>
@@ -7258,7 +7258,7 @@
                 <w:sz w:val="20"/>
                 <w:szCs w:val="20"/>
               </w:rPr>
-              <w:t xml:space="preserve">9%以下</w:t>
+              <w:t xml:space="preserve">7%以下</w:t>
             </w:r>
           </w:p>
         </w:tc>
@@ -7329,7 +7329,7 @@
                 <w:sz w:val="20"/>
                 <w:szCs w:val="20"/>
               </w:rPr>
-              <w:t xml:space="preserve">Google平均評価</w:t>
+              <w:t xml:space="preserve">口コミ返信率</w:t>
             </w:r>
           </w:p>
         </w:tc>
@@ -7364,7 +7364,7 @@
                 <w:sz w:val="20"/>
                 <w:szCs w:val="20"/>
               </w:rPr>
-              <w:t xml:space="preserve">6.2点</w:t>
+              <w:t xml:space="preserve">未計測</w:t>
             </w:r>
           </w:p>
         </w:tc>
@@ -7399,7 +7399,7 @@
                 <w:sz w:val="20"/>
                 <w:szCs w:val="20"/>
               </w:rPr>
-              <w:t xml:space="preserve">7.2点以上</w:t>
+              <w:t xml:space="preserve">100%（48h以内）</w:t>
             </w:r>
           </w:p>
         </w:tc>
@@ -7434,7 +7434,7 @@
                 <w:sz w:val="20"/>
                 <w:szCs w:val="20"/>
               </w:rPr>
-              <w:t xml:space="preserve">2026年9月</w:t>
+              <w:t xml:space="preserve">2026年6月</w:t>
             </w:r>
           </w:p>
         </w:tc>
@@ -7470,7 +7470,7 @@
                 <w:sz w:val="20"/>
                 <w:szCs w:val="20"/>
               </w:rPr>
-              <w:t xml:space="preserve">口コミ返信率</w:t>
+              <w:t xml:space="preserve">浴室・水回りクレーム</w:t>
             </w:r>
           </w:p>
         </w:tc>
@@ -7504,7 +7504,7 @@
                 <w:sz w:val="20"/>
                 <w:szCs w:val="20"/>
               </w:rPr>
-              <w:t xml:space="preserve">未計測</w:t>
+              <w:t xml:space="preserve">約16件/期間</w:t>
             </w:r>
           </w:p>
         </w:tc>
@@ -7538,7 +7538,7 @@
                 <w:sz w:val="20"/>
                 <w:szCs w:val="20"/>
               </w:rPr>
-              <w:t xml:space="preserve">100%（48h以内）</w:t>
+              <w:t xml:space="preserve">8件以下</w:t>
             </w:r>
           </w:p>
         </w:tc>
@@ -7551,148 +7551,6 @@
               <w:bottom w:val="single" w:color="CCCCCC" w:sz="1"/>
               <w:right w:val="single" w:color="CCCCCC" w:sz="1"/>
             </w:tcBorders>
-            <w:tcMar>
-              <w:top w:type="dxa" w:w="80"/>
-              <w:left w:type="dxa" w:w="120"/>
-              <w:bottom w:type="dxa" w:w="80"/>
-              <w:right w:type="dxa" w:w="120"/>
-            </w:tcMar>
-            <w:vAlign w:val="center"/>
-          </w:tcPr>
-          <w:p>
-            <w:pPr>
-              <w:jc w:val="center"/>
-            </w:pPr>
-            <w:r>
-              <w:rPr>
-                <w:rFonts w:ascii="Arial" w:cs="Arial" w:eastAsia="Arial" w:hAnsi="Arial"/>
-                <w:b w:val="false"/>
-                <w:bCs w:val="false"/>
-                <w:color w:val="333333"/>
-                <w:sz w:val="20"/>
-                <w:szCs w:val="20"/>
-              </w:rPr>
-              <w:t xml:space="preserve">2026年6月</w:t>
-            </w:r>
-          </w:p>
-        </w:tc>
-      </w:tr>
-      <w:tr>
-        <w:tc>
-          <w:tcPr>
-            <w:tcW w:type="dxa" w:w="2800"/>
-            <w:tcBorders>
-              <w:top w:val="single" w:color="CCCCCC" w:sz="1"/>
-              <w:left w:val="single" w:color="CCCCCC" w:sz="1"/>
-              <w:bottom w:val="single" w:color="CCCCCC" w:sz="1"/>
-              <w:right w:val="single" w:color="CCCCCC" w:sz="1"/>
-            </w:tcBorders>
-            <w:shd w:fill="F2F2F2" w:val="clear"/>
-            <w:tcMar>
-              <w:top w:type="dxa" w:w="80"/>
-              <w:left w:type="dxa" w:w="120"/>
-              <w:bottom w:type="dxa" w:w="80"/>
-              <w:right w:type="dxa" w:w="120"/>
-            </w:tcMar>
-            <w:vAlign w:val="center"/>
-          </w:tcPr>
-          <w:p>
-            <w:pPr>
-              <w:jc w:val="left"/>
-            </w:pPr>
-            <w:r>
-              <w:rPr>
-                <w:rFonts w:ascii="Arial" w:cs="Arial" w:eastAsia="Arial" w:hAnsi="Arial"/>
-                <w:b/>
-                <w:bCs/>
-                <w:color w:val="333333"/>
-                <w:sz w:val="20"/>
-                <w:szCs w:val="20"/>
-              </w:rPr>
-              <w:t xml:space="preserve">浴室・水回りクレーム</w:t>
-            </w:r>
-          </w:p>
-        </w:tc>
-        <w:tc>
-          <w:tcPr>
-            <w:tcW w:type="dxa" w:w="2200"/>
-            <w:tcBorders>
-              <w:top w:val="single" w:color="CCCCCC" w:sz="1"/>
-              <w:left w:val="single" w:color="CCCCCC" w:sz="1"/>
-              <w:bottom w:val="single" w:color="CCCCCC" w:sz="1"/>
-              <w:right w:val="single" w:color="CCCCCC" w:sz="1"/>
-            </w:tcBorders>
-            <w:shd w:fill="F2F2F2" w:val="clear"/>
-            <w:tcMar>
-              <w:top w:type="dxa" w:w="80"/>
-              <w:left w:type="dxa" w:w="120"/>
-              <w:bottom w:type="dxa" w:w="80"/>
-              <w:right w:type="dxa" w:w="120"/>
-            </w:tcMar>
-            <w:vAlign w:val="center"/>
-          </w:tcPr>
-          <w:p>
-            <w:pPr>
-              <w:jc w:val="center"/>
-            </w:pPr>
-            <w:r>
-              <w:rPr>
-                <w:rFonts w:ascii="Arial" w:cs="Arial" w:eastAsia="Arial" w:hAnsi="Arial"/>
-                <w:b w:val="false"/>
-                <w:bCs w:val="false"/>
-                <w:color w:val="333333"/>
-                <w:sz w:val="20"/>
-                <w:szCs w:val="20"/>
-              </w:rPr>
-              <w:t xml:space="preserve">約13件/期間</w:t>
-            </w:r>
-          </w:p>
-        </w:tc>
-        <w:tc>
-          <w:tcPr>
-            <w:tcW w:type="dxa" w:w="2200"/>
-            <w:tcBorders>
-              <w:top w:val="single" w:color="CCCCCC" w:sz="1"/>
-              <w:left w:val="single" w:color="CCCCCC" w:sz="1"/>
-              <w:bottom w:val="single" w:color="CCCCCC" w:sz="1"/>
-              <w:right w:val="single" w:color="CCCCCC" w:sz="1"/>
-            </w:tcBorders>
-            <w:shd w:fill="F2F2F2" w:val="clear"/>
-            <w:tcMar>
-              <w:top w:type="dxa" w:w="80"/>
-              <w:left w:type="dxa" w:w="120"/>
-              <w:bottom w:type="dxa" w:w="80"/>
-              <w:right w:type="dxa" w:w="120"/>
-            </w:tcMar>
-            <w:vAlign w:val="center"/>
-          </w:tcPr>
-          <w:p>
-            <w:pPr>
-              <w:jc w:val="center"/>
-            </w:pPr>
-            <w:r>
-              <w:rPr>
-                <w:rFonts w:ascii="Arial" w:cs="Arial" w:eastAsia="Arial" w:hAnsi="Arial"/>
-                <w:b/>
-                <w:bCs/>
-                <w:color w:val="27AE60"/>
-                <w:sz w:val="20"/>
-                <w:szCs w:val="20"/>
-              </w:rPr>
-              <w:t xml:space="preserve">6件以下</w:t>
-            </w:r>
-          </w:p>
-        </w:tc>
-        <w:tc>
-          <w:tcPr>
-            <w:tcW w:type="dxa" w:w="1826"/>
-            <w:tcBorders>
-              <w:top w:val="single" w:color="CCCCCC" w:sz="1"/>
-              <w:left w:val="single" w:color="CCCCCC" w:sz="1"/>
-              <w:bottom w:val="single" w:color="CCCCCC" w:sz="1"/>
-              <w:right w:val="single" w:color="CCCCCC" w:sz="1"/>
-            </w:tcBorders>
-            <w:shd w:fill="F2F2F2" w:val="clear"/>
             <w:tcMar>
               <w:top w:type="dxa" w:w="80"/>
               <w:left w:type="dxa" w:w="120"/>
@@ -7775,7 +7633,7 @@
           <w:sz w:val="22"/>
           <w:szCs w:val="22"/>
         </w:rPr>
-        <w:t xml:space="preserve">[1] Booking.com / 8点 / 2026-01-31</w:t>
+        <w:t xml:space="preserve">[1] Booking.com / 9点 / 2026-02-27</w:t>
       </w:r>
     </w:p>
     <w:p>
@@ -7790,7 +7648,7 @@
           <w:sz w:val="21"/>
           <w:szCs w:val="21"/>
         </w:rPr>
-        <w:t xml:space="preserve">コーヒーとミネラルウォーターのサービスが良かった</w:t>
+        <w:t xml:space="preserve">部屋が綺麗。部屋をグレードアップしてくれた。スタッフも感じが良い。ゆっくりできた。</w:t>
       </w:r>
     </w:p>
     <w:p>
@@ -7837,7 +7695,7 @@
           <w:sz w:val="22"/>
           <w:szCs w:val="22"/>
         </w:rPr>
-        <w:t xml:space="preserve">[2] Google / 10点 / 2026-01-31</w:t>
+        <w:t xml:space="preserve">[2] 楽天トラベル / 10点 / 2026-02-26</w:t>
       </w:r>
     </w:p>
     <w:p>
@@ -7852,7 +7710,7 @@
           <w:sz w:val="21"/>
           <w:szCs w:val="21"/>
         </w:rPr>
-        <w:t xml:space="preserve">チェックインで会社が禁煙ルームを予約していたが、喫煙ルームの空きを快く案内して頂けました。部屋も広く清潔で快適に過ごす事が出来ました。その節はありがとうございました。</w:t>
+        <w:t xml:space="preserve">少し建物古いかも。シャワーの温度調節に苦労します。</w:t>
       </w:r>
     </w:p>
     <w:p>
@@ -7873,7 +7731,7 @@
           <w:sz w:val="22"/>
           <w:szCs w:val="22"/>
         </w:rPr>
-        <w:t xml:space="preserve">[3] Booking.com / 8点 / 2026-01-29</w:t>
+        <w:t xml:space="preserve">[3] Booking.com / 10点 / 2026-02-25</w:t>
       </w:r>
     </w:p>
     <w:p>
@@ -7888,7 +7746,7 @@
           <w:sz w:val="21"/>
           <w:szCs w:val="21"/>
         </w:rPr>
-        <w:t xml:space="preserve">ベッドが広くてゆったりできた。</w:t>
+        <w:t xml:space="preserve">雨が降ってたので、傘はありますか？と聞いてくださったこと。心配りを感じました。</w:t>
       </w:r>
     </w:p>
     <w:p>
@@ -7914,7 +7772,7 @@
           <w:sz w:val="21"/>
           <w:szCs w:val="21"/>
         </w:rPr>
-        <w:t xml:space="preserve">特になし</w:t>
+        <w:t xml:space="preserve">古いホテルなので水回りしょうがないですね。</w:t>
       </w:r>
     </w:p>
     <w:p>
@@ -7935,7 +7793,7 @@
           <w:sz w:val="22"/>
           <w:szCs w:val="22"/>
         </w:rPr>
-        <w:t xml:space="preserve">[4] 楽天トラベル / 8点 / 2026-01-29</w:t>
+        <w:t xml:space="preserve">[4] Trip.com / 8点 / 2026-02-23</w:t>
       </w:r>
     </w:p>
     <w:p>
@@ -7950,7 +7808,7 @@
           <w:sz w:val="21"/>
           <w:szCs w:val="21"/>
         </w:rPr>
-        <w:t xml:space="preserve">部屋の照明が明るく、朝食が美味しく、フロント対応が良いホテル。 さらに良いホテルになって欲しいという意味であえてコメントすると、①二つ枕があるので、片方は高めの枕、もう片方は低めの枕とか、片方は硬めの枕、もう片方はソフトな枕とか、滞在者の好みで選べるようにすると良い かも　② 洗面所の栓がなくコンタクトレンズとか細かいアクセサリーを落とすと取れなくなるので、栓をつけるか排水溝フィルターをつけ...</w:t>
+        <w:t xml:space="preserve">大変よいホテルで満足です</w:t>
       </w:r>
     </w:p>
     <w:p>
@@ -7971,7 +7829,7 @@
           <w:sz w:val="22"/>
           <w:szCs w:val="22"/>
         </w:rPr>
-        <w:t xml:space="preserve">[5] 楽天トラベル / 8点 / 2026-01-28</w:t>
+        <w:t xml:space="preserve">[5] じゃらん / 8点 / 2026-02-23</w:t>
       </w:r>
     </w:p>
     <w:p>
@@ -7986,7 +7844,7 @@
           <w:sz w:val="21"/>
           <w:szCs w:val="21"/>
         </w:rPr>
-        <w:t xml:space="preserve">10階に泊まりました。 フロントの方々はとても親切で、お部屋は3つベッドを置いても余裕があり、とてもゆっくり過ごせました。 ロビーのコーヒー＆紅茶はとても嬉しかったです。何度もいただきました！ 製氷機が壊れてたのと、トイレの流れが悪かった事が少し残念でしたが、全体的には満足でした。</w:t>
+        <w:t xml:space="preserve">スタッフの方は、丁寧で対応も良かったです。  部屋も広くきれいで清潔感もあり気持ち良く  過ごせました。  ただ一つ…暖房を入れていないのに暑く冷房  が使えたらと…思いました。</w:t>
       </w:r>
     </w:p>
     <w:p>
@@ -8007,7 +7865,7 @@
           <w:sz w:val="22"/>
           <w:szCs w:val="22"/>
         </w:rPr>
-        <w:t xml:space="preserve">[6] Booking.com / 4点 / 2026-01-28</w:t>
+        <w:t xml:space="preserve">[6] Booking.com / 6点 / 2026-02-27</w:t>
       </w:r>
     </w:p>
     <w:p>
@@ -8022,7 +7880,7 @@
           <w:sz w:val="21"/>
           <w:szCs w:val="21"/>
         </w:rPr>
-        <w:t xml:space="preserve">Hotel fica numa boa localização</w:t>
+        <w:t xml:space="preserve">朝食がバラエティでとても良かったです。</w:t>
       </w:r>
     </w:p>
     <w:p>
@@ -8048,7 +7906,7 @@
           <w:sz w:val="21"/>
           <w:szCs w:val="21"/>
         </w:rPr>
-        <w:t xml:space="preserve">エアコンは集中式なので、温度調節ができません。とても暑くなります！</w:t>
+        <w:t xml:space="preserve">チェックインで前払しましたが、領収は帰る時で良いですか？との質問をされました。多額をお支払いしてるのだから、即領収書を発行してもらわないと不安です。例えば領収書を貰ってないと、まだ宿泊費頂いてないです!!と、言われればそれまでですよね、、</w:t>
       </w:r>
     </w:p>
     <w:p>
@@ -8069,7 +7927,7 @@
           <w:sz w:val="22"/>
           <w:szCs w:val="22"/>
         </w:rPr>
-        <w:t xml:space="preserve">[7] 楽天トラベル / 4点 / 2026-01-26</w:t>
+        <w:t xml:space="preserve">[7] Booking.com / 6点 / 2026-02-26</w:t>
       </w:r>
     </w:p>
     <w:p>
@@ -8084,7 +7942,33 @@
           <w:sz w:val="21"/>
           <w:szCs w:val="21"/>
         </w:rPr>
-        <w:t xml:space="preserve">喫煙所が設置されていない</w:t>
+        <w:t xml:space="preserve">値段がそれなりで安い</w:t>
+      </w:r>
+    </w:p>
+    <w:p>
+      <w:pPr>
+        <w:spacing w:after="120" w:line="320"/>
+        <w:jc w:val="left"/>
+      </w:pPr>
+      <w:r>
+        <w:rPr>
+          <w:rFonts w:ascii="Arial" w:cs="Arial" w:eastAsia="Arial" w:hAnsi="Arial"/>
+          <w:b/>
+          <w:bCs/>
+          <w:color w:val="C0392B"/>
+          <w:sz w:val="21"/>
+          <w:szCs w:val="21"/>
+        </w:rPr>
+        <w:t xml:space="preserve">【改善点】</w:t>
+      </w:r>
+      <w:r>
+        <w:rPr>
+          <w:rFonts w:ascii="Arial" w:cs="Arial" w:eastAsia="Arial" w:hAnsi="Arial"/>
+          <w:color w:val="333333"/>
+          <w:sz w:val="21"/>
+          <w:szCs w:val="21"/>
+        </w:rPr>
+        <w:t xml:space="preserve">室内の温度が高くて寝苦しい 窓を開ければ多少緩和されたがそれでもこの時期が寒いとはいえ、室温調節ができないのが辛かった トイレ周りが汚い</w:t>
       </w:r>
     </w:p>
     <w:p>
@@ -8105,7 +7989,7 @@
           <w:sz w:val="22"/>
           <w:szCs w:val="22"/>
         </w:rPr>
-        <w:t xml:space="preserve">[8] Booking.com / 5点 / 2026-01-26</w:t>
+        <w:t xml:space="preserve">[8] Booking.com / 5点 / 2026-02-25</w:t>
       </w:r>
     </w:p>
     <w:p>
@@ -8120,7 +8004,7 @@
           <w:sz w:val="21"/>
           <w:szCs w:val="21"/>
         </w:rPr>
-        <w:t xml:space="preserve">スタッフの方の対応が親切丁寧</w:t>
+        <w:t xml:space="preserve">駅から近いので便利</w:t>
       </w:r>
     </w:p>
     <w:p>
@@ -8146,7 +8030,7 @@
           <w:sz w:val="21"/>
           <w:szCs w:val="21"/>
         </w:rPr>
-        <w:t xml:space="preserve">施設設備が少し古く感じました</w:t>
+        <w:t xml:space="preserve">エアコンが暖房のみだった。</w:t>
       </w:r>
     </w:p>
     <w:p>
@@ -8167,7 +8051,22 @@
           <w:sz w:val="22"/>
           <w:szCs w:val="22"/>
         </w:rPr>
-        <w:t xml:space="preserve">[9] Booking.com / 5点 / 2026-01-25</w:t>
+        <w:t xml:space="preserve">[9] Booking.com / 2点 / 2026-02-24</w:t>
+      </w:r>
+    </w:p>
+    <w:p>
+      <w:pPr>
+        <w:spacing w:after="120" w:line="320"/>
+        <w:jc w:val="left"/>
+      </w:pPr>
+      <w:r>
+        <w:rPr>
+          <w:rFonts w:ascii="Arial" w:cs="Arial" w:eastAsia="Arial" w:hAnsi="Arial"/>
+          <w:color w:val="333333"/>
+          <w:sz w:val="21"/>
+          <w:szCs w:val="21"/>
+        </w:rPr>
+        <w:t xml:space="preserve">横浜アリーナに近い</w:t>
       </w:r>
     </w:p>
     <w:p>
@@ -8193,7 +8092,7 @@
           <w:sz w:val="21"/>
           <w:szCs w:val="21"/>
         </w:rPr>
-        <w:t xml:space="preserve">トイレの便座がずれていた。臭い。  鏡の椅子が。ベットでだせれず、座りにくい。</w:t>
+        <w:t xml:space="preserve">エアコン設置されてるが温度調整出来ない。風呂や机、いろんなところが破損していた。</w:t>
       </w:r>
     </w:p>
     <w:p>
@@ -8214,7 +8113,7 @@
           <w:sz w:val="22"/>
           <w:szCs w:val="22"/>
         </w:rPr>
-        <w:t xml:space="preserve">[10] じゃらん / 6点 / 2026-01-25</w:t>
+        <w:t xml:space="preserve">[10] Booking.com / 4点 / 2026-02-23</w:t>
       </w:r>
     </w:p>
     <w:p>
@@ -8229,7 +8128,33 @@
           <w:sz w:val="21"/>
           <w:szCs w:val="21"/>
         </w:rPr>
-        <w:t xml:space="preserve">朝食は無添加という事で身体には良さそうだなとは思ったが、正直味は期待してなかった。が、良い意味で期待を裏切られ大変おいしく頂いた。ただフロントの人が朝食ありを朝食無しと間違い少しモメて非常に気分が悪かった。</w:t>
+        <w:t xml:space="preserve">繁華街や駅に近い</w:t>
+      </w:r>
+    </w:p>
+    <w:p>
+      <w:pPr>
+        <w:spacing w:after="120" w:line="320"/>
+        <w:jc w:val="left"/>
+      </w:pPr>
+      <w:r>
+        <w:rPr>
+          <w:rFonts w:ascii="Arial" w:cs="Arial" w:eastAsia="Arial" w:hAnsi="Arial"/>
+          <w:b/>
+          <w:bCs/>
+          <w:color w:val="C0392B"/>
+          <w:sz w:val="21"/>
+          <w:szCs w:val="21"/>
+        </w:rPr>
+        <w:t xml:space="preserve">【改善点】</w:t>
+      </w:r>
+      <w:r>
+        <w:rPr>
+          <w:rFonts w:ascii="Arial" w:cs="Arial" w:eastAsia="Arial" w:hAnsi="Arial"/>
+          <w:color w:val="333333"/>
+          <w:sz w:val="21"/>
+          <w:szCs w:val="21"/>
+        </w:rPr>
+        <w:t xml:space="preserve">トイレの匂いが臭い！ 寝る時も気になった…</w:t>
       </w:r>
     </w:p>
     <w:p>
@@ -8294,7 +8219,7 @@
                 <w:sz w:val="21"/>
                 <w:szCs w:val="21"/>
               </w:rPr>
-              <w:t xml:space="preserve">コートホテル新横浜は、全体平均7.03点（10点換算）、高評価率50.8%という一定の顧客満足度を示しているホテルです。特に「立地・アクセス」「スタッフの対応」が多くのゲストから高く評価されています。</w:t>
+              <w:t xml:space="preserve">コートホテル新横浜は、全体平均7.12点（10点換算）、高評価率50.8%という一定の顧客満足度を示しているホテルです。特に「立地・アクセス」「スタッフの対応」が多くのゲストから高く評価されています。</w:t>
             </w:r>
           </w:p>
           <w:p>
@@ -8308,7 +8233,7 @@
                 <w:sz w:val="21"/>
                 <w:szCs w:val="21"/>
               </w:rPr>
-              <w:t xml:space="preserve">改善課題としては、浴室・水回り、エアコン・空調、防音性能が主要なテーマとして浮上しています。これらの課題への対応が、顧客満足度向上の鍵となります。</w:t>
+              <w:t xml:space="preserve">改善課題としては、浴室・水回り、エアコン・空調、設備の老朽化が主要なテーマとして浮上しています。これらの課題への対応が、顧客満足度向上の鍵となります。</w:t>
             </w:r>
           </w:p>
           <w:p>
@@ -8323,20 +8248,6 @@
                 <w:szCs w:val="21"/>
               </w:rPr>
               <w:t xml:space="preserve">Phase 1（即座対応）のオペレーション改善は、低コストで即座に実行可能であり、ゲスト体験の底上げに直結します。Phase 2（短期）の設備改善は、中評価ゲストを高評価に引き上げる効果が期待できます。Phase 3（中期）の抜本的改修は、ブランド価値の向上に寄与します。</w:t>
-            </w:r>
-          </w:p>
-          <w:p>
-            <w:pPr>
-              <w:spacing w:after="160"/>
-            </w:pPr>
-            <w:r>
-              <w:rPr>
-                <w:rFonts w:ascii="Arial" w:cs="Arial" w:eastAsia="Arial" w:hAnsi="Arial"/>
-                <w:color w:val="333333"/>
-                <w:sz w:val="21"/>
-                <w:szCs w:val="21"/>
-              </w:rPr>
-              <w:t xml:space="preserve">Googleでの低スコア（6.2点）は、口コミ返信の強化とサービス品質の一貫性確保で改善余地があります。全サイトでの口コミ返信率100%を目指すことで、ホテルの姿勢をゲストに伝え、リピート率の向上につなげることが重要です。</w:t>
             </w:r>
           </w:p>
           <w:p>

--- a/納品レポート/ホテル別レポート/court_shinyokohama_口コミ分析改善レポート.docx
+++ b/納品レポート/ホテル別レポート/court_shinyokohama_口コミ分析改善レポート.docx
@@ -131,7 +131,7 @@
           <w:sz w:val="20"/>
           <w:szCs w:val="20"/>
         </w:rPr>
-        <w:t xml:space="preserve">作成日：2026年3月25日</w:t>
+        <w:t xml:space="preserve">作成日：2026年3月26日</w:t>
       </w:r>
     </w:p>
     <w:p>

--- a/納品レポート/ホテル別レポート/court_shinyokohama_口コミ分析改善レポート.docx
+++ b/納品レポート/ホテル別レポート/court_shinyokohama_口コミ分析改善レポート.docx
@@ -131,7 +131,7 @@
           <w:sz w:val="20"/>
           <w:szCs w:val="20"/>
         </w:rPr>
-        <w:t xml:space="preserve">作成日：2026年3月26日</w:t>
+        <w:t xml:space="preserve">作成日：2026年3月27日</w:t>
       </w:r>
     </w:p>
     <w:p>

--- a/納品レポート/ホテル別レポート/court_shinyokohama_口コミ分析改善レポート.docx
+++ b/納品レポート/ホテル別レポート/court_shinyokohama_口コミ分析改善レポート.docx
@@ -131,7 +131,7 @@
           <w:sz w:val="20"/>
           <w:szCs w:val="20"/>
         </w:rPr>
-        <w:t xml:space="preserve">作成日：2026年3月27日</w:t>
+        <w:t xml:space="preserve">作成日：2026年3月28日</w:t>
       </w:r>
     </w:p>
     <w:p>

--- a/納品レポート/ホテル別レポート/court_shinyokohama_口コミ分析改善レポート.docx
+++ b/納品レポート/ホテル別レポート/court_shinyokohama_口コミ分析改善レポート.docx
@@ -131,7 +131,7 @@
           <w:sz w:val="20"/>
           <w:szCs w:val="20"/>
         </w:rPr>
-        <w:t xml:space="preserve">作成日：2026年4月2日</w:t>
+        <w:t xml:space="preserve">作成日：2026年4月5日</w:t>
       </w:r>
     </w:p>
     <w:p>

--- a/納品レポート/ホテル別レポート/court_shinyokohama_口コミ分析改善レポート.docx
+++ b/納品レポート/ホテル別レポート/court_shinyokohama_口コミ分析改善レポート.docx
@@ -81,7 +81,7 @@
           <w:sz w:val="22"/>
           <w:szCs w:val="22"/>
         </w:rPr>
-        <w:t xml:space="preserve">分析対象期間：2026年</w:t>
+        <w:t xml:space="preserve">分析対象期間：2026年1月〜2月</w:t>
       </w:r>
     </w:p>
     <w:p>
@@ -96,7 +96,7 @@
           <w:sz w:val="22"/>
           <w:szCs w:val="22"/>
         </w:rPr>
-        <w:t xml:space="preserve">レビュー総数：0件（0サイト）</w:t>
+        <w:t xml:space="preserve">レビュー総数：118件（5サイト）</w:t>
       </w:r>
     </w:p>
     <w:p>
@@ -111,7 +111,7 @@
           <w:sz w:val="20"/>
           <w:szCs w:val="20"/>
         </w:rPr>
-        <w:t xml:space="preserve">対象サイト：</w:t>
+        <w:t xml:space="preserve">対象サイト：Google / 楽天トラベル / じゃらん / Booking.com / Trip.com</w:t>
       </w:r>
     </w:p>
     <w:p>
@@ -189,7 +189,7 @@
           <w:sz w:val="21"/>
           <w:szCs w:val="21"/>
         </w:rPr>
-        <w:t xml:space="preserve">2026年に各OTAサイト・口コミサイトに投稿された0件のレビューを包括的に分析しました。以下が主要な発見事項です。</w:t>
+        <w:t xml:space="preserve">2026年1月〜2月に各OTAサイト・口コミサイトに投稿された118件のレビューを包括的に分析しました。以下が主要な発見事項です。</w:t>
       </w:r>
     </w:p>
     <w:p>
@@ -225,7 +225,7 @@
               <w:bottom w:val="none" w:sz="0"/>
               <w:right w:val="single" w:color="DDDDDD" w:sz="1"/>
             </w:tcBorders>
-            <w:shd w:fill="FFEBEE" w:val="clear"/>
+            <w:shd w:fill="FFF3E0" w:val="clear"/>
             <w:tcMar>
               <w:top w:type="dxa" w:w="160"/>
               <w:left w:type="dxa" w:w="200"/>
@@ -257,11 +257,11 @@
                 <w:rFonts w:ascii="Arial" w:cs="Arial" w:eastAsia="Arial" w:hAnsi="Arial"/>
                 <w:b/>
                 <w:bCs/>
-                <w:color w:val="E74C3C"/>
+                <w:color w:val="FF9800"/>
                 <w:sz w:val="36"/>
                 <w:szCs w:val="36"/>
               </w:rPr>
-              <w:t xml:space="preserve">0.00</w:t>
+              <w:t xml:space="preserve">7.12</w:t>
             </w:r>
           </w:p>
         </w:tc>
@@ -310,7 +310,7 @@
                 <w:sz w:val="36"/>
                 <w:szCs w:val="36"/>
               </w:rPr>
-              <w:t xml:space="preserve">0.0%</w:t>
+              <w:t xml:space="preserve">50.8%</w:t>
             </w:r>
           </w:p>
         </w:tc>
@@ -323,7 +323,7 @@
               <w:bottom w:val="none" w:sz="0"/>
               <w:right w:val="single" w:color="DDDDDD" w:sz="1"/>
             </w:tcBorders>
-            <w:shd w:fill="E8F5E9" w:val="clear"/>
+            <w:shd w:fill="FFF3E0" w:val="clear"/>
             <w:tcMar>
               <w:top w:type="dxa" w:w="160"/>
               <w:left w:type="dxa" w:w="200"/>
@@ -355,11 +355,11 @@
                 <w:rFonts w:ascii="Arial" w:cs="Arial" w:eastAsia="Arial" w:hAnsi="Arial"/>
                 <w:b/>
                 <w:bCs/>
-                <w:color w:val="27AE60"/>
+                <w:color w:val="FF9800"/>
                 <w:sz w:val="36"/>
                 <w:szCs w:val="36"/>
               </w:rPr>
-              <w:t xml:space="preserve">0.0%</w:t>
+              <w:t xml:space="preserve">11.9%</w:t>
             </w:r>
           </w:p>
         </w:tc>
@@ -408,7 +408,7 @@
                 <w:sz w:val="36"/>
                 <w:szCs w:val="36"/>
               </w:rPr>
-              <w:t xml:space="preserve">0件</w:t>
+              <w:t xml:space="preserve">118件</w:t>
             </w:r>
           </w:p>
         </w:tc>
@@ -448,7 +448,7 @@
           <w:sz w:val="21"/>
           <w:szCs w:val="21"/>
         </w:rPr>
-        <w:t xml:space="preserve">全体平均スコア0.00点（10点換算）は改善の余地がある水準であり、0.0%が高評価（8-10点）に分類されます。低評価（1-4点）は0件（0.0%）で、ゲスト満足度は良好です。</w:t>
+        <w:t xml:space="preserve">全体平均スコア7.12点（10点換算）は概ね標準的な水準であり、50.8%が高評価（8-10点）に分類されます。低評価（1-4点）は14件（11.9%）で、一定の改善課題があります。Google（7.71点）で特に高い評価を獲得しています。</w:t>
       </w:r>
     </w:p>
     <w:p>
@@ -463,7 +463,7 @@
           <w:sz w:val="21"/>
           <w:szCs w:val="21"/>
         </w:rPr>
-        <w:t xml:space="preserve"/>
+        <w:t xml:space="preserve">全体としては「立地・アクセス」と「スタッフの対応」がホテルの主な強みとして際立っています。</w:t>
       </w:r>
     </w:p>
     <w:p>
@@ -542,7 +542,7 @@
                 <w:sz w:val="20"/>
                 <w:szCs w:val="20"/>
               </w:rPr>
-              <w:t xml:space="preserve">十分なデータなし</w:t>
+              <w:t xml:space="preserve">立地・アクセス（20件以上で言及）、スタッフの対応（10件以上で言及）、清潔さ・清掃（10件以上で言及）</w:t>
             </w:r>
           </w:p>
           <w:p>
@@ -567,7 +567,7 @@
                 <w:sz w:val="20"/>
                 <w:szCs w:val="20"/>
               </w:rPr>
-              <w:t xml:space="preserve">特筆すべき弱みなし</w:t>
+              <w:t xml:space="preserve">浴室・水回り（16件）、エアコン・空調（12件）、設備の老朽化（8件）、対応・サービスの不満（5件）</w:t>
             </w:r>
           </w:p>
           <w:p>
@@ -589,7 +589,7 @@
                 <w:sz w:val="20"/>
                 <w:szCs w:val="20"/>
               </w:rPr>
-              <w:t xml:space="preserve">複数の改善課題が存在するが、重点的な対策により顧客満足度の大幅な向上が可能</w:t>
+              <w:t xml:space="preserve">基本的なサービス品質は確保されており、弱み項目の改善により高評価率の向上が期待できる</w:t>
             </w:r>
           </w:p>
         </w:tc>
@@ -922,6 +922,1220 @@
           </w:p>
         </w:tc>
       </w:tr>
+      <w:tr>
+        <w:tc>
+          <w:tcPr>
+            <w:tcW w:type="dxa" w:w="1800"/>
+            <w:tcBorders>
+              <w:top w:val="single" w:color="CCCCCC" w:sz="1"/>
+              <w:left w:val="single" w:color="CCCCCC" w:sz="1"/>
+              <w:bottom w:val="single" w:color="CCCCCC" w:sz="1"/>
+              <w:right w:val="single" w:color="CCCCCC" w:sz="1"/>
+            </w:tcBorders>
+            <w:tcMar>
+              <w:top w:type="dxa" w:w="80"/>
+              <w:left w:type="dxa" w:w="120"/>
+              <w:bottom w:type="dxa" w:w="80"/>
+              <w:right w:type="dxa" w:w="120"/>
+            </w:tcMar>
+            <w:vAlign w:val="center"/>
+          </w:tcPr>
+          <w:p>
+            <w:pPr>
+              <w:jc w:val="left"/>
+            </w:pPr>
+            <w:r>
+              <w:rPr>
+                <w:rFonts w:ascii="Arial" w:cs="Arial" w:eastAsia="Arial" w:hAnsi="Arial"/>
+                <w:b/>
+                <w:bCs/>
+                <w:color w:val="333333"/>
+                <w:sz w:val="20"/>
+                <w:szCs w:val="20"/>
+              </w:rPr>
+              <w:t xml:space="preserve">Google</w:t>
+            </w:r>
+          </w:p>
+        </w:tc>
+        <w:tc>
+          <w:tcPr>
+            <w:tcW w:type="dxa" w:w="900"/>
+            <w:tcBorders>
+              <w:top w:val="single" w:color="CCCCCC" w:sz="1"/>
+              <w:left w:val="single" w:color="CCCCCC" w:sz="1"/>
+              <w:bottom w:val="single" w:color="CCCCCC" w:sz="1"/>
+              <w:right w:val="single" w:color="CCCCCC" w:sz="1"/>
+            </w:tcBorders>
+            <w:tcMar>
+              <w:top w:type="dxa" w:w="80"/>
+              <w:left w:type="dxa" w:w="120"/>
+              <w:bottom w:type="dxa" w:w="80"/>
+              <w:right w:type="dxa" w:w="120"/>
+            </w:tcMar>
+            <w:vAlign w:val="center"/>
+          </w:tcPr>
+          <w:p>
+            <w:pPr>
+              <w:jc w:val="center"/>
+            </w:pPr>
+            <w:r>
+              <w:rPr>
+                <w:rFonts w:ascii="Arial" w:cs="Arial" w:eastAsia="Arial" w:hAnsi="Arial"/>
+                <w:b w:val="false"/>
+                <w:bCs w:val="false"/>
+                <w:color w:val="333333"/>
+                <w:sz w:val="20"/>
+                <w:szCs w:val="20"/>
+              </w:rPr>
+              <w:t xml:space="preserve">7</w:t>
+            </w:r>
+          </w:p>
+        </w:tc>
+        <w:tc>
+          <w:tcPr>
+            <w:tcW w:type="dxa" w:w="1300"/>
+            <w:tcBorders>
+              <w:top w:val="single" w:color="CCCCCC" w:sz="1"/>
+              <w:left w:val="single" w:color="CCCCCC" w:sz="1"/>
+              <w:bottom w:val="single" w:color="CCCCCC" w:sz="1"/>
+              <w:right w:val="single" w:color="CCCCCC" w:sz="1"/>
+            </w:tcBorders>
+            <w:tcMar>
+              <w:top w:type="dxa" w:w="80"/>
+              <w:left w:type="dxa" w:w="120"/>
+              <w:bottom w:type="dxa" w:w="80"/>
+              <w:right w:type="dxa" w:w="120"/>
+            </w:tcMar>
+            <w:vAlign w:val="center"/>
+          </w:tcPr>
+          <w:p>
+            <w:pPr>
+              <w:jc w:val="center"/>
+            </w:pPr>
+            <w:r>
+              <w:rPr>
+                <w:rFonts w:ascii="Arial" w:cs="Arial" w:eastAsia="Arial" w:hAnsi="Arial"/>
+                <w:b/>
+                <w:bCs/>
+                <w:color w:val="333333"/>
+                <w:sz w:val="20"/>
+                <w:szCs w:val="20"/>
+              </w:rPr>
+              <w:t xml:space="preserve">3.86</w:t>
+            </w:r>
+          </w:p>
+        </w:tc>
+        <w:tc>
+          <w:tcPr>
+            <w:tcW w:type="dxa" w:w="900"/>
+            <w:tcBorders>
+              <w:top w:val="single" w:color="CCCCCC" w:sz="1"/>
+              <w:left w:val="single" w:color="CCCCCC" w:sz="1"/>
+              <w:bottom w:val="single" w:color="CCCCCC" w:sz="1"/>
+              <w:right w:val="single" w:color="CCCCCC" w:sz="1"/>
+            </w:tcBorders>
+            <w:tcMar>
+              <w:top w:type="dxa" w:w="80"/>
+              <w:left w:type="dxa" w:w="120"/>
+              <w:bottom w:type="dxa" w:w="80"/>
+              <w:right w:type="dxa" w:w="120"/>
+            </w:tcMar>
+            <w:vAlign w:val="center"/>
+          </w:tcPr>
+          <w:p>
+            <w:pPr>
+              <w:jc w:val="center"/>
+            </w:pPr>
+            <w:r>
+              <w:rPr>
+                <w:rFonts w:ascii="Arial" w:cs="Arial" w:eastAsia="Arial" w:hAnsi="Arial"/>
+                <w:b w:val="false"/>
+                <w:bCs w:val="false"/>
+                <w:color w:val="333333"/>
+                <w:sz w:val="20"/>
+                <w:szCs w:val="20"/>
+              </w:rPr>
+              <w:t xml:space="preserve">/5 (×2)</w:t>
+            </w:r>
+          </w:p>
+        </w:tc>
+        <w:tc>
+          <w:tcPr>
+            <w:tcW w:type="dxa" w:w="1300"/>
+            <w:tcBorders>
+              <w:top w:val="single" w:color="CCCCCC" w:sz="1"/>
+              <w:left w:val="single" w:color="CCCCCC" w:sz="1"/>
+              <w:bottom w:val="single" w:color="CCCCCC" w:sz="1"/>
+              <w:right w:val="single" w:color="CCCCCC" w:sz="1"/>
+            </w:tcBorders>
+            <w:tcMar>
+              <w:top w:type="dxa" w:w="80"/>
+              <w:left w:type="dxa" w:w="120"/>
+              <w:bottom w:type="dxa" w:w="80"/>
+              <w:right w:type="dxa" w:w="120"/>
+            </w:tcMar>
+            <w:vAlign w:val="center"/>
+          </w:tcPr>
+          <w:p>
+            <w:pPr>
+              <w:jc w:val="center"/>
+            </w:pPr>
+            <w:r>
+              <w:rPr>
+                <w:rFonts w:ascii="Arial" w:cs="Arial" w:eastAsia="Arial" w:hAnsi="Arial"/>
+                <w:b/>
+                <w:bCs/>
+                <w:color w:val="E67E22"/>
+                <w:sz w:val="20"/>
+                <w:szCs w:val="20"/>
+              </w:rPr>
+              <w:t xml:space="preserve">7.71</w:t>
+            </w:r>
+          </w:p>
+        </w:tc>
+        <w:tc>
+          <w:tcPr>
+            <w:tcW w:type="dxa" w:w="1526"/>
+            <w:tcBorders>
+              <w:top w:val="single" w:color="CCCCCC" w:sz="1"/>
+              <w:left w:val="single" w:color="CCCCCC" w:sz="1"/>
+              <w:bottom w:val="single" w:color="CCCCCC" w:sz="1"/>
+              <w:right w:val="single" w:color="CCCCCC" w:sz="1"/>
+            </w:tcBorders>
+            <w:tcMar>
+              <w:top w:type="dxa" w:w="80"/>
+              <w:left w:type="dxa" w:w="120"/>
+              <w:bottom w:type="dxa" w:w="80"/>
+              <w:right w:type="dxa" w:w="120"/>
+            </w:tcMar>
+            <w:vAlign w:val="center"/>
+          </w:tcPr>
+          <w:p>
+            <w:pPr>
+              <w:jc w:val="center"/>
+            </w:pPr>
+            <w:r>
+              <w:rPr>
+                <w:rFonts w:ascii="Arial" w:cs="Arial" w:eastAsia="Arial" w:hAnsi="Arial"/>
+                <w:b w:val="false"/>
+                <w:bCs w:val="false"/>
+                <w:color w:val="333333"/>
+                <w:sz w:val="20"/>
+                <w:szCs w:val="20"/>
+              </w:rPr>
+              <w:t xml:space="preserve">8</w:t>
+            </w:r>
+          </w:p>
+        </w:tc>
+        <w:tc>
+          <w:tcPr>
+            <w:tcW w:type="dxa" w:w="1300"/>
+            <w:tcBorders>
+              <w:top w:val="single" w:color="CCCCCC" w:sz="1"/>
+              <w:left w:val="single" w:color="CCCCCC" w:sz="1"/>
+              <w:bottom w:val="single" w:color="CCCCCC" w:sz="1"/>
+              <w:right w:val="single" w:color="CCCCCC" w:sz="1"/>
+            </w:tcBorders>
+            <w:tcMar>
+              <w:top w:type="dxa" w:w="80"/>
+              <w:left w:type="dxa" w:w="120"/>
+              <w:bottom w:type="dxa" w:w="80"/>
+              <w:right w:type="dxa" w:w="120"/>
+            </w:tcMar>
+            <w:vAlign w:val="center"/>
+          </w:tcPr>
+          <w:p>
+            <w:pPr>
+              <w:jc w:val="center"/>
+            </w:pPr>
+            <w:r>
+              <w:rPr>
+                <w:rFonts w:ascii="Arial" w:cs="Arial" w:eastAsia="Arial" w:hAnsi="Arial"/>
+                <w:b/>
+                <w:bCs/>
+                <w:color w:val="E67E22"/>
+                <w:sz w:val="20"/>
+                <w:szCs w:val="20"/>
+              </w:rPr>
+              <w:t xml:space="preserve">概ね良好</w:t>
+            </w:r>
+          </w:p>
+        </w:tc>
+      </w:tr>
+      <w:tr>
+        <w:tc>
+          <w:tcPr>
+            <w:tcW w:type="dxa" w:w="1800"/>
+            <w:tcBorders>
+              <w:top w:val="single" w:color="CCCCCC" w:sz="1"/>
+              <w:left w:val="single" w:color="CCCCCC" w:sz="1"/>
+              <w:bottom w:val="single" w:color="CCCCCC" w:sz="1"/>
+              <w:right w:val="single" w:color="CCCCCC" w:sz="1"/>
+            </w:tcBorders>
+            <w:shd w:fill="F2F2F2" w:val="clear"/>
+            <w:tcMar>
+              <w:top w:type="dxa" w:w="80"/>
+              <w:left w:type="dxa" w:w="120"/>
+              <w:bottom w:type="dxa" w:w="80"/>
+              <w:right w:type="dxa" w:w="120"/>
+            </w:tcMar>
+            <w:vAlign w:val="center"/>
+          </w:tcPr>
+          <w:p>
+            <w:pPr>
+              <w:jc w:val="left"/>
+            </w:pPr>
+            <w:r>
+              <w:rPr>
+                <w:rFonts w:ascii="Arial" w:cs="Arial" w:eastAsia="Arial" w:hAnsi="Arial"/>
+                <w:b/>
+                <w:bCs/>
+                <w:color w:val="333333"/>
+                <w:sz w:val="20"/>
+                <w:szCs w:val="20"/>
+              </w:rPr>
+              <w:t xml:space="preserve">楽天トラベル</w:t>
+            </w:r>
+          </w:p>
+        </w:tc>
+        <w:tc>
+          <w:tcPr>
+            <w:tcW w:type="dxa" w:w="900"/>
+            <w:tcBorders>
+              <w:top w:val="single" w:color="CCCCCC" w:sz="1"/>
+              <w:left w:val="single" w:color="CCCCCC" w:sz="1"/>
+              <w:bottom w:val="single" w:color="CCCCCC" w:sz="1"/>
+              <w:right w:val="single" w:color="CCCCCC" w:sz="1"/>
+            </w:tcBorders>
+            <w:shd w:fill="F2F2F2" w:val="clear"/>
+            <w:tcMar>
+              <w:top w:type="dxa" w:w="80"/>
+              <w:left w:type="dxa" w:w="120"/>
+              <w:bottom w:type="dxa" w:w="80"/>
+              <w:right w:type="dxa" w:w="120"/>
+            </w:tcMar>
+            <w:vAlign w:val="center"/>
+          </w:tcPr>
+          <w:p>
+            <w:pPr>
+              <w:jc w:val="center"/>
+            </w:pPr>
+            <w:r>
+              <w:rPr>
+                <w:rFonts w:ascii="Arial" w:cs="Arial" w:eastAsia="Arial" w:hAnsi="Arial"/>
+                <w:b w:val="false"/>
+                <w:bCs w:val="false"/>
+                <w:color w:val="333333"/>
+                <w:sz w:val="20"/>
+                <w:szCs w:val="20"/>
+              </w:rPr>
+              <w:t xml:space="preserve">6</w:t>
+            </w:r>
+          </w:p>
+        </w:tc>
+        <w:tc>
+          <w:tcPr>
+            <w:tcW w:type="dxa" w:w="1300"/>
+            <w:tcBorders>
+              <w:top w:val="single" w:color="CCCCCC" w:sz="1"/>
+              <w:left w:val="single" w:color="CCCCCC" w:sz="1"/>
+              <w:bottom w:val="single" w:color="CCCCCC" w:sz="1"/>
+              <w:right w:val="single" w:color="CCCCCC" w:sz="1"/>
+            </w:tcBorders>
+            <w:shd w:fill="F2F2F2" w:val="clear"/>
+            <w:tcMar>
+              <w:top w:type="dxa" w:w="80"/>
+              <w:left w:type="dxa" w:w="120"/>
+              <w:bottom w:type="dxa" w:w="80"/>
+              <w:right w:type="dxa" w:w="120"/>
+            </w:tcMar>
+            <w:vAlign w:val="center"/>
+          </w:tcPr>
+          <w:p>
+            <w:pPr>
+              <w:jc w:val="center"/>
+            </w:pPr>
+            <w:r>
+              <w:rPr>
+                <w:rFonts w:ascii="Arial" w:cs="Arial" w:eastAsia="Arial" w:hAnsi="Arial"/>
+                <w:b/>
+                <w:bCs/>
+                <w:color w:val="333333"/>
+                <w:sz w:val="20"/>
+                <w:szCs w:val="20"/>
+              </w:rPr>
+              <w:t xml:space="preserve">3.83</w:t>
+            </w:r>
+          </w:p>
+        </w:tc>
+        <w:tc>
+          <w:tcPr>
+            <w:tcW w:type="dxa" w:w="900"/>
+            <w:tcBorders>
+              <w:top w:val="single" w:color="CCCCCC" w:sz="1"/>
+              <w:left w:val="single" w:color="CCCCCC" w:sz="1"/>
+              <w:bottom w:val="single" w:color="CCCCCC" w:sz="1"/>
+              <w:right w:val="single" w:color="CCCCCC" w:sz="1"/>
+            </w:tcBorders>
+            <w:shd w:fill="F2F2F2" w:val="clear"/>
+            <w:tcMar>
+              <w:top w:type="dxa" w:w="80"/>
+              <w:left w:type="dxa" w:w="120"/>
+              <w:bottom w:type="dxa" w:w="80"/>
+              <w:right w:type="dxa" w:w="120"/>
+            </w:tcMar>
+            <w:vAlign w:val="center"/>
+          </w:tcPr>
+          <w:p>
+            <w:pPr>
+              <w:jc w:val="center"/>
+            </w:pPr>
+            <w:r>
+              <w:rPr>
+                <w:rFonts w:ascii="Arial" w:cs="Arial" w:eastAsia="Arial" w:hAnsi="Arial"/>
+                <w:b w:val="false"/>
+                <w:bCs w:val="false"/>
+                <w:color w:val="333333"/>
+                <w:sz w:val="20"/>
+                <w:szCs w:val="20"/>
+              </w:rPr>
+              <w:t xml:space="preserve">/5 (×2)</w:t>
+            </w:r>
+          </w:p>
+        </w:tc>
+        <w:tc>
+          <w:tcPr>
+            <w:tcW w:type="dxa" w:w="1300"/>
+            <w:tcBorders>
+              <w:top w:val="single" w:color="CCCCCC" w:sz="1"/>
+              <w:left w:val="single" w:color="CCCCCC" w:sz="1"/>
+              <w:bottom w:val="single" w:color="CCCCCC" w:sz="1"/>
+              <w:right w:val="single" w:color="CCCCCC" w:sz="1"/>
+            </w:tcBorders>
+            <w:shd w:fill="F2F2F2" w:val="clear"/>
+            <w:tcMar>
+              <w:top w:type="dxa" w:w="80"/>
+              <w:left w:type="dxa" w:w="120"/>
+              <w:bottom w:type="dxa" w:w="80"/>
+              <w:right w:type="dxa" w:w="120"/>
+            </w:tcMar>
+            <w:vAlign w:val="center"/>
+          </w:tcPr>
+          <w:p>
+            <w:pPr>
+              <w:jc w:val="center"/>
+            </w:pPr>
+            <w:r>
+              <w:rPr>
+                <w:rFonts w:ascii="Arial" w:cs="Arial" w:eastAsia="Arial" w:hAnsi="Arial"/>
+                <w:b/>
+                <w:bCs/>
+                <w:color w:val="E67E22"/>
+                <w:sz w:val="20"/>
+                <w:szCs w:val="20"/>
+              </w:rPr>
+              <w:t xml:space="preserve">7.67</w:t>
+            </w:r>
+          </w:p>
+        </w:tc>
+        <w:tc>
+          <w:tcPr>
+            <w:tcW w:type="dxa" w:w="1526"/>
+            <w:tcBorders>
+              <w:top w:val="single" w:color="CCCCCC" w:sz="1"/>
+              <w:left w:val="single" w:color="CCCCCC" w:sz="1"/>
+              <w:bottom w:val="single" w:color="CCCCCC" w:sz="1"/>
+              <w:right w:val="single" w:color="CCCCCC" w:sz="1"/>
+            </w:tcBorders>
+            <w:shd w:fill="F2F2F2" w:val="clear"/>
+            <w:tcMar>
+              <w:top w:type="dxa" w:w="80"/>
+              <w:left w:type="dxa" w:w="120"/>
+              <w:bottom w:type="dxa" w:w="80"/>
+              <w:right w:type="dxa" w:w="120"/>
+            </w:tcMar>
+            <w:vAlign w:val="center"/>
+          </w:tcPr>
+          <w:p>
+            <w:pPr>
+              <w:jc w:val="center"/>
+            </w:pPr>
+            <w:r>
+              <w:rPr>
+                <w:rFonts w:ascii="Arial" w:cs="Arial" w:eastAsia="Arial" w:hAnsi="Arial"/>
+                <w:b w:val="false"/>
+                <w:bCs w:val="false"/>
+                <w:color w:val="333333"/>
+                <w:sz w:val="20"/>
+                <w:szCs w:val="20"/>
+              </w:rPr>
+              <w:t xml:space="preserve">8</w:t>
+            </w:r>
+          </w:p>
+        </w:tc>
+        <w:tc>
+          <w:tcPr>
+            <w:tcW w:type="dxa" w:w="1300"/>
+            <w:tcBorders>
+              <w:top w:val="single" w:color="CCCCCC" w:sz="1"/>
+              <w:left w:val="single" w:color="CCCCCC" w:sz="1"/>
+              <w:bottom w:val="single" w:color="CCCCCC" w:sz="1"/>
+              <w:right w:val="single" w:color="CCCCCC" w:sz="1"/>
+            </w:tcBorders>
+            <w:shd w:fill="F2F2F2" w:val="clear"/>
+            <w:tcMar>
+              <w:top w:type="dxa" w:w="80"/>
+              <w:left w:type="dxa" w:w="120"/>
+              <w:bottom w:type="dxa" w:w="80"/>
+              <w:right w:type="dxa" w:w="120"/>
+            </w:tcMar>
+            <w:vAlign w:val="center"/>
+          </w:tcPr>
+          <w:p>
+            <w:pPr>
+              <w:jc w:val="center"/>
+            </w:pPr>
+            <w:r>
+              <w:rPr>
+                <w:rFonts w:ascii="Arial" w:cs="Arial" w:eastAsia="Arial" w:hAnsi="Arial"/>
+                <w:b/>
+                <w:bCs/>
+                <w:color w:val="E67E22"/>
+                <w:sz w:val="20"/>
+                <w:szCs w:val="20"/>
+              </w:rPr>
+              <w:t xml:space="preserve">概ね良好</w:t>
+            </w:r>
+          </w:p>
+        </w:tc>
+      </w:tr>
+      <w:tr>
+        <w:tc>
+          <w:tcPr>
+            <w:tcW w:type="dxa" w:w="1800"/>
+            <w:tcBorders>
+              <w:top w:val="single" w:color="CCCCCC" w:sz="1"/>
+              <w:left w:val="single" w:color="CCCCCC" w:sz="1"/>
+              <w:bottom w:val="single" w:color="CCCCCC" w:sz="1"/>
+              <w:right w:val="single" w:color="CCCCCC" w:sz="1"/>
+            </w:tcBorders>
+            <w:tcMar>
+              <w:top w:type="dxa" w:w="80"/>
+              <w:left w:type="dxa" w:w="120"/>
+              <w:bottom w:type="dxa" w:w="80"/>
+              <w:right w:type="dxa" w:w="120"/>
+            </w:tcMar>
+            <w:vAlign w:val="center"/>
+          </w:tcPr>
+          <w:p>
+            <w:pPr>
+              <w:jc w:val="left"/>
+            </w:pPr>
+            <w:r>
+              <w:rPr>
+                <w:rFonts w:ascii="Arial" w:cs="Arial" w:eastAsia="Arial" w:hAnsi="Arial"/>
+                <w:b/>
+                <w:bCs/>
+                <w:color w:val="333333"/>
+                <w:sz w:val="20"/>
+                <w:szCs w:val="20"/>
+              </w:rPr>
+              <w:t xml:space="preserve">じゃらん</w:t>
+            </w:r>
+          </w:p>
+        </w:tc>
+        <w:tc>
+          <w:tcPr>
+            <w:tcW w:type="dxa" w:w="900"/>
+            <w:tcBorders>
+              <w:top w:val="single" w:color="CCCCCC" w:sz="1"/>
+              <w:left w:val="single" w:color="CCCCCC" w:sz="1"/>
+              <w:bottom w:val="single" w:color="CCCCCC" w:sz="1"/>
+              <w:right w:val="single" w:color="CCCCCC" w:sz="1"/>
+            </w:tcBorders>
+            <w:tcMar>
+              <w:top w:type="dxa" w:w="80"/>
+              <w:left w:type="dxa" w:w="120"/>
+              <w:bottom w:type="dxa" w:w="80"/>
+              <w:right w:type="dxa" w:w="120"/>
+            </w:tcMar>
+            <w:vAlign w:val="center"/>
+          </w:tcPr>
+          <w:p>
+            <w:pPr>
+              <w:jc w:val="center"/>
+            </w:pPr>
+            <w:r>
+              <w:rPr>
+                <w:rFonts w:ascii="Arial" w:cs="Arial" w:eastAsia="Arial" w:hAnsi="Arial"/>
+                <w:b w:val="false"/>
+                <w:bCs w:val="false"/>
+                <w:color w:val="333333"/>
+                <w:sz w:val="20"/>
+                <w:szCs w:val="20"/>
+              </w:rPr>
+              <w:t xml:space="preserve">11</w:t>
+            </w:r>
+          </w:p>
+        </w:tc>
+        <w:tc>
+          <w:tcPr>
+            <w:tcW w:type="dxa" w:w="1300"/>
+            <w:tcBorders>
+              <w:top w:val="single" w:color="CCCCCC" w:sz="1"/>
+              <w:left w:val="single" w:color="CCCCCC" w:sz="1"/>
+              <w:bottom w:val="single" w:color="CCCCCC" w:sz="1"/>
+              <w:right w:val="single" w:color="CCCCCC" w:sz="1"/>
+            </w:tcBorders>
+            <w:tcMar>
+              <w:top w:type="dxa" w:w="80"/>
+              <w:left w:type="dxa" w:w="120"/>
+              <w:bottom w:type="dxa" w:w="80"/>
+              <w:right w:type="dxa" w:w="120"/>
+            </w:tcMar>
+            <w:vAlign w:val="center"/>
+          </w:tcPr>
+          <w:p>
+            <w:pPr>
+              <w:jc w:val="center"/>
+            </w:pPr>
+            <w:r>
+              <w:rPr>
+                <w:rFonts w:ascii="Arial" w:cs="Arial" w:eastAsia="Arial" w:hAnsi="Arial"/>
+                <w:b/>
+                <w:bCs/>
+                <w:color w:val="333333"/>
+                <w:sz w:val="20"/>
+                <w:szCs w:val="20"/>
+              </w:rPr>
+              <w:t xml:space="preserve">3.64</w:t>
+            </w:r>
+          </w:p>
+        </w:tc>
+        <w:tc>
+          <w:tcPr>
+            <w:tcW w:type="dxa" w:w="900"/>
+            <w:tcBorders>
+              <w:top w:val="single" w:color="CCCCCC" w:sz="1"/>
+              <w:left w:val="single" w:color="CCCCCC" w:sz="1"/>
+              <w:bottom w:val="single" w:color="CCCCCC" w:sz="1"/>
+              <w:right w:val="single" w:color="CCCCCC" w:sz="1"/>
+            </w:tcBorders>
+            <w:tcMar>
+              <w:top w:type="dxa" w:w="80"/>
+              <w:left w:type="dxa" w:w="120"/>
+              <w:bottom w:type="dxa" w:w="80"/>
+              <w:right w:type="dxa" w:w="120"/>
+            </w:tcMar>
+            <w:vAlign w:val="center"/>
+          </w:tcPr>
+          <w:p>
+            <w:pPr>
+              <w:jc w:val="center"/>
+            </w:pPr>
+            <w:r>
+              <w:rPr>
+                <w:rFonts w:ascii="Arial" w:cs="Arial" w:eastAsia="Arial" w:hAnsi="Arial"/>
+                <w:b w:val="false"/>
+                <w:bCs w:val="false"/>
+                <w:color w:val="333333"/>
+                <w:sz w:val="20"/>
+                <w:szCs w:val="20"/>
+              </w:rPr>
+              <w:t xml:space="preserve">/5 (×2)</w:t>
+            </w:r>
+          </w:p>
+        </w:tc>
+        <w:tc>
+          <w:tcPr>
+            <w:tcW w:type="dxa" w:w="1300"/>
+            <w:tcBorders>
+              <w:top w:val="single" w:color="CCCCCC" w:sz="1"/>
+              <w:left w:val="single" w:color="CCCCCC" w:sz="1"/>
+              <w:bottom w:val="single" w:color="CCCCCC" w:sz="1"/>
+              <w:right w:val="single" w:color="CCCCCC" w:sz="1"/>
+            </w:tcBorders>
+            <w:tcMar>
+              <w:top w:type="dxa" w:w="80"/>
+              <w:left w:type="dxa" w:w="120"/>
+              <w:bottom w:type="dxa" w:w="80"/>
+              <w:right w:type="dxa" w:w="120"/>
+            </w:tcMar>
+            <w:vAlign w:val="center"/>
+          </w:tcPr>
+          <w:p>
+            <w:pPr>
+              <w:jc w:val="center"/>
+            </w:pPr>
+            <w:r>
+              <w:rPr>
+                <w:rFonts w:ascii="Arial" w:cs="Arial" w:eastAsia="Arial" w:hAnsi="Arial"/>
+                <w:b/>
+                <w:bCs/>
+                <w:color w:val="E67E22"/>
+                <w:sz w:val="20"/>
+                <w:szCs w:val="20"/>
+              </w:rPr>
+              <w:t xml:space="preserve">7.27</w:t>
+            </w:r>
+          </w:p>
+        </w:tc>
+        <w:tc>
+          <w:tcPr>
+            <w:tcW w:type="dxa" w:w="1526"/>
+            <w:tcBorders>
+              <w:top w:val="single" w:color="CCCCCC" w:sz="1"/>
+              <w:left w:val="single" w:color="CCCCCC" w:sz="1"/>
+              <w:bottom w:val="single" w:color="CCCCCC" w:sz="1"/>
+              <w:right w:val="single" w:color="CCCCCC" w:sz="1"/>
+            </w:tcBorders>
+            <w:tcMar>
+              <w:top w:type="dxa" w:w="80"/>
+              <w:left w:type="dxa" w:w="120"/>
+              <w:bottom w:type="dxa" w:w="80"/>
+              <w:right w:type="dxa" w:w="120"/>
+            </w:tcMar>
+            <w:vAlign w:val="center"/>
+          </w:tcPr>
+          <w:p>
+            <w:pPr>
+              <w:jc w:val="center"/>
+            </w:pPr>
+            <w:r>
+              <w:rPr>
+                <w:rFonts w:ascii="Arial" w:cs="Arial" w:eastAsia="Arial" w:hAnsi="Arial"/>
+                <w:b w:val="false"/>
+                <w:bCs w:val="false"/>
+                <w:color w:val="333333"/>
+                <w:sz w:val="20"/>
+                <w:szCs w:val="20"/>
+              </w:rPr>
+              <w:t xml:space="preserve">8</w:t>
+            </w:r>
+          </w:p>
+        </w:tc>
+        <w:tc>
+          <w:tcPr>
+            <w:tcW w:type="dxa" w:w="1300"/>
+            <w:tcBorders>
+              <w:top w:val="single" w:color="CCCCCC" w:sz="1"/>
+              <w:left w:val="single" w:color="CCCCCC" w:sz="1"/>
+              <w:bottom w:val="single" w:color="CCCCCC" w:sz="1"/>
+              <w:right w:val="single" w:color="CCCCCC" w:sz="1"/>
+            </w:tcBorders>
+            <w:tcMar>
+              <w:top w:type="dxa" w:w="80"/>
+              <w:left w:type="dxa" w:w="120"/>
+              <w:bottom w:type="dxa" w:w="80"/>
+              <w:right w:type="dxa" w:w="120"/>
+            </w:tcMar>
+            <w:vAlign w:val="center"/>
+          </w:tcPr>
+          <w:p>
+            <w:pPr>
+              <w:jc w:val="center"/>
+            </w:pPr>
+            <w:r>
+              <w:rPr>
+                <w:rFonts w:ascii="Arial" w:cs="Arial" w:eastAsia="Arial" w:hAnsi="Arial"/>
+                <w:b/>
+                <w:bCs/>
+                <w:color w:val="E67E22"/>
+                <w:sz w:val="20"/>
+                <w:szCs w:val="20"/>
+              </w:rPr>
+              <w:t xml:space="preserve">概ね良好</w:t>
+            </w:r>
+          </w:p>
+        </w:tc>
+      </w:tr>
+      <w:tr>
+        <w:tc>
+          <w:tcPr>
+            <w:tcW w:type="dxa" w:w="1800"/>
+            <w:tcBorders>
+              <w:top w:val="single" w:color="CCCCCC" w:sz="1"/>
+              <w:left w:val="single" w:color="CCCCCC" w:sz="1"/>
+              <w:bottom w:val="single" w:color="CCCCCC" w:sz="1"/>
+              <w:right w:val="single" w:color="CCCCCC" w:sz="1"/>
+            </w:tcBorders>
+            <w:shd w:fill="F2F2F2" w:val="clear"/>
+            <w:tcMar>
+              <w:top w:type="dxa" w:w="80"/>
+              <w:left w:type="dxa" w:w="120"/>
+              <w:bottom w:type="dxa" w:w="80"/>
+              <w:right w:type="dxa" w:w="120"/>
+            </w:tcMar>
+            <w:vAlign w:val="center"/>
+          </w:tcPr>
+          <w:p>
+            <w:pPr>
+              <w:jc w:val="left"/>
+            </w:pPr>
+            <w:r>
+              <w:rPr>
+                <w:rFonts w:ascii="Arial" w:cs="Arial" w:eastAsia="Arial" w:hAnsi="Arial"/>
+                <w:b/>
+                <w:bCs/>
+                <w:color w:val="333333"/>
+                <w:sz w:val="20"/>
+                <w:szCs w:val="20"/>
+              </w:rPr>
+              <w:t xml:space="preserve">Booking.com</w:t>
+            </w:r>
+          </w:p>
+        </w:tc>
+        <w:tc>
+          <w:tcPr>
+            <w:tcW w:type="dxa" w:w="900"/>
+            <w:tcBorders>
+              <w:top w:val="single" w:color="CCCCCC" w:sz="1"/>
+              <w:left w:val="single" w:color="CCCCCC" w:sz="1"/>
+              <w:bottom w:val="single" w:color="CCCCCC" w:sz="1"/>
+              <w:right w:val="single" w:color="CCCCCC" w:sz="1"/>
+            </w:tcBorders>
+            <w:shd w:fill="F2F2F2" w:val="clear"/>
+            <w:tcMar>
+              <w:top w:type="dxa" w:w="80"/>
+              <w:left w:type="dxa" w:w="120"/>
+              <w:bottom w:type="dxa" w:w="80"/>
+              <w:right w:type="dxa" w:w="120"/>
+            </w:tcMar>
+            <w:vAlign w:val="center"/>
+          </w:tcPr>
+          <w:p>
+            <w:pPr>
+              <w:jc w:val="center"/>
+            </w:pPr>
+            <w:r>
+              <w:rPr>
+                <w:rFonts w:ascii="Arial" w:cs="Arial" w:eastAsia="Arial" w:hAnsi="Arial"/>
+                <w:b w:val="false"/>
+                <w:bCs w:val="false"/>
+                <w:color w:val="333333"/>
+                <w:sz w:val="20"/>
+                <w:szCs w:val="20"/>
+              </w:rPr>
+              <w:t xml:space="preserve">91</w:t>
+            </w:r>
+          </w:p>
+        </w:tc>
+        <w:tc>
+          <w:tcPr>
+            <w:tcW w:type="dxa" w:w="1300"/>
+            <w:tcBorders>
+              <w:top w:val="single" w:color="CCCCCC" w:sz="1"/>
+              <w:left w:val="single" w:color="CCCCCC" w:sz="1"/>
+              <w:bottom w:val="single" w:color="CCCCCC" w:sz="1"/>
+              <w:right w:val="single" w:color="CCCCCC" w:sz="1"/>
+            </w:tcBorders>
+            <w:shd w:fill="F2F2F2" w:val="clear"/>
+            <w:tcMar>
+              <w:top w:type="dxa" w:w="80"/>
+              <w:left w:type="dxa" w:w="120"/>
+              <w:bottom w:type="dxa" w:w="80"/>
+              <w:right w:type="dxa" w:w="120"/>
+            </w:tcMar>
+            <w:vAlign w:val="center"/>
+          </w:tcPr>
+          <w:p>
+            <w:pPr>
+              <w:jc w:val="center"/>
+            </w:pPr>
+            <w:r>
+              <w:rPr>
+                <w:rFonts w:ascii="Arial" w:cs="Arial" w:eastAsia="Arial" w:hAnsi="Arial"/>
+                <w:b/>
+                <w:bCs/>
+                <w:color w:val="333333"/>
+                <w:sz w:val="20"/>
+                <w:szCs w:val="20"/>
+              </w:rPr>
+              <w:t xml:space="preserve">7.03</w:t>
+            </w:r>
+          </w:p>
+        </w:tc>
+        <w:tc>
+          <w:tcPr>
+            <w:tcW w:type="dxa" w:w="900"/>
+            <w:tcBorders>
+              <w:top w:val="single" w:color="CCCCCC" w:sz="1"/>
+              <w:left w:val="single" w:color="CCCCCC" w:sz="1"/>
+              <w:bottom w:val="single" w:color="CCCCCC" w:sz="1"/>
+              <w:right w:val="single" w:color="CCCCCC" w:sz="1"/>
+            </w:tcBorders>
+            <w:shd w:fill="F2F2F2" w:val="clear"/>
+            <w:tcMar>
+              <w:top w:type="dxa" w:w="80"/>
+              <w:left w:type="dxa" w:w="120"/>
+              <w:bottom w:type="dxa" w:w="80"/>
+              <w:right w:type="dxa" w:w="120"/>
+            </w:tcMar>
+            <w:vAlign w:val="center"/>
+          </w:tcPr>
+          <w:p>
+            <w:pPr>
+              <w:jc w:val="center"/>
+            </w:pPr>
+            <w:r>
+              <w:rPr>
+                <w:rFonts w:ascii="Arial" w:cs="Arial" w:eastAsia="Arial" w:hAnsi="Arial"/>
+                <w:b w:val="false"/>
+                <w:bCs w:val="false"/>
+                <w:color w:val="333333"/>
+                <w:sz w:val="20"/>
+                <w:szCs w:val="20"/>
+              </w:rPr>
+              <w:t xml:space="preserve">/10</w:t>
+            </w:r>
+          </w:p>
+        </w:tc>
+        <w:tc>
+          <w:tcPr>
+            <w:tcW w:type="dxa" w:w="1300"/>
+            <w:tcBorders>
+              <w:top w:val="single" w:color="CCCCCC" w:sz="1"/>
+              <w:left w:val="single" w:color="CCCCCC" w:sz="1"/>
+              <w:bottom w:val="single" w:color="CCCCCC" w:sz="1"/>
+              <w:right w:val="single" w:color="CCCCCC" w:sz="1"/>
+            </w:tcBorders>
+            <w:shd w:fill="F2F2F2" w:val="clear"/>
+            <w:tcMar>
+              <w:top w:type="dxa" w:w="80"/>
+              <w:left w:type="dxa" w:w="120"/>
+              <w:bottom w:type="dxa" w:w="80"/>
+              <w:right w:type="dxa" w:w="120"/>
+            </w:tcMar>
+            <w:vAlign w:val="center"/>
+          </w:tcPr>
+          <w:p>
+            <w:pPr>
+              <w:jc w:val="center"/>
+            </w:pPr>
+            <w:r>
+              <w:rPr>
+                <w:rFonts w:ascii="Arial" w:cs="Arial" w:eastAsia="Arial" w:hAnsi="Arial"/>
+                <w:b/>
+                <w:bCs/>
+                <w:color w:val="E67E22"/>
+                <w:sz w:val="20"/>
+                <w:szCs w:val="20"/>
+              </w:rPr>
+              <w:t xml:space="preserve">7.03</w:t>
+            </w:r>
+          </w:p>
+        </w:tc>
+        <w:tc>
+          <w:tcPr>
+            <w:tcW w:type="dxa" w:w="1526"/>
+            <w:tcBorders>
+              <w:top w:val="single" w:color="CCCCCC" w:sz="1"/>
+              <w:left w:val="single" w:color="CCCCCC" w:sz="1"/>
+              <w:bottom w:val="single" w:color="CCCCCC" w:sz="1"/>
+              <w:right w:val="single" w:color="CCCCCC" w:sz="1"/>
+            </w:tcBorders>
+            <w:shd w:fill="F2F2F2" w:val="clear"/>
+            <w:tcMar>
+              <w:top w:type="dxa" w:w="80"/>
+              <w:left w:type="dxa" w:w="120"/>
+              <w:bottom w:type="dxa" w:w="80"/>
+              <w:right w:type="dxa" w:w="120"/>
+            </w:tcMar>
+            <w:vAlign w:val="center"/>
+          </w:tcPr>
+          <w:p>
+            <w:pPr>
+              <w:jc w:val="center"/>
+            </w:pPr>
+            <w:r>
+              <w:rPr>
+                <w:rFonts w:ascii="Arial" w:cs="Arial" w:eastAsia="Arial" w:hAnsi="Arial"/>
+                <w:b w:val="false"/>
+                <w:bCs w:val="false"/>
+                <w:color w:val="333333"/>
+                <w:sz w:val="20"/>
+                <w:szCs w:val="20"/>
+              </w:rPr>
+              <w:t xml:space="preserve">7</w:t>
+            </w:r>
+          </w:p>
+        </w:tc>
+        <w:tc>
+          <w:tcPr>
+            <w:tcW w:type="dxa" w:w="1300"/>
+            <w:tcBorders>
+              <w:top w:val="single" w:color="CCCCCC" w:sz="1"/>
+              <w:left w:val="single" w:color="CCCCCC" w:sz="1"/>
+              <w:bottom w:val="single" w:color="CCCCCC" w:sz="1"/>
+              <w:right w:val="single" w:color="CCCCCC" w:sz="1"/>
+            </w:tcBorders>
+            <w:shd w:fill="F2F2F2" w:val="clear"/>
+            <w:tcMar>
+              <w:top w:type="dxa" w:w="80"/>
+              <w:left w:type="dxa" w:w="120"/>
+              <w:bottom w:type="dxa" w:w="80"/>
+              <w:right w:type="dxa" w:w="120"/>
+            </w:tcMar>
+            <w:vAlign w:val="center"/>
+          </w:tcPr>
+          <w:p>
+            <w:pPr>
+              <w:jc w:val="center"/>
+            </w:pPr>
+            <w:r>
+              <w:rPr>
+                <w:rFonts w:ascii="Arial" w:cs="Arial" w:eastAsia="Arial" w:hAnsi="Arial"/>
+                <w:b/>
+                <w:bCs/>
+                <w:color w:val="E67E22"/>
+                <w:sz w:val="20"/>
+                <w:szCs w:val="20"/>
+              </w:rPr>
+              <w:t xml:space="preserve">概ね良好</w:t>
+            </w:r>
+          </w:p>
+        </w:tc>
+      </w:tr>
+      <w:tr>
+        <w:tc>
+          <w:tcPr>
+            <w:tcW w:type="dxa" w:w="1800"/>
+            <w:tcBorders>
+              <w:top w:val="single" w:color="CCCCCC" w:sz="1"/>
+              <w:left w:val="single" w:color="CCCCCC" w:sz="1"/>
+              <w:bottom w:val="single" w:color="CCCCCC" w:sz="1"/>
+              <w:right w:val="single" w:color="CCCCCC" w:sz="1"/>
+            </w:tcBorders>
+            <w:tcMar>
+              <w:top w:type="dxa" w:w="80"/>
+              <w:left w:type="dxa" w:w="120"/>
+              <w:bottom w:type="dxa" w:w="80"/>
+              <w:right w:type="dxa" w:w="120"/>
+            </w:tcMar>
+            <w:vAlign w:val="center"/>
+          </w:tcPr>
+          <w:p>
+            <w:pPr>
+              <w:jc w:val="left"/>
+            </w:pPr>
+            <w:r>
+              <w:rPr>
+                <w:rFonts w:ascii="Arial" w:cs="Arial" w:eastAsia="Arial" w:hAnsi="Arial"/>
+                <w:b/>
+                <w:bCs/>
+                <w:color w:val="333333"/>
+                <w:sz w:val="20"/>
+                <w:szCs w:val="20"/>
+              </w:rPr>
+              <w:t xml:space="preserve">Trip.com</w:t>
+            </w:r>
+          </w:p>
+        </w:tc>
+        <w:tc>
+          <w:tcPr>
+            <w:tcW w:type="dxa" w:w="900"/>
+            <w:tcBorders>
+              <w:top w:val="single" w:color="CCCCCC" w:sz="1"/>
+              <w:left w:val="single" w:color="CCCCCC" w:sz="1"/>
+              <w:bottom w:val="single" w:color="CCCCCC" w:sz="1"/>
+              <w:right w:val="single" w:color="CCCCCC" w:sz="1"/>
+            </w:tcBorders>
+            <w:tcMar>
+              <w:top w:type="dxa" w:w="80"/>
+              <w:left w:type="dxa" w:w="120"/>
+              <w:bottom w:type="dxa" w:w="80"/>
+              <w:right w:type="dxa" w:w="120"/>
+            </w:tcMar>
+            <w:vAlign w:val="center"/>
+          </w:tcPr>
+          <w:p>
+            <w:pPr>
+              <w:jc w:val="center"/>
+            </w:pPr>
+            <w:r>
+              <w:rPr>
+                <w:rFonts w:ascii="Arial" w:cs="Arial" w:eastAsia="Arial" w:hAnsi="Arial"/>
+                <w:b w:val="false"/>
+                <w:bCs w:val="false"/>
+                <w:color w:val="333333"/>
+                <w:sz w:val="20"/>
+                <w:szCs w:val="20"/>
+              </w:rPr>
+              <w:t xml:space="preserve">3</w:t>
+            </w:r>
+          </w:p>
+        </w:tc>
+        <w:tc>
+          <w:tcPr>
+            <w:tcW w:type="dxa" w:w="1300"/>
+            <w:tcBorders>
+              <w:top w:val="single" w:color="CCCCCC" w:sz="1"/>
+              <w:left w:val="single" w:color="CCCCCC" w:sz="1"/>
+              <w:bottom w:val="single" w:color="CCCCCC" w:sz="1"/>
+              <w:right w:val="single" w:color="CCCCCC" w:sz="1"/>
+            </w:tcBorders>
+            <w:tcMar>
+              <w:top w:type="dxa" w:w="80"/>
+              <w:left w:type="dxa" w:w="120"/>
+              <w:bottom w:type="dxa" w:w="80"/>
+              <w:right w:type="dxa" w:w="120"/>
+            </w:tcMar>
+            <w:vAlign w:val="center"/>
+          </w:tcPr>
+          <w:p>
+            <w:pPr>
+              <w:jc w:val="center"/>
+            </w:pPr>
+            <w:r>
+              <w:rPr>
+                <w:rFonts w:ascii="Arial" w:cs="Arial" w:eastAsia="Arial" w:hAnsi="Arial"/>
+                <w:b/>
+                <w:bCs/>
+                <w:color w:val="333333"/>
+                <w:sz w:val="20"/>
+                <w:szCs w:val="20"/>
+              </w:rPr>
+              <w:t xml:space="preserve">6.67</w:t>
+            </w:r>
+          </w:p>
+        </w:tc>
+        <w:tc>
+          <w:tcPr>
+            <w:tcW w:type="dxa" w:w="900"/>
+            <w:tcBorders>
+              <w:top w:val="single" w:color="CCCCCC" w:sz="1"/>
+              <w:left w:val="single" w:color="CCCCCC" w:sz="1"/>
+              <w:bottom w:val="single" w:color="CCCCCC" w:sz="1"/>
+              <w:right w:val="single" w:color="CCCCCC" w:sz="1"/>
+            </w:tcBorders>
+            <w:tcMar>
+              <w:top w:type="dxa" w:w="80"/>
+              <w:left w:type="dxa" w:w="120"/>
+              <w:bottom w:type="dxa" w:w="80"/>
+              <w:right w:type="dxa" w:w="120"/>
+            </w:tcMar>
+            <w:vAlign w:val="center"/>
+          </w:tcPr>
+          <w:p>
+            <w:pPr>
+              <w:jc w:val="center"/>
+            </w:pPr>
+            <w:r>
+              <w:rPr>
+                <w:rFonts w:ascii="Arial" w:cs="Arial" w:eastAsia="Arial" w:hAnsi="Arial"/>
+                <w:b w:val="false"/>
+                <w:bCs w:val="false"/>
+                <w:color w:val="333333"/>
+                <w:sz w:val="20"/>
+                <w:szCs w:val="20"/>
+              </w:rPr>
+              <w:t xml:space="preserve">/10</w:t>
+            </w:r>
+          </w:p>
+        </w:tc>
+        <w:tc>
+          <w:tcPr>
+            <w:tcW w:type="dxa" w:w="1300"/>
+            <w:tcBorders>
+              <w:top w:val="single" w:color="CCCCCC" w:sz="1"/>
+              <w:left w:val="single" w:color="CCCCCC" w:sz="1"/>
+              <w:bottom w:val="single" w:color="CCCCCC" w:sz="1"/>
+              <w:right w:val="single" w:color="CCCCCC" w:sz="1"/>
+            </w:tcBorders>
+            <w:tcMar>
+              <w:top w:type="dxa" w:w="80"/>
+              <w:left w:type="dxa" w:w="120"/>
+              <w:bottom w:type="dxa" w:w="80"/>
+              <w:right w:type="dxa" w:w="120"/>
+            </w:tcMar>
+            <w:vAlign w:val="center"/>
+          </w:tcPr>
+          <w:p>
+            <w:pPr>
+              <w:jc w:val="center"/>
+            </w:pPr>
+            <w:r>
+              <w:rPr>
+                <w:rFonts w:ascii="Arial" w:cs="Arial" w:eastAsia="Arial" w:hAnsi="Arial"/>
+                <w:b/>
+                <w:bCs/>
+                <w:color w:val="C0392B"/>
+                <w:sz w:val="20"/>
+                <w:szCs w:val="20"/>
+              </w:rPr>
+              <w:t xml:space="preserve">6.67</w:t>
+            </w:r>
+          </w:p>
+        </w:tc>
+        <w:tc>
+          <w:tcPr>
+            <w:tcW w:type="dxa" w:w="1526"/>
+            <w:tcBorders>
+              <w:top w:val="single" w:color="CCCCCC" w:sz="1"/>
+              <w:left w:val="single" w:color="CCCCCC" w:sz="1"/>
+              <w:bottom w:val="single" w:color="CCCCCC" w:sz="1"/>
+              <w:right w:val="single" w:color="CCCCCC" w:sz="1"/>
+            </w:tcBorders>
+            <w:tcMar>
+              <w:top w:type="dxa" w:w="80"/>
+              <w:left w:type="dxa" w:w="120"/>
+              <w:bottom w:type="dxa" w:w="80"/>
+              <w:right w:type="dxa" w:w="120"/>
+            </w:tcMar>
+            <w:vAlign w:val="center"/>
+          </w:tcPr>
+          <w:p>
+            <w:pPr>
+              <w:jc w:val="center"/>
+            </w:pPr>
+            <w:r>
+              <w:rPr>
+                <w:rFonts w:ascii="Arial" w:cs="Arial" w:eastAsia="Arial" w:hAnsi="Arial"/>
+                <w:b w:val="false"/>
+                <w:bCs w:val="false"/>
+                <w:color w:val="333333"/>
+                <w:sz w:val="20"/>
+                <w:szCs w:val="20"/>
+              </w:rPr>
+              <w:t xml:space="preserve">8</w:t>
+            </w:r>
+          </w:p>
+        </w:tc>
+        <w:tc>
+          <w:tcPr>
+            <w:tcW w:type="dxa" w:w="1300"/>
+            <w:tcBorders>
+              <w:top w:val="single" w:color="CCCCCC" w:sz="1"/>
+              <w:left w:val="single" w:color="CCCCCC" w:sz="1"/>
+              <w:bottom w:val="single" w:color="CCCCCC" w:sz="1"/>
+              <w:right w:val="single" w:color="CCCCCC" w:sz="1"/>
+            </w:tcBorders>
+            <w:tcMar>
+              <w:top w:type="dxa" w:w="80"/>
+              <w:left w:type="dxa" w:w="120"/>
+              <w:bottom w:type="dxa" w:w="80"/>
+              <w:right w:type="dxa" w:w="120"/>
+            </w:tcMar>
+            <w:vAlign w:val="center"/>
+          </w:tcPr>
+          <w:p>
+            <w:pPr>
+              <w:jc w:val="center"/>
+            </w:pPr>
+            <w:r>
+              <w:rPr>
+                <w:rFonts w:ascii="Arial" w:cs="Arial" w:eastAsia="Arial" w:hAnsi="Arial"/>
+                <w:b/>
+                <w:bCs/>
+                <w:color w:val="C0392B"/>
+                <w:sz w:val="20"/>
+                <w:szCs w:val="20"/>
+              </w:rPr>
+              <w:t xml:space="preserve">要改善</w:t>
+            </w:r>
+          </w:p>
+        </w:tc>
+      </w:tr>
     </w:tbl>
     <w:p>
       <w:pPr>
@@ -957,7 +2171,7 @@
           <w:sz w:val="21"/>
           <w:szCs w:val="21"/>
         </w:rPr>
-        <w:t xml:space="preserve">8点以上の高評価が0.0%を占める一方、改善の余地も見られます。</w:t>
+        <w:t xml:space="preserve">評価分布は8点（28.8%）に最も多く、8点以上の高評価が50.8%を占める一方、改善の余地も見られます。低評価（1-4点）は計14件（11.9%）です。</w:t>
       </w:r>
     </w:p>
     <w:p>
@@ -1125,6 +2339,1307 @@
           </w:p>
         </w:tc>
       </w:tr>
+      <w:tr>
+        <w:tc>
+          <w:tcPr>
+            <w:tcW w:type="dxa" w:w="1200"/>
+            <w:tcBorders>
+              <w:top w:val="single" w:color="CCCCCC" w:sz="1"/>
+              <w:left w:val="single" w:color="CCCCCC" w:sz="1"/>
+              <w:bottom w:val="single" w:color="CCCCCC" w:sz="1"/>
+              <w:right w:val="single" w:color="CCCCCC" w:sz="1"/>
+            </w:tcBorders>
+            <w:shd w:fill="F2F2F2" w:val="clear"/>
+            <w:tcMar>
+              <w:top w:type="dxa" w:w="80"/>
+              <w:left w:type="dxa" w:w="120"/>
+              <w:bottom w:type="dxa" w:w="80"/>
+              <w:right w:type="dxa" w:w="120"/>
+            </w:tcMar>
+            <w:vAlign w:val="center"/>
+          </w:tcPr>
+          <w:p>
+            <w:pPr>
+              <w:jc w:val="center"/>
+            </w:pPr>
+            <w:r>
+              <w:rPr>
+                <w:rFonts w:ascii="Arial" w:cs="Arial" w:eastAsia="Arial" w:hAnsi="Arial"/>
+                <w:b/>
+                <w:bCs/>
+                <w:color w:val="333333"/>
+                <w:sz w:val="20"/>
+                <w:szCs w:val="20"/>
+              </w:rPr>
+              <w:t xml:space="preserve">10</w:t>
+            </w:r>
+          </w:p>
+        </w:tc>
+        <w:tc>
+          <w:tcPr>
+            <w:tcW w:type="dxa" w:w="1200"/>
+            <w:tcBorders>
+              <w:top w:val="single" w:color="CCCCCC" w:sz="1"/>
+              <w:left w:val="single" w:color="CCCCCC" w:sz="1"/>
+              <w:bottom w:val="single" w:color="CCCCCC" w:sz="1"/>
+              <w:right w:val="single" w:color="CCCCCC" w:sz="1"/>
+            </w:tcBorders>
+            <w:shd w:fill="F2F2F2" w:val="clear"/>
+            <w:tcMar>
+              <w:top w:type="dxa" w:w="80"/>
+              <w:left w:type="dxa" w:w="120"/>
+              <w:bottom w:type="dxa" w:w="80"/>
+              <w:right w:type="dxa" w:w="120"/>
+            </w:tcMar>
+            <w:vAlign w:val="center"/>
+          </w:tcPr>
+          <w:p>
+            <w:pPr>
+              <w:jc w:val="center"/>
+            </w:pPr>
+            <w:r>
+              <w:rPr>
+                <w:rFonts w:ascii="Arial" w:cs="Arial" w:eastAsia="Arial" w:hAnsi="Arial"/>
+                <w:b w:val="false"/>
+                <w:bCs w:val="false"/>
+                <w:color w:val="333333"/>
+                <w:sz w:val="20"/>
+                <w:szCs w:val="20"/>
+              </w:rPr>
+              <w:t xml:space="preserve">16</w:t>
+            </w:r>
+          </w:p>
+        </w:tc>
+        <w:tc>
+          <w:tcPr>
+            <w:tcW w:type="dxa" w:w="1500"/>
+            <w:tcBorders>
+              <w:top w:val="single" w:color="CCCCCC" w:sz="1"/>
+              <w:left w:val="single" w:color="CCCCCC" w:sz="1"/>
+              <w:bottom w:val="single" w:color="CCCCCC" w:sz="1"/>
+              <w:right w:val="single" w:color="CCCCCC" w:sz="1"/>
+            </w:tcBorders>
+            <w:shd w:fill="F2F2F2" w:val="clear"/>
+            <w:tcMar>
+              <w:top w:type="dxa" w:w="80"/>
+              <w:left w:type="dxa" w:w="120"/>
+              <w:bottom w:type="dxa" w:w="80"/>
+              <w:right w:type="dxa" w:w="120"/>
+            </w:tcMar>
+            <w:vAlign w:val="center"/>
+          </w:tcPr>
+          <w:p>
+            <w:pPr>
+              <w:jc w:val="center"/>
+            </w:pPr>
+            <w:r>
+              <w:rPr>
+                <w:rFonts w:ascii="Arial" w:cs="Arial" w:eastAsia="Arial" w:hAnsi="Arial"/>
+                <w:b w:val="false"/>
+                <w:bCs w:val="false"/>
+                <w:color w:val="333333"/>
+                <w:sz w:val="20"/>
+                <w:szCs w:val="20"/>
+              </w:rPr>
+              <w:t xml:space="preserve">13.6%</w:t>
+            </w:r>
+          </w:p>
+        </w:tc>
+        <w:tc>
+          <w:tcPr>
+            <w:tcW w:type="dxa" w:w="5126"/>
+            <w:tcBorders>
+              <w:top w:val="single" w:color="CCCCCC" w:sz="1"/>
+              <w:left w:val="single" w:color="CCCCCC" w:sz="1"/>
+              <w:bottom w:val="single" w:color="CCCCCC" w:sz="1"/>
+              <w:right w:val="single" w:color="CCCCCC" w:sz="1"/>
+            </w:tcBorders>
+            <w:shd w:fill="F2F2F2" w:val="clear"/>
+            <w:tcMar>
+              <w:top w:type="dxa" w:w="80"/>
+              <w:left w:type="dxa" w:w="120"/>
+              <w:bottom w:type="dxa" w:w="80"/>
+              <w:right w:type="dxa" w:w="120"/>
+            </w:tcMar>
+          </w:tcPr>
+          <w:p>
+            <w:r>
+              <w:rPr>
+                <w:rFonts w:ascii="Arial" w:cs="Arial" w:eastAsia="Arial" w:hAnsi="Arial"/>
+                <w:color w:val="27AE60"/>
+                <w:sz w:val="20"/>
+                <w:szCs w:val="20"/>
+              </w:rPr>
+              <w:t xml:space="preserve">█████████</w:t>
+            </w:r>
+            <w:r>
+              <w:rPr>
+                <w:rFonts w:ascii="Arial" w:cs="Arial" w:eastAsia="Arial" w:hAnsi="Arial"/>
+                <w:color w:val="666666"/>
+                <w:sz w:val="18"/>
+                <w:szCs w:val="18"/>
+              </w:rPr>
+              <w:t xml:space="preserve"> 16件</w:t>
+            </w:r>
+          </w:p>
+        </w:tc>
+      </w:tr>
+      <w:tr>
+        <w:tc>
+          <w:tcPr>
+            <w:tcW w:type="dxa" w:w="1200"/>
+            <w:tcBorders>
+              <w:top w:val="single" w:color="CCCCCC" w:sz="1"/>
+              <w:left w:val="single" w:color="CCCCCC" w:sz="1"/>
+              <w:bottom w:val="single" w:color="CCCCCC" w:sz="1"/>
+              <w:right w:val="single" w:color="CCCCCC" w:sz="1"/>
+            </w:tcBorders>
+            <w:shd w:fill="FFFFFF" w:val="clear"/>
+            <w:tcMar>
+              <w:top w:type="dxa" w:w="80"/>
+              <w:left w:type="dxa" w:w="120"/>
+              <w:bottom w:type="dxa" w:w="80"/>
+              <w:right w:type="dxa" w:w="120"/>
+            </w:tcMar>
+            <w:vAlign w:val="center"/>
+          </w:tcPr>
+          <w:p>
+            <w:pPr>
+              <w:jc w:val="center"/>
+            </w:pPr>
+            <w:r>
+              <w:rPr>
+                <w:rFonts w:ascii="Arial" w:cs="Arial" w:eastAsia="Arial" w:hAnsi="Arial"/>
+                <w:b/>
+                <w:bCs/>
+                <w:color w:val="333333"/>
+                <w:sz w:val="20"/>
+                <w:szCs w:val="20"/>
+              </w:rPr>
+              <w:t xml:space="preserve">9</w:t>
+            </w:r>
+          </w:p>
+        </w:tc>
+        <w:tc>
+          <w:tcPr>
+            <w:tcW w:type="dxa" w:w="1200"/>
+            <w:tcBorders>
+              <w:top w:val="single" w:color="CCCCCC" w:sz="1"/>
+              <w:left w:val="single" w:color="CCCCCC" w:sz="1"/>
+              <w:bottom w:val="single" w:color="CCCCCC" w:sz="1"/>
+              <w:right w:val="single" w:color="CCCCCC" w:sz="1"/>
+            </w:tcBorders>
+            <w:shd w:fill="FFFFFF" w:val="clear"/>
+            <w:tcMar>
+              <w:top w:type="dxa" w:w="80"/>
+              <w:left w:type="dxa" w:w="120"/>
+              <w:bottom w:type="dxa" w:w="80"/>
+              <w:right w:type="dxa" w:w="120"/>
+            </w:tcMar>
+            <w:vAlign w:val="center"/>
+          </w:tcPr>
+          <w:p>
+            <w:pPr>
+              <w:jc w:val="center"/>
+            </w:pPr>
+            <w:r>
+              <w:rPr>
+                <w:rFonts w:ascii="Arial" w:cs="Arial" w:eastAsia="Arial" w:hAnsi="Arial"/>
+                <w:b w:val="false"/>
+                <w:bCs w:val="false"/>
+                <w:color w:val="333333"/>
+                <w:sz w:val="20"/>
+                <w:szCs w:val="20"/>
+              </w:rPr>
+              <w:t xml:space="preserve">10</w:t>
+            </w:r>
+          </w:p>
+        </w:tc>
+        <w:tc>
+          <w:tcPr>
+            <w:tcW w:type="dxa" w:w="1500"/>
+            <w:tcBorders>
+              <w:top w:val="single" w:color="CCCCCC" w:sz="1"/>
+              <w:left w:val="single" w:color="CCCCCC" w:sz="1"/>
+              <w:bottom w:val="single" w:color="CCCCCC" w:sz="1"/>
+              <w:right w:val="single" w:color="CCCCCC" w:sz="1"/>
+            </w:tcBorders>
+            <w:shd w:fill="FFFFFF" w:val="clear"/>
+            <w:tcMar>
+              <w:top w:type="dxa" w:w="80"/>
+              <w:left w:type="dxa" w:w="120"/>
+              <w:bottom w:type="dxa" w:w="80"/>
+              <w:right w:type="dxa" w:w="120"/>
+            </w:tcMar>
+            <w:vAlign w:val="center"/>
+          </w:tcPr>
+          <w:p>
+            <w:pPr>
+              <w:jc w:val="center"/>
+            </w:pPr>
+            <w:r>
+              <w:rPr>
+                <w:rFonts w:ascii="Arial" w:cs="Arial" w:eastAsia="Arial" w:hAnsi="Arial"/>
+                <w:b w:val="false"/>
+                <w:bCs w:val="false"/>
+                <w:color w:val="333333"/>
+                <w:sz w:val="20"/>
+                <w:szCs w:val="20"/>
+              </w:rPr>
+              <w:t xml:space="preserve">8.5%</w:t>
+            </w:r>
+          </w:p>
+        </w:tc>
+        <w:tc>
+          <w:tcPr>
+            <w:tcW w:type="dxa" w:w="5126"/>
+            <w:tcBorders>
+              <w:top w:val="single" w:color="CCCCCC" w:sz="1"/>
+              <w:left w:val="single" w:color="CCCCCC" w:sz="1"/>
+              <w:bottom w:val="single" w:color="CCCCCC" w:sz="1"/>
+              <w:right w:val="single" w:color="CCCCCC" w:sz="1"/>
+            </w:tcBorders>
+            <w:tcMar>
+              <w:top w:type="dxa" w:w="80"/>
+              <w:left w:type="dxa" w:w="120"/>
+              <w:bottom w:type="dxa" w:w="80"/>
+              <w:right w:type="dxa" w:w="120"/>
+            </w:tcMar>
+          </w:tcPr>
+          <w:p>
+            <w:r>
+              <w:rPr>
+                <w:rFonts w:ascii="Arial" w:cs="Arial" w:eastAsia="Arial" w:hAnsi="Arial"/>
+                <w:color w:val="27AE60"/>
+                <w:sz w:val="20"/>
+                <w:szCs w:val="20"/>
+              </w:rPr>
+              <w:t xml:space="preserve">██████</w:t>
+            </w:r>
+            <w:r>
+              <w:rPr>
+                <w:rFonts w:ascii="Arial" w:cs="Arial" w:eastAsia="Arial" w:hAnsi="Arial"/>
+                <w:color w:val="666666"/>
+                <w:sz w:val="18"/>
+                <w:szCs w:val="18"/>
+              </w:rPr>
+              <w:t xml:space="preserve"> 10件</w:t>
+            </w:r>
+          </w:p>
+        </w:tc>
+      </w:tr>
+      <w:tr>
+        <w:tc>
+          <w:tcPr>
+            <w:tcW w:type="dxa" w:w="1200"/>
+            <w:tcBorders>
+              <w:top w:val="single" w:color="CCCCCC" w:sz="1"/>
+              <w:left w:val="single" w:color="CCCCCC" w:sz="1"/>
+              <w:bottom w:val="single" w:color="CCCCCC" w:sz="1"/>
+              <w:right w:val="single" w:color="CCCCCC" w:sz="1"/>
+            </w:tcBorders>
+            <w:shd w:fill="F2F2F2" w:val="clear"/>
+            <w:tcMar>
+              <w:top w:type="dxa" w:w="80"/>
+              <w:left w:type="dxa" w:w="120"/>
+              <w:bottom w:type="dxa" w:w="80"/>
+              <w:right w:type="dxa" w:w="120"/>
+            </w:tcMar>
+            <w:vAlign w:val="center"/>
+          </w:tcPr>
+          <w:p>
+            <w:pPr>
+              <w:jc w:val="center"/>
+            </w:pPr>
+            <w:r>
+              <w:rPr>
+                <w:rFonts w:ascii="Arial" w:cs="Arial" w:eastAsia="Arial" w:hAnsi="Arial"/>
+                <w:b/>
+                <w:bCs/>
+                <w:color w:val="333333"/>
+                <w:sz w:val="20"/>
+                <w:szCs w:val="20"/>
+              </w:rPr>
+              <w:t xml:space="preserve">8</w:t>
+            </w:r>
+          </w:p>
+        </w:tc>
+        <w:tc>
+          <w:tcPr>
+            <w:tcW w:type="dxa" w:w="1200"/>
+            <w:tcBorders>
+              <w:top w:val="single" w:color="CCCCCC" w:sz="1"/>
+              <w:left w:val="single" w:color="CCCCCC" w:sz="1"/>
+              <w:bottom w:val="single" w:color="CCCCCC" w:sz="1"/>
+              <w:right w:val="single" w:color="CCCCCC" w:sz="1"/>
+            </w:tcBorders>
+            <w:shd w:fill="F2F2F2" w:val="clear"/>
+            <w:tcMar>
+              <w:top w:type="dxa" w:w="80"/>
+              <w:left w:type="dxa" w:w="120"/>
+              <w:bottom w:type="dxa" w:w="80"/>
+              <w:right w:type="dxa" w:w="120"/>
+            </w:tcMar>
+            <w:vAlign w:val="center"/>
+          </w:tcPr>
+          <w:p>
+            <w:pPr>
+              <w:jc w:val="center"/>
+            </w:pPr>
+            <w:r>
+              <w:rPr>
+                <w:rFonts w:ascii="Arial" w:cs="Arial" w:eastAsia="Arial" w:hAnsi="Arial"/>
+                <w:b w:val="false"/>
+                <w:bCs w:val="false"/>
+                <w:color w:val="333333"/>
+                <w:sz w:val="20"/>
+                <w:szCs w:val="20"/>
+              </w:rPr>
+              <w:t xml:space="preserve">34</w:t>
+            </w:r>
+          </w:p>
+        </w:tc>
+        <w:tc>
+          <w:tcPr>
+            <w:tcW w:type="dxa" w:w="1500"/>
+            <w:tcBorders>
+              <w:top w:val="single" w:color="CCCCCC" w:sz="1"/>
+              <w:left w:val="single" w:color="CCCCCC" w:sz="1"/>
+              <w:bottom w:val="single" w:color="CCCCCC" w:sz="1"/>
+              <w:right w:val="single" w:color="CCCCCC" w:sz="1"/>
+            </w:tcBorders>
+            <w:shd w:fill="F2F2F2" w:val="clear"/>
+            <w:tcMar>
+              <w:top w:type="dxa" w:w="80"/>
+              <w:left w:type="dxa" w:w="120"/>
+              <w:bottom w:type="dxa" w:w="80"/>
+              <w:right w:type="dxa" w:w="120"/>
+            </w:tcMar>
+            <w:vAlign w:val="center"/>
+          </w:tcPr>
+          <w:p>
+            <w:pPr>
+              <w:jc w:val="center"/>
+            </w:pPr>
+            <w:r>
+              <w:rPr>
+                <w:rFonts w:ascii="Arial" w:cs="Arial" w:eastAsia="Arial" w:hAnsi="Arial"/>
+                <w:b w:val="false"/>
+                <w:bCs w:val="false"/>
+                <w:color w:val="333333"/>
+                <w:sz w:val="20"/>
+                <w:szCs w:val="20"/>
+              </w:rPr>
+              <w:t xml:space="preserve">28.8%</w:t>
+            </w:r>
+          </w:p>
+        </w:tc>
+        <w:tc>
+          <w:tcPr>
+            <w:tcW w:type="dxa" w:w="5126"/>
+            <w:tcBorders>
+              <w:top w:val="single" w:color="CCCCCC" w:sz="1"/>
+              <w:left w:val="single" w:color="CCCCCC" w:sz="1"/>
+              <w:bottom w:val="single" w:color="CCCCCC" w:sz="1"/>
+              <w:right w:val="single" w:color="CCCCCC" w:sz="1"/>
+            </w:tcBorders>
+            <w:shd w:fill="F2F2F2" w:val="clear"/>
+            <w:tcMar>
+              <w:top w:type="dxa" w:w="80"/>
+              <w:left w:type="dxa" w:w="120"/>
+              <w:bottom w:type="dxa" w:w="80"/>
+              <w:right w:type="dxa" w:w="120"/>
+            </w:tcMar>
+          </w:tcPr>
+          <w:p>
+            <w:r>
+              <w:rPr>
+                <w:rFonts w:ascii="Arial" w:cs="Arial" w:eastAsia="Arial" w:hAnsi="Arial"/>
+                <w:color w:val="27AE60"/>
+                <w:sz w:val="20"/>
+                <w:szCs w:val="20"/>
+              </w:rPr>
+              <w:t xml:space="preserve">████████████████████</w:t>
+            </w:r>
+            <w:r>
+              <w:rPr>
+                <w:rFonts w:ascii="Arial" w:cs="Arial" w:eastAsia="Arial" w:hAnsi="Arial"/>
+                <w:color w:val="666666"/>
+                <w:sz w:val="18"/>
+                <w:szCs w:val="18"/>
+              </w:rPr>
+              <w:t xml:space="preserve"> 34件</w:t>
+            </w:r>
+          </w:p>
+        </w:tc>
+      </w:tr>
+      <w:tr>
+        <w:tc>
+          <w:tcPr>
+            <w:tcW w:type="dxa" w:w="1200"/>
+            <w:tcBorders>
+              <w:top w:val="single" w:color="CCCCCC" w:sz="1"/>
+              <w:left w:val="single" w:color="CCCCCC" w:sz="1"/>
+              <w:bottom w:val="single" w:color="CCCCCC" w:sz="1"/>
+              <w:right w:val="single" w:color="CCCCCC" w:sz="1"/>
+            </w:tcBorders>
+            <w:shd w:fill="FFFFFF" w:val="clear"/>
+            <w:tcMar>
+              <w:top w:type="dxa" w:w="80"/>
+              <w:left w:type="dxa" w:w="120"/>
+              <w:bottom w:type="dxa" w:w="80"/>
+              <w:right w:type="dxa" w:w="120"/>
+            </w:tcMar>
+            <w:vAlign w:val="center"/>
+          </w:tcPr>
+          <w:p>
+            <w:pPr>
+              <w:jc w:val="center"/>
+            </w:pPr>
+            <w:r>
+              <w:rPr>
+                <w:rFonts w:ascii="Arial" w:cs="Arial" w:eastAsia="Arial" w:hAnsi="Arial"/>
+                <w:b/>
+                <w:bCs/>
+                <w:color w:val="333333"/>
+                <w:sz w:val="20"/>
+                <w:szCs w:val="20"/>
+              </w:rPr>
+              <w:t xml:space="preserve">7</w:t>
+            </w:r>
+          </w:p>
+        </w:tc>
+        <w:tc>
+          <w:tcPr>
+            <w:tcW w:type="dxa" w:w="1200"/>
+            <w:tcBorders>
+              <w:top w:val="single" w:color="CCCCCC" w:sz="1"/>
+              <w:left w:val="single" w:color="CCCCCC" w:sz="1"/>
+              <w:bottom w:val="single" w:color="CCCCCC" w:sz="1"/>
+              <w:right w:val="single" w:color="CCCCCC" w:sz="1"/>
+            </w:tcBorders>
+            <w:shd w:fill="FFFFFF" w:val="clear"/>
+            <w:tcMar>
+              <w:top w:type="dxa" w:w="80"/>
+              <w:left w:type="dxa" w:w="120"/>
+              <w:bottom w:type="dxa" w:w="80"/>
+              <w:right w:type="dxa" w:w="120"/>
+            </w:tcMar>
+            <w:vAlign w:val="center"/>
+          </w:tcPr>
+          <w:p>
+            <w:pPr>
+              <w:jc w:val="center"/>
+            </w:pPr>
+            <w:r>
+              <w:rPr>
+                <w:rFonts w:ascii="Arial" w:cs="Arial" w:eastAsia="Arial" w:hAnsi="Arial"/>
+                <w:b w:val="false"/>
+                <w:bCs w:val="false"/>
+                <w:color w:val="333333"/>
+                <w:sz w:val="20"/>
+                <w:szCs w:val="20"/>
+              </w:rPr>
+              <w:t xml:space="preserve">18</w:t>
+            </w:r>
+          </w:p>
+        </w:tc>
+        <w:tc>
+          <w:tcPr>
+            <w:tcW w:type="dxa" w:w="1500"/>
+            <w:tcBorders>
+              <w:top w:val="single" w:color="CCCCCC" w:sz="1"/>
+              <w:left w:val="single" w:color="CCCCCC" w:sz="1"/>
+              <w:bottom w:val="single" w:color="CCCCCC" w:sz="1"/>
+              <w:right w:val="single" w:color="CCCCCC" w:sz="1"/>
+            </w:tcBorders>
+            <w:shd w:fill="FFFFFF" w:val="clear"/>
+            <w:tcMar>
+              <w:top w:type="dxa" w:w="80"/>
+              <w:left w:type="dxa" w:w="120"/>
+              <w:bottom w:type="dxa" w:w="80"/>
+              <w:right w:type="dxa" w:w="120"/>
+            </w:tcMar>
+            <w:vAlign w:val="center"/>
+          </w:tcPr>
+          <w:p>
+            <w:pPr>
+              <w:jc w:val="center"/>
+            </w:pPr>
+            <w:r>
+              <w:rPr>
+                <w:rFonts w:ascii="Arial" w:cs="Arial" w:eastAsia="Arial" w:hAnsi="Arial"/>
+                <w:b w:val="false"/>
+                <w:bCs w:val="false"/>
+                <w:color w:val="333333"/>
+                <w:sz w:val="20"/>
+                <w:szCs w:val="20"/>
+              </w:rPr>
+              <w:t xml:space="preserve">15.3%</w:t>
+            </w:r>
+          </w:p>
+        </w:tc>
+        <w:tc>
+          <w:tcPr>
+            <w:tcW w:type="dxa" w:w="5126"/>
+            <w:tcBorders>
+              <w:top w:val="single" w:color="CCCCCC" w:sz="1"/>
+              <w:left w:val="single" w:color="CCCCCC" w:sz="1"/>
+              <w:bottom w:val="single" w:color="CCCCCC" w:sz="1"/>
+              <w:right w:val="single" w:color="CCCCCC" w:sz="1"/>
+            </w:tcBorders>
+            <w:tcMar>
+              <w:top w:type="dxa" w:w="80"/>
+              <w:left w:type="dxa" w:w="120"/>
+              <w:bottom w:type="dxa" w:w="80"/>
+              <w:right w:type="dxa" w:w="120"/>
+            </w:tcMar>
+          </w:tcPr>
+          <w:p>
+            <w:r>
+              <w:rPr>
+                <w:rFonts w:ascii="Arial" w:cs="Arial" w:eastAsia="Arial" w:hAnsi="Arial"/>
+                <w:color w:val="E67E22"/>
+                <w:sz w:val="20"/>
+                <w:szCs w:val="20"/>
+              </w:rPr>
+              <w:t xml:space="preserve">███████████</w:t>
+            </w:r>
+            <w:r>
+              <w:rPr>
+                <w:rFonts w:ascii="Arial" w:cs="Arial" w:eastAsia="Arial" w:hAnsi="Arial"/>
+                <w:color w:val="666666"/>
+                <w:sz w:val="18"/>
+                <w:szCs w:val="18"/>
+              </w:rPr>
+              <w:t xml:space="preserve"> 18件</w:t>
+            </w:r>
+          </w:p>
+        </w:tc>
+      </w:tr>
+      <w:tr>
+        <w:tc>
+          <w:tcPr>
+            <w:tcW w:type="dxa" w:w="1200"/>
+            <w:tcBorders>
+              <w:top w:val="single" w:color="CCCCCC" w:sz="1"/>
+              <w:left w:val="single" w:color="CCCCCC" w:sz="1"/>
+              <w:bottom w:val="single" w:color="CCCCCC" w:sz="1"/>
+              <w:right w:val="single" w:color="CCCCCC" w:sz="1"/>
+            </w:tcBorders>
+            <w:shd w:fill="F2F2F2" w:val="clear"/>
+            <w:tcMar>
+              <w:top w:type="dxa" w:w="80"/>
+              <w:left w:type="dxa" w:w="120"/>
+              <w:bottom w:type="dxa" w:w="80"/>
+              <w:right w:type="dxa" w:w="120"/>
+            </w:tcMar>
+            <w:vAlign w:val="center"/>
+          </w:tcPr>
+          <w:p>
+            <w:pPr>
+              <w:jc w:val="center"/>
+            </w:pPr>
+            <w:r>
+              <w:rPr>
+                <w:rFonts w:ascii="Arial" w:cs="Arial" w:eastAsia="Arial" w:hAnsi="Arial"/>
+                <w:b/>
+                <w:bCs/>
+                <w:color w:val="333333"/>
+                <w:sz w:val="20"/>
+                <w:szCs w:val="20"/>
+              </w:rPr>
+              <w:t xml:space="preserve">6</w:t>
+            </w:r>
+          </w:p>
+        </w:tc>
+        <w:tc>
+          <w:tcPr>
+            <w:tcW w:type="dxa" w:w="1200"/>
+            <w:tcBorders>
+              <w:top w:val="single" w:color="CCCCCC" w:sz="1"/>
+              <w:left w:val="single" w:color="CCCCCC" w:sz="1"/>
+              <w:bottom w:val="single" w:color="CCCCCC" w:sz="1"/>
+              <w:right w:val="single" w:color="CCCCCC" w:sz="1"/>
+            </w:tcBorders>
+            <w:shd w:fill="F2F2F2" w:val="clear"/>
+            <w:tcMar>
+              <w:top w:type="dxa" w:w="80"/>
+              <w:left w:type="dxa" w:w="120"/>
+              <w:bottom w:type="dxa" w:w="80"/>
+              <w:right w:type="dxa" w:w="120"/>
+            </w:tcMar>
+            <w:vAlign w:val="center"/>
+          </w:tcPr>
+          <w:p>
+            <w:pPr>
+              <w:jc w:val="center"/>
+            </w:pPr>
+            <w:r>
+              <w:rPr>
+                <w:rFonts w:ascii="Arial" w:cs="Arial" w:eastAsia="Arial" w:hAnsi="Arial"/>
+                <w:b w:val="false"/>
+                <w:bCs w:val="false"/>
+                <w:color w:val="333333"/>
+                <w:sz w:val="20"/>
+                <w:szCs w:val="20"/>
+              </w:rPr>
+              <w:t xml:space="preserve">15</w:t>
+            </w:r>
+          </w:p>
+        </w:tc>
+        <w:tc>
+          <w:tcPr>
+            <w:tcW w:type="dxa" w:w="1500"/>
+            <w:tcBorders>
+              <w:top w:val="single" w:color="CCCCCC" w:sz="1"/>
+              <w:left w:val="single" w:color="CCCCCC" w:sz="1"/>
+              <w:bottom w:val="single" w:color="CCCCCC" w:sz="1"/>
+              <w:right w:val="single" w:color="CCCCCC" w:sz="1"/>
+            </w:tcBorders>
+            <w:shd w:fill="F2F2F2" w:val="clear"/>
+            <w:tcMar>
+              <w:top w:type="dxa" w:w="80"/>
+              <w:left w:type="dxa" w:w="120"/>
+              <w:bottom w:type="dxa" w:w="80"/>
+              <w:right w:type="dxa" w:w="120"/>
+            </w:tcMar>
+            <w:vAlign w:val="center"/>
+          </w:tcPr>
+          <w:p>
+            <w:pPr>
+              <w:jc w:val="center"/>
+            </w:pPr>
+            <w:r>
+              <w:rPr>
+                <w:rFonts w:ascii="Arial" w:cs="Arial" w:eastAsia="Arial" w:hAnsi="Arial"/>
+                <w:b w:val="false"/>
+                <w:bCs w:val="false"/>
+                <w:color w:val="333333"/>
+                <w:sz w:val="20"/>
+                <w:szCs w:val="20"/>
+              </w:rPr>
+              <w:t xml:space="preserve">12.7%</w:t>
+            </w:r>
+          </w:p>
+        </w:tc>
+        <w:tc>
+          <w:tcPr>
+            <w:tcW w:type="dxa" w:w="5126"/>
+            <w:tcBorders>
+              <w:top w:val="single" w:color="CCCCCC" w:sz="1"/>
+              <w:left w:val="single" w:color="CCCCCC" w:sz="1"/>
+              <w:bottom w:val="single" w:color="CCCCCC" w:sz="1"/>
+              <w:right w:val="single" w:color="CCCCCC" w:sz="1"/>
+            </w:tcBorders>
+            <w:shd w:fill="F2F2F2" w:val="clear"/>
+            <w:tcMar>
+              <w:top w:type="dxa" w:w="80"/>
+              <w:left w:type="dxa" w:w="120"/>
+              <w:bottom w:type="dxa" w:w="80"/>
+              <w:right w:type="dxa" w:w="120"/>
+            </w:tcMar>
+          </w:tcPr>
+          <w:p>
+            <w:r>
+              <w:rPr>
+                <w:rFonts w:ascii="Arial" w:cs="Arial" w:eastAsia="Arial" w:hAnsi="Arial"/>
+                <w:color w:val="E67E22"/>
+                <w:sz w:val="20"/>
+                <w:szCs w:val="20"/>
+              </w:rPr>
+              <w:t xml:space="preserve">█████████</w:t>
+            </w:r>
+            <w:r>
+              <w:rPr>
+                <w:rFonts w:ascii="Arial" w:cs="Arial" w:eastAsia="Arial" w:hAnsi="Arial"/>
+                <w:color w:val="666666"/>
+                <w:sz w:val="18"/>
+                <w:szCs w:val="18"/>
+              </w:rPr>
+              <w:t xml:space="preserve"> 15件</w:t>
+            </w:r>
+          </w:p>
+        </w:tc>
+      </w:tr>
+      <w:tr>
+        <w:tc>
+          <w:tcPr>
+            <w:tcW w:type="dxa" w:w="1200"/>
+            <w:tcBorders>
+              <w:top w:val="single" w:color="CCCCCC" w:sz="1"/>
+              <w:left w:val="single" w:color="CCCCCC" w:sz="1"/>
+              <w:bottom w:val="single" w:color="CCCCCC" w:sz="1"/>
+              <w:right w:val="single" w:color="CCCCCC" w:sz="1"/>
+            </w:tcBorders>
+            <w:shd w:fill="FFFFFF" w:val="clear"/>
+            <w:tcMar>
+              <w:top w:type="dxa" w:w="80"/>
+              <w:left w:type="dxa" w:w="120"/>
+              <w:bottom w:type="dxa" w:w="80"/>
+              <w:right w:type="dxa" w:w="120"/>
+            </w:tcMar>
+            <w:vAlign w:val="center"/>
+          </w:tcPr>
+          <w:p>
+            <w:pPr>
+              <w:jc w:val="center"/>
+            </w:pPr>
+            <w:r>
+              <w:rPr>
+                <w:rFonts w:ascii="Arial" w:cs="Arial" w:eastAsia="Arial" w:hAnsi="Arial"/>
+                <w:b/>
+                <w:bCs/>
+                <w:color w:val="333333"/>
+                <w:sz w:val="20"/>
+                <w:szCs w:val="20"/>
+              </w:rPr>
+              <w:t xml:space="preserve">5</w:t>
+            </w:r>
+          </w:p>
+        </w:tc>
+        <w:tc>
+          <w:tcPr>
+            <w:tcW w:type="dxa" w:w="1200"/>
+            <w:tcBorders>
+              <w:top w:val="single" w:color="CCCCCC" w:sz="1"/>
+              <w:left w:val="single" w:color="CCCCCC" w:sz="1"/>
+              <w:bottom w:val="single" w:color="CCCCCC" w:sz="1"/>
+              <w:right w:val="single" w:color="CCCCCC" w:sz="1"/>
+            </w:tcBorders>
+            <w:shd w:fill="FFFFFF" w:val="clear"/>
+            <w:tcMar>
+              <w:top w:type="dxa" w:w="80"/>
+              <w:left w:type="dxa" w:w="120"/>
+              <w:bottom w:type="dxa" w:w="80"/>
+              <w:right w:type="dxa" w:w="120"/>
+            </w:tcMar>
+            <w:vAlign w:val="center"/>
+          </w:tcPr>
+          <w:p>
+            <w:pPr>
+              <w:jc w:val="center"/>
+            </w:pPr>
+            <w:r>
+              <w:rPr>
+                <w:rFonts w:ascii="Arial" w:cs="Arial" w:eastAsia="Arial" w:hAnsi="Arial"/>
+                <w:b w:val="false"/>
+                <w:bCs w:val="false"/>
+                <w:color w:val="333333"/>
+                <w:sz w:val="20"/>
+                <w:szCs w:val="20"/>
+              </w:rPr>
+              <w:t xml:space="preserve">11</w:t>
+            </w:r>
+          </w:p>
+        </w:tc>
+        <w:tc>
+          <w:tcPr>
+            <w:tcW w:type="dxa" w:w="1500"/>
+            <w:tcBorders>
+              <w:top w:val="single" w:color="CCCCCC" w:sz="1"/>
+              <w:left w:val="single" w:color="CCCCCC" w:sz="1"/>
+              <w:bottom w:val="single" w:color="CCCCCC" w:sz="1"/>
+              <w:right w:val="single" w:color="CCCCCC" w:sz="1"/>
+            </w:tcBorders>
+            <w:shd w:fill="FFFFFF" w:val="clear"/>
+            <w:tcMar>
+              <w:top w:type="dxa" w:w="80"/>
+              <w:left w:type="dxa" w:w="120"/>
+              <w:bottom w:type="dxa" w:w="80"/>
+              <w:right w:type="dxa" w:w="120"/>
+            </w:tcMar>
+            <w:vAlign w:val="center"/>
+          </w:tcPr>
+          <w:p>
+            <w:pPr>
+              <w:jc w:val="center"/>
+            </w:pPr>
+            <w:r>
+              <w:rPr>
+                <w:rFonts w:ascii="Arial" w:cs="Arial" w:eastAsia="Arial" w:hAnsi="Arial"/>
+                <w:b w:val="false"/>
+                <w:bCs w:val="false"/>
+                <w:color w:val="333333"/>
+                <w:sz w:val="20"/>
+                <w:szCs w:val="20"/>
+              </w:rPr>
+              <w:t xml:space="preserve">9.3%</w:t>
+            </w:r>
+          </w:p>
+        </w:tc>
+        <w:tc>
+          <w:tcPr>
+            <w:tcW w:type="dxa" w:w="5126"/>
+            <w:tcBorders>
+              <w:top w:val="single" w:color="CCCCCC" w:sz="1"/>
+              <w:left w:val="single" w:color="CCCCCC" w:sz="1"/>
+              <w:bottom w:val="single" w:color="CCCCCC" w:sz="1"/>
+              <w:right w:val="single" w:color="CCCCCC" w:sz="1"/>
+            </w:tcBorders>
+            <w:tcMar>
+              <w:top w:type="dxa" w:w="80"/>
+              <w:left w:type="dxa" w:w="120"/>
+              <w:bottom w:type="dxa" w:w="80"/>
+              <w:right w:type="dxa" w:w="120"/>
+            </w:tcMar>
+          </w:tcPr>
+          <w:p>
+            <w:r>
+              <w:rPr>
+                <w:rFonts w:ascii="Arial" w:cs="Arial" w:eastAsia="Arial" w:hAnsi="Arial"/>
+                <w:color w:val="E67E22"/>
+                <w:sz w:val="20"/>
+                <w:szCs w:val="20"/>
+              </w:rPr>
+              <w:t xml:space="preserve">██████</w:t>
+            </w:r>
+            <w:r>
+              <w:rPr>
+                <w:rFonts w:ascii="Arial" w:cs="Arial" w:eastAsia="Arial" w:hAnsi="Arial"/>
+                <w:color w:val="666666"/>
+                <w:sz w:val="18"/>
+                <w:szCs w:val="18"/>
+              </w:rPr>
+              <w:t xml:space="preserve"> 11件</w:t>
+            </w:r>
+          </w:p>
+        </w:tc>
+      </w:tr>
+      <w:tr>
+        <w:tc>
+          <w:tcPr>
+            <w:tcW w:type="dxa" w:w="1200"/>
+            <w:tcBorders>
+              <w:top w:val="single" w:color="CCCCCC" w:sz="1"/>
+              <w:left w:val="single" w:color="CCCCCC" w:sz="1"/>
+              <w:bottom w:val="single" w:color="CCCCCC" w:sz="1"/>
+              <w:right w:val="single" w:color="CCCCCC" w:sz="1"/>
+            </w:tcBorders>
+            <w:shd w:fill="F2F2F2" w:val="clear"/>
+            <w:tcMar>
+              <w:top w:type="dxa" w:w="80"/>
+              <w:left w:type="dxa" w:w="120"/>
+              <w:bottom w:type="dxa" w:w="80"/>
+              <w:right w:type="dxa" w:w="120"/>
+            </w:tcMar>
+            <w:vAlign w:val="center"/>
+          </w:tcPr>
+          <w:p>
+            <w:pPr>
+              <w:jc w:val="center"/>
+            </w:pPr>
+            <w:r>
+              <w:rPr>
+                <w:rFonts w:ascii="Arial" w:cs="Arial" w:eastAsia="Arial" w:hAnsi="Arial"/>
+                <w:b/>
+                <w:bCs/>
+                <w:color w:val="333333"/>
+                <w:sz w:val="20"/>
+                <w:szCs w:val="20"/>
+              </w:rPr>
+              <w:t xml:space="preserve">4</w:t>
+            </w:r>
+          </w:p>
+        </w:tc>
+        <w:tc>
+          <w:tcPr>
+            <w:tcW w:type="dxa" w:w="1200"/>
+            <w:tcBorders>
+              <w:top w:val="single" w:color="CCCCCC" w:sz="1"/>
+              <w:left w:val="single" w:color="CCCCCC" w:sz="1"/>
+              <w:bottom w:val="single" w:color="CCCCCC" w:sz="1"/>
+              <w:right w:val="single" w:color="CCCCCC" w:sz="1"/>
+            </w:tcBorders>
+            <w:shd w:fill="F2F2F2" w:val="clear"/>
+            <w:tcMar>
+              <w:top w:type="dxa" w:w="80"/>
+              <w:left w:type="dxa" w:w="120"/>
+              <w:bottom w:type="dxa" w:w="80"/>
+              <w:right w:type="dxa" w:w="120"/>
+            </w:tcMar>
+            <w:vAlign w:val="center"/>
+          </w:tcPr>
+          <w:p>
+            <w:pPr>
+              <w:jc w:val="center"/>
+            </w:pPr>
+            <w:r>
+              <w:rPr>
+                <w:rFonts w:ascii="Arial" w:cs="Arial" w:eastAsia="Arial" w:hAnsi="Arial"/>
+                <w:b w:val="false"/>
+                <w:bCs w:val="false"/>
+                <w:color w:val="333333"/>
+                <w:sz w:val="20"/>
+                <w:szCs w:val="20"/>
+              </w:rPr>
+              <w:t xml:space="preserve">8</w:t>
+            </w:r>
+          </w:p>
+        </w:tc>
+        <w:tc>
+          <w:tcPr>
+            <w:tcW w:type="dxa" w:w="1500"/>
+            <w:tcBorders>
+              <w:top w:val="single" w:color="CCCCCC" w:sz="1"/>
+              <w:left w:val="single" w:color="CCCCCC" w:sz="1"/>
+              <w:bottom w:val="single" w:color="CCCCCC" w:sz="1"/>
+              <w:right w:val="single" w:color="CCCCCC" w:sz="1"/>
+            </w:tcBorders>
+            <w:shd w:fill="F2F2F2" w:val="clear"/>
+            <w:tcMar>
+              <w:top w:type="dxa" w:w="80"/>
+              <w:left w:type="dxa" w:w="120"/>
+              <w:bottom w:type="dxa" w:w="80"/>
+              <w:right w:type="dxa" w:w="120"/>
+            </w:tcMar>
+            <w:vAlign w:val="center"/>
+          </w:tcPr>
+          <w:p>
+            <w:pPr>
+              <w:jc w:val="center"/>
+            </w:pPr>
+            <w:r>
+              <w:rPr>
+                <w:rFonts w:ascii="Arial" w:cs="Arial" w:eastAsia="Arial" w:hAnsi="Arial"/>
+                <w:b w:val="false"/>
+                <w:bCs w:val="false"/>
+                <w:color w:val="333333"/>
+                <w:sz w:val="20"/>
+                <w:szCs w:val="20"/>
+              </w:rPr>
+              <w:t xml:space="preserve">6.8%</w:t>
+            </w:r>
+          </w:p>
+        </w:tc>
+        <w:tc>
+          <w:tcPr>
+            <w:tcW w:type="dxa" w:w="5126"/>
+            <w:tcBorders>
+              <w:top w:val="single" w:color="CCCCCC" w:sz="1"/>
+              <w:left w:val="single" w:color="CCCCCC" w:sz="1"/>
+              <w:bottom w:val="single" w:color="CCCCCC" w:sz="1"/>
+              <w:right w:val="single" w:color="CCCCCC" w:sz="1"/>
+            </w:tcBorders>
+            <w:shd w:fill="F2F2F2" w:val="clear"/>
+            <w:tcMar>
+              <w:top w:type="dxa" w:w="80"/>
+              <w:left w:type="dxa" w:w="120"/>
+              <w:bottom w:type="dxa" w:w="80"/>
+              <w:right w:type="dxa" w:w="120"/>
+            </w:tcMar>
+          </w:tcPr>
+          <w:p>
+            <w:r>
+              <w:rPr>
+                <w:rFonts w:ascii="Arial" w:cs="Arial" w:eastAsia="Arial" w:hAnsi="Arial"/>
+                <w:color w:val="C0392B"/>
+                <w:sz w:val="20"/>
+                <w:szCs w:val="20"/>
+              </w:rPr>
+              <w:t xml:space="preserve">█████</w:t>
+            </w:r>
+            <w:r>
+              <w:rPr>
+                <w:rFonts w:ascii="Arial" w:cs="Arial" w:eastAsia="Arial" w:hAnsi="Arial"/>
+                <w:color w:val="666666"/>
+                <w:sz w:val="18"/>
+                <w:szCs w:val="18"/>
+              </w:rPr>
+              <w:t xml:space="preserve"> 8件</w:t>
+            </w:r>
+          </w:p>
+        </w:tc>
+      </w:tr>
+      <w:tr>
+        <w:tc>
+          <w:tcPr>
+            <w:tcW w:type="dxa" w:w="1200"/>
+            <w:tcBorders>
+              <w:top w:val="single" w:color="CCCCCC" w:sz="1"/>
+              <w:left w:val="single" w:color="CCCCCC" w:sz="1"/>
+              <w:bottom w:val="single" w:color="CCCCCC" w:sz="1"/>
+              <w:right w:val="single" w:color="CCCCCC" w:sz="1"/>
+            </w:tcBorders>
+            <w:shd w:fill="FFFFFF" w:val="clear"/>
+            <w:tcMar>
+              <w:top w:type="dxa" w:w="80"/>
+              <w:left w:type="dxa" w:w="120"/>
+              <w:bottom w:type="dxa" w:w="80"/>
+              <w:right w:type="dxa" w:w="120"/>
+            </w:tcMar>
+            <w:vAlign w:val="center"/>
+          </w:tcPr>
+          <w:p>
+            <w:pPr>
+              <w:jc w:val="center"/>
+            </w:pPr>
+            <w:r>
+              <w:rPr>
+                <w:rFonts w:ascii="Arial" w:cs="Arial" w:eastAsia="Arial" w:hAnsi="Arial"/>
+                <w:b/>
+                <w:bCs/>
+                <w:color w:val="333333"/>
+                <w:sz w:val="20"/>
+                <w:szCs w:val="20"/>
+              </w:rPr>
+              <w:t xml:space="preserve">3</w:t>
+            </w:r>
+          </w:p>
+        </w:tc>
+        <w:tc>
+          <w:tcPr>
+            <w:tcW w:type="dxa" w:w="1200"/>
+            <w:tcBorders>
+              <w:top w:val="single" w:color="CCCCCC" w:sz="1"/>
+              <w:left w:val="single" w:color="CCCCCC" w:sz="1"/>
+              <w:bottom w:val="single" w:color="CCCCCC" w:sz="1"/>
+              <w:right w:val="single" w:color="CCCCCC" w:sz="1"/>
+            </w:tcBorders>
+            <w:shd w:fill="FFFFFF" w:val="clear"/>
+            <w:tcMar>
+              <w:top w:type="dxa" w:w="80"/>
+              <w:left w:type="dxa" w:w="120"/>
+              <w:bottom w:type="dxa" w:w="80"/>
+              <w:right w:type="dxa" w:w="120"/>
+            </w:tcMar>
+            <w:vAlign w:val="center"/>
+          </w:tcPr>
+          <w:p>
+            <w:pPr>
+              <w:jc w:val="center"/>
+            </w:pPr>
+            <w:r>
+              <w:rPr>
+                <w:rFonts w:ascii="Arial" w:cs="Arial" w:eastAsia="Arial" w:hAnsi="Arial"/>
+                <w:b w:val="false"/>
+                <w:bCs w:val="false"/>
+                <w:color w:val="333333"/>
+                <w:sz w:val="20"/>
+                <w:szCs w:val="20"/>
+              </w:rPr>
+              <w:t xml:space="preserve">3</w:t>
+            </w:r>
+          </w:p>
+        </w:tc>
+        <w:tc>
+          <w:tcPr>
+            <w:tcW w:type="dxa" w:w="1500"/>
+            <w:tcBorders>
+              <w:top w:val="single" w:color="CCCCCC" w:sz="1"/>
+              <w:left w:val="single" w:color="CCCCCC" w:sz="1"/>
+              <w:bottom w:val="single" w:color="CCCCCC" w:sz="1"/>
+              <w:right w:val="single" w:color="CCCCCC" w:sz="1"/>
+            </w:tcBorders>
+            <w:shd w:fill="FFFFFF" w:val="clear"/>
+            <w:tcMar>
+              <w:top w:type="dxa" w:w="80"/>
+              <w:left w:type="dxa" w:w="120"/>
+              <w:bottom w:type="dxa" w:w="80"/>
+              <w:right w:type="dxa" w:w="120"/>
+            </w:tcMar>
+            <w:vAlign w:val="center"/>
+          </w:tcPr>
+          <w:p>
+            <w:pPr>
+              <w:jc w:val="center"/>
+            </w:pPr>
+            <w:r>
+              <w:rPr>
+                <w:rFonts w:ascii="Arial" w:cs="Arial" w:eastAsia="Arial" w:hAnsi="Arial"/>
+                <w:b w:val="false"/>
+                <w:bCs w:val="false"/>
+                <w:color w:val="333333"/>
+                <w:sz w:val="20"/>
+                <w:szCs w:val="20"/>
+              </w:rPr>
+              <w:t xml:space="preserve">2.5%</w:t>
+            </w:r>
+          </w:p>
+        </w:tc>
+        <w:tc>
+          <w:tcPr>
+            <w:tcW w:type="dxa" w:w="5126"/>
+            <w:tcBorders>
+              <w:top w:val="single" w:color="CCCCCC" w:sz="1"/>
+              <w:left w:val="single" w:color="CCCCCC" w:sz="1"/>
+              <w:bottom w:val="single" w:color="CCCCCC" w:sz="1"/>
+              <w:right w:val="single" w:color="CCCCCC" w:sz="1"/>
+            </w:tcBorders>
+            <w:tcMar>
+              <w:top w:type="dxa" w:w="80"/>
+              <w:left w:type="dxa" w:w="120"/>
+              <w:bottom w:type="dxa" w:w="80"/>
+              <w:right w:type="dxa" w:w="120"/>
+            </w:tcMar>
+          </w:tcPr>
+          <w:p>
+            <w:r>
+              <w:rPr>
+                <w:rFonts w:ascii="Arial" w:cs="Arial" w:eastAsia="Arial" w:hAnsi="Arial"/>
+                <w:color w:val="C0392B"/>
+                <w:sz w:val="20"/>
+                <w:szCs w:val="20"/>
+              </w:rPr>
+              <w:t xml:space="preserve">██</w:t>
+            </w:r>
+            <w:r>
+              <w:rPr>
+                <w:rFonts w:ascii="Arial" w:cs="Arial" w:eastAsia="Arial" w:hAnsi="Arial"/>
+                <w:color w:val="666666"/>
+                <w:sz w:val="18"/>
+                <w:szCs w:val="18"/>
+              </w:rPr>
+              <w:t xml:space="preserve"> 3件</w:t>
+            </w:r>
+          </w:p>
+        </w:tc>
+      </w:tr>
+      <w:tr>
+        <w:tc>
+          <w:tcPr>
+            <w:tcW w:type="dxa" w:w="1200"/>
+            <w:tcBorders>
+              <w:top w:val="single" w:color="CCCCCC" w:sz="1"/>
+              <w:left w:val="single" w:color="CCCCCC" w:sz="1"/>
+              <w:bottom w:val="single" w:color="CCCCCC" w:sz="1"/>
+              <w:right w:val="single" w:color="CCCCCC" w:sz="1"/>
+            </w:tcBorders>
+            <w:shd w:fill="F2F2F2" w:val="clear"/>
+            <w:tcMar>
+              <w:top w:type="dxa" w:w="80"/>
+              <w:left w:type="dxa" w:w="120"/>
+              <w:bottom w:type="dxa" w:w="80"/>
+              <w:right w:type="dxa" w:w="120"/>
+            </w:tcMar>
+            <w:vAlign w:val="center"/>
+          </w:tcPr>
+          <w:p>
+            <w:pPr>
+              <w:jc w:val="center"/>
+            </w:pPr>
+            <w:r>
+              <w:rPr>
+                <w:rFonts w:ascii="Arial" w:cs="Arial" w:eastAsia="Arial" w:hAnsi="Arial"/>
+                <w:b/>
+                <w:bCs/>
+                <w:color w:val="333333"/>
+                <w:sz w:val="20"/>
+                <w:szCs w:val="20"/>
+              </w:rPr>
+              <w:t xml:space="preserve">2</w:t>
+            </w:r>
+          </w:p>
+        </w:tc>
+        <w:tc>
+          <w:tcPr>
+            <w:tcW w:type="dxa" w:w="1200"/>
+            <w:tcBorders>
+              <w:top w:val="single" w:color="CCCCCC" w:sz="1"/>
+              <w:left w:val="single" w:color="CCCCCC" w:sz="1"/>
+              <w:bottom w:val="single" w:color="CCCCCC" w:sz="1"/>
+              <w:right w:val="single" w:color="CCCCCC" w:sz="1"/>
+            </w:tcBorders>
+            <w:shd w:fill="F2F2F2" w:val="clear"/>
+            <w:tcMar>
+              <w:top w:type="dxa" w:w="80"/>
+              <w:left w:type="dxa" w:w="120"/>
+              <w:bottom w:type="dxa" w:w="80"/>
+              <w:right w:type="dxa" w:w="120"/>
+            </w:tcMar>
+            <w:vAlign w:val="center"/>
+          </w:tcPr>
+          <w:p>
+            <w:pPr>
+              <w:jc w:val="center"/>
+            </w:pPr>
+            <w:r>
+              <w:rPr>
+                <w:rFonts w:ascii="Arial" w:cs="Arial" w:eastAsia="Arial" w:hAnsi="Arial"/>
+                <w:b w:val="false"/>
+                <w:bCs w:val="false"/>
+                <w:color w:val="333333"/>
+                <w:sz w:val="20"/>
+                <w:szCs w:val="20"/>
+              </w:rPr>
+              <w:t xml:space="preserve">3</w:t>
+            </w:r>
+          </w:p>
+        </w:tc>
+        <w:tc>
+          <w:tcPr>
+            <w:tcW w:type="dxa" w:w="1500"/>
+            <w:tcBorders>
+              <w:top w:val="single" w:color="CCCCCC" w:sz="1"/>
+              <w:left w:val="single" w:color="CCCCCC" w:sz="1"/>
+              <w:bottom w:val="single" w:color="CCCCCC" w:sz="1"/>
+              <w:right w:val="single" w:color="CCCCCC" w:sz="1"/>
+            </w:tcBorders>
+            <w:shd w:fill="F2F2F2" w:val="clear"/>
+            <w:tcMar>
+              <w:top w:type="dxa" w:w="80"/>
+              <w:left w:type="dxa" w:w="120"/>
+              <w:bottom w:type="dxa" w:w="80"/>
+              <w:right w:type="dxa" w:w="120"/>
+            </w:tcMar>
+            <w:vAlign w:val="center"/>
+          </w:tcPr>
+          <w:p>
+            <w:pPr>
+              <w:jc w:val="center"/>
+            </w:pPr>
+            <w:r>
+              <w:rPr>
+                <w:rFonts w:ascii="Arial" w:cs="Arial" w:eastAsia="Arial" w:hAnsi="Arial"/>
+                <w:b w:val="false"/>
+                <w:bCs w:val="false"/>
+                <w:color w:val="333333"/>
+                <w:sz w:val="20"/>
+                <w:szCs w:val="20"/>
+              </w:rPr>
+              <w:t xml:space="preserve">2.5%</w:t>
+            </w:r>
+          </w:p>
+        </w:tc>
+        <w:tc>
+          <w:tcPr>
+            <w:tcW w:type="dxa" w:w="5126"/>
+            <w:tcBorders>
+              <w:top w:val="single" w:color="CCCCCC" w:sz="1"/>
+              <w:left w:val="single" w:color="CCCCCC" w:sz="1"/>
+              <w:bottom w:val="single" w:color="CCCCCC" w:sz="1"/>
+              <w:right w:val="single" w:color="CCCCCC" w:sz="1"/>
+            </w:tcBorders>
+            <w:shd w:fill="F2F2F2" w:val="clear"/>
+            <w:tcMar>
+              <w:top w:type="dxa" w:w="80"/>
+              <w:left w:type="dxa" w:w="120"/>
+              <w:bottom w:type="dxa" w:w="80"/>
+              <w:right w:type="dxa" w:w="120"/>
+            </w:tcMar>
+          </w:tcPr>
+          <w:p>
+            <w:r>
+              <w:rPr>
+                <w:rFonts w:ascii="Arial" w:cs="Arial" w:eastAsia="Arial" w:hAnsi="Arial"/>
+                <w:color w:val="C0392B"/>
+                <w:sz w:val="20"/>
+                <w:szCs w:val="20"/>
+              </w:rPr>
+              <w:t xml:space="preserve">██</w:t>
+            </w:r>
+            <w:r>
+              <w:rPr>
+                <w:rFonts w:ascii="Arial" w:cs="Arial" w:eastAsia="Arial" w:hAnsi="Arial"/>
+                <w:color w:val="666666"/>
+                <w:sz w:val="18"/>
+                <w:szCs w:val="18"/>
+              </w:rPr>
+              <w:t xml:space="preserve"> 3件</w:t>
+            </w:r>
+          </w:p>
+        </w:tc>
+      </w:tr>
     </w:tbl>
     <w:p>
       <w:pPr>
@@ -1196,7 +3711,7 @@
                 <w:sz w:val="24"/>
                 <w:szCs w:val="24"/>
               </w:rPr>
-              <w:t xml:space="preserve">0件（0.0%）</w:t>
+              <w:t xml:space="preserve">60件（50.8%）</w:t>
             </w:r>
           </w:p>
         </w:tc>
@@ -1247,7 +3762,7 @@
                 <w:sz w:val="24"/>
                 <w:szCs w:val="24"/>
               </w:rPr>
-              <w:t xml:space="preserve">0件（0.0%）</w:t>
+              <w:t xml:space="preserve">44件（37.3%）</w:t>
             </w:r>
           </w:p>
         </w:tc>
@@ -1278,7 +3793,7 @@
                 <w:rFonts w:ascii="Arial" w:cs="Arial" w:eastAsia="Arial" w:hAnsi="Arial"/>
                 <w:b/>
                 <w:bCs/>
-                <w:color w:val="27AE60"/>
+                <w:color w:val="FF9800"/>
                 <w:sz w:val="20"/>
                 <w:szCs w:val="20"/>
               </w:rPr>
@@ -1294,11 +3809,11 @@
                 <w:rFonts w:ascii="Arial" w:cs="Arial" w:eastAsia="Arial" w:hAnsi="Arial"/>
                 <w:b/>
                 <w:bCs/>
-                <w:color w:val="27AE60"/>
+                <w:color w:val="FF9800"/>
                 <w:sz w:val="24"/>
                 <w:szCs w:val="24"/>
               </w:rPr>
-              <w:t xml:space="preserve">0件（0.0%）</w:t>
+              <w:t xml:space="preserve">14件（11.9%）</w:t>
             </w:r>
           </w:p>
         </w:tc>
@@ -1470,6 +3985,639 @@
           </w:p>
         </w:tc>
       </w:tr>
+      <w:tr>
+        <w:tc>
+          <w:tcPr>
+            <w:tcW w:type="dxa" w:w="2600"/>
+            <w:tcBorders>
+              <w:top w:val="single" w:color="CCCCCC" w:sz="1"/>
+              <w:left w:val="single" w:color="CCCCCC" w:sz="1"/>
+              <w:bottom w:val="single" w:color="CCCCCC" w:sz="1"/>
+              <w:right w:val="single" w:color="CCCCCC" w:sz="1"/>
+            </w:tcBorders>
+            <w:shd w:fill="E8F5E9" w:val="clear"/>
+            <w:tcMar>
+              <w:top w:type="dxa" w:w="80"/>
+              <w:left w:type="dxa" w:w="120"/>
+              <w:bottom w:type="dxa" w:w="80"/>
+              <w:right w:type="dxa" w:w="120"/>
+            </w:tcMar>
+            <w:vAlign w:val="center"/>
+          </w:tcPr>
+          <w:p>
+            <w:pPr>
+              <w:jc w:val="left"/>
+            </w:pPr>
+            <w:r>
+              <w:rPr>
+                <w:rFonts w:ascii="Arial" w:cs="Arial" w:eastAsia="Arial" w:hAnsi="Arial"/>
+                <w:b/>
+                <w:bCs/>
+                <w:color w:val="333333"/>
+                <w:sz w:val="20"/>
+                <w:szCs w:val="20"/>
+              </w:rPr>
+              <w:t xml:space="preserve">立地・アクセス</w:t>
+            </w:r>
+          </w:p>
+        </w:tc>
+        <w:tc>
+          <w:tcPr>
+            <w:tcW w:type="dxa" w:w="1200"/>
+            <w:tcBorders>
+              <w:top w:val="single" w:color="CCCCCC" w:sz="1"/>
+              <w:left w:val="single" w:color="CCCCCC" w:sz="1"/>
+              <w:bottom w:val="single" w:color="CCCCCC" w:sz="1"/>
+              <w:right w:val="single" w:color="CCCCCC" w:sz="1"/>
+            </w:tcBorders>
+            <w:shd w:fill="E8F5E9" w:val="clear"/>
+            <w:tcMar>
+              <w:top w:type="dxa" w:w="80"/>
+              <w:left w:type="dxa" w:w="120"/>
+              <w:bottom w:type="dxa" w:w="80"/>
+              <w:right w:type="dxa" w:w="120"/>
+            </w:tcMar>
+            <w:vAlign w:val="center"/>
+          </w:tcPr>
+          <w:p>
+            <w:pPr>
+              <w:jc w:val="center"/>
+            </w:pPr>
+            <w:r>
+              <w:rPr>
+                <w:rFonts w:ascii="Arial" w:cs="Arial" w:eastAsia="Arial" w:hAnsi="Arial"/>
+                <w:b/>
+                <w:bCs/>
+                <w:color w:val="27AE60"/>
+                <w:sz w:val="20"/>
+                <w:szCs w:val="20"/>
+              </w:rPr>
+              <w:t xml:space="preserve">20件以上</w:t>
+            </w:r>
+          </w:p>
+        </w:tc>
+        <w:tc>
+          <w:tcPr>
+            <w:tcW w:type="dxa" w:w="5226"/>
+            <w:tcBorders>
+              <w:top w:val="single" w:color="CCCCCC" w:sz="1"/>
+              <w:left w:val="single" w:color="CCCCCC" w:sz="1"/>
+              <w:bottom w:val="single" w:color="CCCCCC" w:sz="1"/>
+              <w:right w:val="single" w:color="CCCCCC" w:sz="1"/>
+            </w:tcBorders>
+            <w:shd w:fill="E8F5E9" w:val="clear"/>
+            <w:tcMar>
+              <w:top w:type="dxa" w:w="80"/>
+              <w:left w:type="dxa" w:w="120"/>
+              <w:bottom w:type="dxa" w:w="80"/>
+              <w:right w:type="dxa" w:w="120"/>
+            </w:tcMar>
+            <w:vAlign w:val="center"/>
+          </w:tcPr>
+          <w:p>
+            <w:pPr>
+              <w:jc w:val="left"/>
+            </w:pPr>
+            <w:r>
+              <w:rPr>
+                <w:rFonts w:ascii="Arial" w:cs="Arial" w:eastAsia="Arial" w:hAnsi="Arial"/>
+                <w:b w:val="false"/>
+                <w:bCs w:val="false"/>
+                <w:color w:val="333333"/>
+                <w:sz w:val="20"/>
+                <w:szCs w:val="20"/>
+              </w:rPr>
+              <w:t xml:space="preserve">「駅から近いので便利 エアコンが暖房のみだった」「横浜アリーナに近い エアコン設置されてるが温度調整出来ない」</w:t>
+            </w:r>
+          </w:p>
+        </w:tc>
+      </w:tr>
+      <w:tr>
+        <w:tc>
+          <w:tcPr>
+            <w:tcW w:type="dxa" w:w="2600"/>
+            <w:tcBorders>
+              <w:top w:val="single" w:color="CCCCCC" w:sz="1"/>
+              <w:left w:val="single" w:color="CCCCCC" w:sz="1"/>
+              <w:bottom w:val="single" w:color="CCCCCC" w:sz="1"/>
+              <w:right w:val="single" w:color="CCCCCC" w:sz="1"/>
+            </w:tcBorders>
+            <w:tcMar>
+              <w:top w:type="dxa" w:w="80"/>
+              <w:left w:type="dxa" w:w="120"/>
+              <w:bottom w:type="dxa" w:w="80"/>
+              <w:right w:type="dxa" w:w="120"/>
+            </w:tcMar>
+            <w:vAlign w:val="center"/>
+          </w:tcPr>
+          <w:p>
+            <w:pPr>
+              <w:jc w:val="left"/>
+            </w:pPr>
+            <w:r>
+              <w:rPr>
+                <w:rFonts w:ascii="Arial" w:cs="Arial" w:eastAsia="Arial" w:hAnsi="Arial"/>
+                <w:b/>
+                <w:bCs/>
+                <w:color w:val="333333"/>
+                <w:sz w:val="20"/>
+                <w:szCs w:val="20"/>
+              </w:rPr>
+              <w:t xml:space="preserve">スタッフの対応</w:t>
+            </w:r>
+          </w:p>
+        </w:tc>
+        <w:tc>
+          <w:tcPr>
+            <w:tcW w:type="dxa" w:w="1200"/>
+            <w:tcBorders>
+              <w:top w:val="single" w:color="CCCCCC" w:sz="1"/>
+              <w:left w:val="single" w:color="CCCCCC" w:sz="1"/>
+              <w:bottom w:val="single" w:color="CCCCCC" w:sz="1"/>
+              <w:right w:val="single" w:color="CCCCCC" w:sz="1"/>
+            </w:tcBorders>
+            <w:tcMar>
+              <w:top w:type="dxa" w:w="80"/>
+              <w:left w:type="dxa" w:w="120"/>
+              <w:bottom w:type="dxa" w:w="80"/>
+              <w:right w:type="dxa" w:w="120"/>
+            </w:tcMar>
+            <w:vAlign w:val="center"/>
+          </w:tcPr>
+          <w:p>
+            <w:pPr>
+              <w:jc w:val="center"/>
+            </w:pPr>
+            <w:r>
+              <w:rPr>
+                <w:rFonts w:ascii="Arial" w:cs="Arial" w:eastAsia="Arial" w:hAnsi="Arial"/>
+                <w:b/>
+                <w:bCs/>
+                <w:color w:val="27AE60"/>
+                <w:sz w:val="20"/>
+                <w:szCs w:val="20"/>
+              </w:rPr>
+              <w:t xml:space="preserve">10件以上</w:t>
+            </w:r>
+          </w:p>
+        </w:tc>
+        <w:tc>
+          <w:tcPr>
+            <w:tcW w:type="dxa" w:w="5226"/>
+            <w:tcBorders>
+              <w:top w:val="single" w:color="CCCCCC" w:sz="1"/>
+              <w:left w:val="single" w:color="CCCCCC" w:sz="1"/>
+              <w:bottom w:val="single" w:color="CCCCCC" w:sz="1"/>
+              <w:right w:val="single" w:color="CCCCCC" w:sz="1"/>
+            </w:tcBorders>
+            <w:tcMar>
+              <w:top w:type="dxa" w:w="80"/>
+              <w:left w:type="dxa" w:w="120"/>
+              <w:bottom w:type="dxa" w:w="80"/>
+              <w:right w:type="dxa" w:w="120"/>
+            </w:tcMar>
+            <w:vAlign w:val="center"/>
+          </w:tcPr>
+          <w:p>
+            <w:pPr>
+              <w:jc w:val="left"/>
+            </w:pPr>
+            <w:r>
+              <w:rPr>
+                <w:rFonts w:ascii="Arial" w:cs="Arial" w:eastAsia="Arial" w:hAnsi="Arial"/>
+                <w:b w:val="false"/>
+                <w:bCs w:val="false"/>
+                <w:color w:val="333333"/>
+                <w:sz w:val="20"/>
+                <w:szCs w:val="20"/>
+              </w:rPr>
+              <w:t xml:space="preserve">「スタッフも感じが良い」「スタッフの方は、丁寧で対応も良かったです」</w:t>
+            </w:r>
+          </w:p>
+        </w:tc>
+      </w:tr>
+      <w:tr>
+        <w:tc>
+          <w:tcPr>
+            <w:tcW w:type="dxa" w:w="2600"/>
+            <w:tcBorders>
+              <w:top w:val="single" w:color="CCCCCC" w:sz="1"/>
+              <w:left w:val="single" w:color="CCCCCC" w:sz="1"/>
+              <w:bottom w:val="single" w:color="CCCCCC" w:sz="1"/>
+              <w:right w:val="single" w:color="CCCCCC" w:sz="1"/>
+            </w:tcBorders>
+            <w:shd w:fill="E8F5E9" w:val="clear"/>
+            <w:tcMar>
+              <w:top w:type="dxa" w:w="80"/>
+              <w:left w:type="dxa" w:w="120"/>
+              <w:bottom w:type="dxa" w:w="80"/>
+              <w:right w:type="dxa" w:w="120"/>
+            </w:tcMar>
+            <w:vAlign w:val="center"/>
+          </w:tcPr>
+          <w:p>
+            <w:pPr>
+              <w:jc w:val="left"/>
+            </w:pPr>
+            <w:r>
+              <w:rPr>
+                <w:rFonts w:ascii="Arial" w:cs="Arial" w:eastAsia="Arial" w:hAnsi="Arial"/>
+                <w:b/>
+                <w:bCs/>
+                <w:color w:val="333333"/>
+                <w:sz w:val="20"/>
+                <w:szCs w:val="20"/>
+              </w:rPr>
+              <w:t xml:space="preserve">清潔さ・清掃</w:t>
+            </w:r>
+          </w:p>
+        </w:tc>
+        <w:tc>
+          <w:tcPr>
+            <w:tcW w:type="dxa" w:w="1200"/>
+            <w:tcBorders>
+              <w:top w:val="single" w:color="CCCCCC" w:sz="1"/>
+              <w:left w:val="single" w:color="CCCCCC" w:sz="1"/>
+              <w:bottom w:val="single" w:color="CCCCCC" w:sz="1"/>
+              <w:right w:val="single" w:color="CCCCCC" w:sz="1"/>
+            </w:tcBorders>
+            <w:shd w:fill="E8F5E9" w:val="clear"/>
+            <w:tcMar>
+              <w:top w:type="dxa" w:w="80"/>
+              <w:left w:type="dxa" w:w="120"/>
+              <w:bottom w:type="dxa" w:w="80"/>
+              <w:right w:type="dxa" w:w="120"/>
+            </w:tcMar>
+            <w:vAlign w:val="center"/>
+          </w:tcPr>
+          <w:p>
+            <w:pPr>
+              <w:jc w:val="center"/>
+            </w:pPr>
+            <w:r>
+              <w:rPr>
+                <w:rFonts w:ascii="Arial" w:cs="Arial" w:eastAsia="Arial" w:hAnsi="Arial"/>
+                <w:b/>
+                <w:bCs/>
+                <w:color w:val="27AE60"/>
+                <w:sz w:val="20"/>
+                <w:szCs w:val="20"/>
+              </w:rPr>
+              <w:t xml:space="preserve">10件以上</w:t>
+            </w:r>
+          </w:p>
+        </w:tc>
+        <w:tc>
+          <w:tcPr>
+            <w:tcW w:type="dxa" w:w="5226"/>
+            <w:tcBorders>
+              <w:top w:val="single" w:color="CCCCCC" w:sz="1"/>
+              <w:left w:val="single" w:color="CCCCCC" w:sz="1"/>
+              <w:bottom w:val="single" w:color="CCCCCC" w:sz="1"/>
+              <w:right w:val="single" w:color="CCCCCC" w:sz="1"/>
+            </w:tcBorders>
+            <w:shd w:fill="E8F5E9" w:val="clear"/>
+            <w:tcMar>
+              <w:top w:type="dxa" w:w="80"/>
+              <w:left w:type="dxa" w:w="120"/>
+              <w:bottom w:type="dxa" w:w="80"/>
+              <w:right w:type="dxa" w:w="120"/>
+            </w:tcMar>
+            <w:vAlign w:val="center"/>
+          </w:tcPr>
+          <w:p>
+            <w:pPr>
+              <w:jc w:val="left"/>
+            </w:pPr>
+            <w:r>
+              <w:rPr>
+                <w:rFonts w:ascii="Arial" w:cs="Arial" w:eastAsia="Arial" w:hAnsi="Arial"/>
+                <w:b w:val="false"/>
+                <w:bCs w:val="false"/>
+                <w:color w:val="333333"/>
+                <w:sz w:val="20"/>
+                <w:szCs w:val="20"/>
+              </w:rPr>
+              <w:t xml:space="preserve">「部屋が綺麗」「部屋も広くきれいで清潔感もあり気持ち良く  過ごせました」</w:t>
+            </w:r>
+          </w:p>
+        </w:tc>
+      </w:tr>
+      <w:tr>
+        <w:tc>
+          <w:tcPr>
+            <w:tcW w:type="dxa" w:w="2600"/>
+            <w:tcBorders>
+              <w:top w:val="single" w:color="CCCCCC" w:sz="1"/>
+              <w:left w:val="single" w:color="CCCCCC" w:sz="1"/>
+              <w:bottom w:val="single" w:color="CCCCCC" w:sz="1"/>
+              <w:right w:val="single" w:color="CCCCCC" w:sz="1"/>
+            </w:tcBorders>
+            <w:tcMar>
+              <w:top w:type="dxa" w:w="80"/>
+              <w:left w:type="dxa" w:w="120"/>
+              <w:bottom w:type="dxa" w:w="80"/>
+              <w:right w:type="dxa" w:w="120"/>
+            </w:tcMar>
+            <w:vAlign w:val="center"/>
+          </w:tcPr>
+          <w:p>
+            <w:pPr>
+              <w:jc w:val="left"/>
+            </w:pPr>
+            <w:r>
+              <w:rPr>
+                <w:rFonts w:ascii="Arial" w:cs="Arial" w:eastAsia="Arial" w:hAnsi="Arial"/>
+                <w:b/>
+                <w:bCs/>
+                <w:color w:val="333333"/>
+                <w:sz w:val="20"/>
+                <w:szCs w:val="20"/>
+              </w:rPr>
+              <w:t xml:space="preserve">快適さ・設備</w:t>
+            </w:r>
+          </w:p>
+        </w:tc>
+        <w:tc>
+          <w:tcPr>
+            <w:tcW w:type="dxa" w:w="1200"/>
+            <w:tcBorders>
+              <w:top w:val="single" w:color="CCCCCC" w:sz="1"/>
+              <w:left w:val="single" w:color="CCCCCC" w:sz="1"/>
+              <w:bottom w:val="single" w:color="CCCCCC" w:sz="1"/>
+              <w:right w:val="single" w:color="CCCCCC" w:sz="1"/>
+            </w:tcBorders>
+            <w:tcMar>
+              <w:top w:type="dxa" w:w="80"/>
+              <w:left w:type="dxa" w:w="120"/>
+              <w:bottom w:type="dxa" w:w="80"/>
+              <w:right w:type="dxa" w:w="120"/>
+            </w:tcMar>
+            <w:vAlign w:val="center"/>
+          </w:tcPr>
+          <w:p>
+            <w:pPr>
+              <w:jc w:val="center"/>
+            </w:pPr>
+            <w:r>
+              <w:rPr>
+                <w:rFonts w:ascii="Arial" w:cs="Arial" w:eastAsia="Arial" w:hAnsi="Arial"/>
+                <w:b/>
+                <w:bCs/>
+                <w:color w:val="27AE60"/>
+                <w:sz w:val="20"/>
+                <w:szCs w:val="20"/>
+              </w:rPr>
+              <w:t xml:space="preserve">10件以上</w:t>
+            </w:r>
+          </w:p>
+        </w:tc>
+        <w:tc>
+          <w:tcPr>
+            <w:tcW w:type="dxa" w:w="5226"/>
+            <w:tcBorders>
+              <w:top w:val="single" w:color="CCCCCC" w:sz="1"/>
+              <w:left w:val="single" w:color="CCCCCC" w:sz="1"/>
+              <w:bottom w:val="single" w:color="CCCCCC" w:sz="1"/>
+              <w:right w:val="single" w:color="CCCCCC" w:sz="1"/>
+            </w:tcBorders>
+            <w:tcMar>
+              <w:top w:type="dxa" w:w="80"/>
+              <w:left w:type="dxa" w:w="120"/>
+              <w:bottom w:type="dxa" w:w="80"/>
+              <w:right w:type="dxa" w:w="120"/>
+            </w:tcMar>
+            <w:vAlign w:val="center"/>
+          </w:tcPr>
+          <w:p>
+            <w:pPr>
+              <w:jc w:val="left"/>
+            </w:pPr>
+            <w:r>
+              <w:rPr>
+                <w:rFonts w:ascii="Arial" w:cs="Arial" w:eastAsia="Arial" w:hAnsi="Arial"/>
+                <w:b w:val="false"/>
+                <w:bCs w:val="false"/>
+                <w:color w:val="333333"/>
+                <w:sz w:val="20"/>
+                <w:szCs w:val="20"/>
+              </w:rPr>
+              <w:t xml:space="preserve">「アメニティをケチっている」「お部屋がとても広くきれいで、掃除も行き届いていて、快適に過ごすことができました」</w:t>
+            </w:r>
+          </w:p>
+        </w:tc>
+      </w:tr>
+      <w:tr>
+        <w:tc>
+          <w:tcPr>
+            <w:tcW w:type="dxa" w:w="2600"/>
+            <w:tcBorders>
+              <w:top w:val="single" w:color="CCCCCC" w:sz="1"/>
+              <w:left w:val="single" w:color="CCCCCC" w:sz="1"/>
+              <w:bottom w:val="single" w:color="CCCCCC" w:sz="1"/>
+              <w:right w:val="single" w:color="CCCCCC" w:sz="1"/>
+            </w:tcBorders>
+            <w:shd w:fill="E8F5E9" w:val="clear"/>
+            <w:tcMar>
+              <w:top w:type="dxa" w:w="80"/>
+              <w:left w:type="dxa" w:w="120"/>
+              <w:bottom w:type="dxa" w:w="80"/>
+              <w:right w:type="dxa" w:w="120"/>
+            </w:tcMar>
+            <w:vAlign w:val="center"/>
+          </w:tcPr>
+          <w:p>
+            <w:pPr>
+              <w:jc w:val="left"/>
+            </w:pPr>
+            <w:r>
+              <w:rPr>
+                <w:rFonts w:ascii="Arial" w:cs="Arial" w:eastAsia="Arial" w:hAnsi="Arial"/>
+                <w:b/>
+                <w:bCs/>
+                <w:color w:val="333333"/>
+                <w:sz w:val="20"/>
+                <w:szCs w:val="20"/>
+              </w:rPr>
+              <w:t xml:space="preserve">コンビニ・周辺施設</w:t>
+            </w:r>
+          </w:p>
+        </w:tc>
+        <w:tc>
+          <w:tcPr>
+            <w:tcW w:type="dxa" w:w="1200"/>
+            <w:tcBorders>
+              <w:top w:val="single" w:color="CCCCCC" w:sz="1"/>
+              <w:left w:val="single" w:color="CCCCCC" w:sz="1"/>
+              <w:bottom w:val="single" w:color="CCCCCC" w:sz="1"/>
+              <w:right w:val="single" w:color="CCCCCC" w:sz="1"/>
+            </w:tcBorders>
+            <w:shd w:fill="E8F5E9" w:val="clear"/>
+            <w:tcMar>
+              <w:top w:type="dxa" w:w="80"/>
+              <w:left w:type="dxa" w:w="120"/>
+              <w:bottom w:type="dxa" w:w="80"/>
+              <w:right w:type="dxa" w:w="120"/>
+            </w:tcMar>
+            <w:vAlign w:val="center"/>
+          </w:tcPr>
+          <w:p>
+            <w:pPr>
+              <w:jc w:val="center"/>
+            </w:pPr>
+            <w:r>
+              <w:rPr>
+                <w:rFonts w:ascii="Arial" w:cs="Arial" w:eastAsia="Arial" w:hAnsi="Arial"/>
+                <w:b/>
+                <w:bCs/>
+                <w:color w:val="27AE60"/>
+                <w:sz w:val="20"/>
+                <w:szCs w:val="20"/>
+              </w:rPr>
+              <w:t xml:space="preserve">7件</w:t>
+            </w:r>
+          </w:p>
+        </w:tc>
+        <w:tc>
+          <w:tcPr>
+            <w:tcW w:type="dxa" w:w="5226"/>
+            <w:tcBorders>
+              <w:top w:val="single" w:color="CCCCCC" w:sz="1"/>
+              <w:left w:val="single" w:color="CCCCCC" w:sz="1"/>
+              <w:bottom w:val="single" w:color="CCCCCC" w:sz="1"/>
+              <w:right w:val="single" w:color="CCCCCC" w:sz="1"/>
+            </w:tcBorders>
+            <w:shd w:fill="E8F5E9" w:val="clear"/>
+            <w:tcMar>
+              <w:top w:type="dxa" w:w="80"/>
+              <w:left w:type="dxa" w:w="120"/>
+              <w:bottom w:type="dxa" w:w="80"/>
+              <w:right w:type="dxa" w:w="120"/>
+            </w:tcMar>
+            <w:vAlign w:val="center"/>
+          </w:tcPr>
+          <w:p>
+            <w:pPr>
+              <w:jc w:val="left"/>
+            </w:pPr>
+            <w:r>
+              <w:rPr>
+                <w:rFonts w:ascii="Arial" w:cs="Arial" w:eastAsia="Arial" w:hAnsi="Arial"/>
+                <w:b w:val="false"/>
+                <w:bCs w:val="false"/>
+                <w:color w:val="333333"/>
+                <w:sz w:val="20"/>
+                <w:szCs w:val="20"/>
+              </w:rPr>
+              <w:t xml:space="preserve">「何度かお世話になっていますが、駅からも近く、周辺に食事をする所やコンビニも多いので便利です」「22:00前までならホテルの一階にあるレストランも利用できそう」</w:t>
+            </w:r>
+          </w:p>
+        </w:tc>
+      </w:tr>
+      <w:tr>
+        <w:tc>
+          <w:tcPr>
+            <w:tcW w:type="dxa" w:w="2600"/>
+            <w:tcBorders>
+              <w:top w:val="single" w:color="CCCCCC" w:sz="1"/>
+              <w:left w:val="single" w:color="CCCCCC" w:sz="1"/>
+              <w:bottom w:val="single" w:color="CCCCCC" w:sz="1"/>
+              <w:right w:val="single" w:color="CCCCCC" w:sz="1"/>
+            </w:tcBorders>
+            <w:tcMar>
+              <w:top w:type="dxa" w:w="80"/>
+              <w:left w:type="dxa" w:w="120"/>
+              <w:bottom w:type="dxa" w:w="80"/>
+              <w:right w:type="dxa" w:w="120"/>
+            </w:tcMar>
+            <w:vAlign w:val="center"/>
+          </w:tcPr>
+          <w:p>
+            <w:pPr>
+              <w:jc w:val="left"/>
+            </w:pPr>
+            <w:r>
+              <w:rPr>
+                <w:rFonts w:ascii="Arial" w:cs="Arial" w:eastAsia="Arial" w:hAnsi="Arial"/>
+                <w:b/>
+                <w:bCs/>
+                <w:color w:val="333333"/>
+                <w:sz w:val="20"/>
+                <w:szCs w:val="20"/>
+              </w:rPr>
+              <w:t xml:space="preserve">コストパフォーマンス</w:t>
+            </w:r>
+          </w:p>
+        </w:tc>
+        <w:tc>
+          <w:tcPr>
+            <w:tcW w:type="dxa" w:w="1200"/>
+            <w:tcBorders>
+              <w:top w:val="single" w:color="CCCCCC" w:sz="1"/>
+              <w:left w:val="single" w:color="CCCCCC" w:sz="1"/>
+              <w:bottom w:val="single" w:color="CCCCCC" w:sz="1"/>
+              <w:right w:val="single" w:color="CCCCCC" w:sz="1"/>
+            </w:tcBorders>
+            <w:tcMar>
+              <w:top w:type="dxa" w:w="80"/>
+              <w:left w:type="dxa" w:w="120"/>
+              <w:bottom w:type="dxa" w:w="80"/>
+              <w:right w:type="dxa" w:w="120"/>
+            </w:tcMar>
+            <w:vAlign w:val="center"/>
+          </w:tcPr>
+          <w:p>
+            <w:pPr>
+              <w:jc w:val="center"/>
+            </w:pPr>
+            <w:r>
+              <w:rPr>
+                <w:rFonts w:ascii="Arial" w:cs="Arial" w:eastAsia="Arial" w:hAnsi="Arial"/>
+                <w:b/>
+                <w:bCs/>
+                <w:color w:val="27AE60"/>
+                <w:sz w:val="20"/>
+                <w:szCs w:val="20"/>
+              </w:rPr>
+              <w:t xml:space="preserve">6件</w:t>
+            </w:r>
+          </w:p>
+        </w:tc>
+        <w:tc>
+          <w:tcPr>
+            <w:tcW w:type="dxa" w:w="5226"/>
+            <w:tcBorders>
+              <w:top w:val="single" w:color="CCCCCC" w:sz="1"/>
+              <w:left w:val="single" w:color="CCCCCC" w:sz="1"/>
+              <w:bottom w:val="single" w:color="CCCCCC" w:sz="1"/>
+              <w:right w:val="single" w:color="CCCCCC" w:sz="1"/>
+            </w:tcBorders>
+            <w:tcMar>
+              <w:top w:type="dxa" w:w="80"/>
+              <w:left w:type="dxa" w:w="120"/>
+              <w:bottom w:type="dxa" w:w="80"/>
+              <w:right w:type="dxa" w:w="120"/>
+            </w:tcMar>
+            <w:vAlign w:val="center"/>
+          </w:tcPr>
+          <w:p>
+            <w:pPr>
+              <w:jc w:val="left"/>
+            </w:pPr>
+            <w:r>
+              <w:rPr>
+                <w:rFonts w:ascii="Arial" w:cs="Arial" w:eastAsia="Arial" w:hAnsi="Arial"/>
+                <w:b w:val="false"/>
+                <w:bCs w:val="false"/>
+                <w:color w:val="333333"/>
+                <w:sz w:val="20"/>
+                <w:szCs w:val="20"/>
+              </w:rPr>
+              <w:t xml:space="preserve">「値段がそれなりで安い 室内の温度が高くて寝苦しい 窓を開ければ多少緩和されたがそれでもこの時期が寒いとはいえ、室温...」「安い ちょっとバスルームカーテンが雑菌臭で臭いのと、トイレの流す水が少なすぎて、トイレットペーパーが初回では流れな...」</w:t>
+            </w:r>
+          </w:p>
+        </w:tc>
+      </w:tr>
     </w:tbl>
     <w:p>
       <w:pPr>
@@ -1490,7 +4638,7 @@
           <w:sz w:val="26"/>
           <w:szCs w:val="26"/>
         </w:rPr>
-        <w:t xml:space="preserve">3.1 主要な強み</w:t>
+        <w:t xml:space="preserve">3.1 最大の強み：「立地・アクセス」</w:t>
       </w:r>
     </w:p>
     <w:p>
@@ -1505,7 +4653,64 @@
           <w:sz w:val="21"/>
           <w:szCs w:val="21"/>
         </w:rPr>
-        <w:t xml:space="preserve">口コミから明確な強みテーマが抽出されました。</w:t>
+        <w:t xml:space="preserve">口コミの多数で「立地・アクセス」に関するポジティブな言及が見られ、コートホテル新横浜の最大の差別化要因となっています。駅から近いので便利 エアコンが暖房のみだったといった声が多数寄せられています。</w:t>
+      </w:r>
+    </w:p>
+    <w:p>
+      <w:pPr>
+        <w:pStyle w:val="ListParagraph"/>
+        <w:numPr>
+          <w:ilvl w:val="0"/>
+          <w:numId w:val="2"/>
+        </w:numPr>
+        <w:spacing w:after="80" w:line="300"/>
+      </w:pPr>
+      <w:r>
+        <w:rPr>
+          <w:rFonts w:ascii="Arial" w:cs="Arial" w:eastAsia="Arial" w:hAnsi="Arial"/>
+          <w:color w:val="333333"/>
+          <w:sz w:val="21"/>
+          <w:szCs w:val="21"/>
+        </w:rPr>
+        <w:t xml:space="preserve">駅から近いので便利 エアコンが暖房のみだった</w:t>
+      </w:r>
+    </w:p>
+    <w:p>
+      <w:pPr>
+        <w:pStyle w:val="ListParagraph"/>
+        <w:numPr>
+          <w:ilvl w:val="0"/>
+          <w:numId w:val="2"/>
+        </w:numPr>
+        <w:spacing w:after="80" w:line="300"/>
+      </w:pPr>
+      <w:r>
+        <w:rPr>
+          <w:rFonts w:ascii="Arial" w:cs="Arial" w:eastAsia="Arial" w:hAnsi="Arial"/>
+          <w:color w:val="333333"/>
+          <w:sz w:val="21"/>
+          <w:szCs w:val="21"/>
+        </w:rPr>
+        <w:t xml:space="preserve">横浜アリーナに近い エアコン設置されてるが温度調整出来ない</w:t>
+      </w:r>
+    </w:p>
+    <w:p>
+      <w:pPr>
+        <w:pStyle w:val="ListParagraph"/>
+        <w:numPr>
+          <w:ilvl w:val="0"/>
+          <w:numId w:val="2"/>
+        </w:numPr>
+        <w:spacing w:after="80" w:line="300"/>
+      </w:pPr>
+      <w:r>
+        <w:rPr>
+          <w:rFonts w:ascii="Arial" w:cs="Arial" w:eastAsia="Arial" w:hAnsi="Arial"/>
+          <w:color w:val="333333"/>
+          <w:sz w:val="21"/>
+          <w:szCs w:val="21"/>
+        </w:rPr>
+        <w:t xml:space="preserve">繁華街や駅に近い トイレの匂いが臭い</w:t>
       </w:r>
     </w:p>
     <w:p>
@@ -1527,7 +4732,7 @@
           <w:sz w:val="26"/>
           <w:szCs w:val="26"/>
         </w:rPr>
-        <w:t xml:space="preserve">3.2 その他の強み</w:t>
+        <w:t xml:space="preserve">3.2 スタッフの対応</w:t>
       </w:r>
     </w:p>
     <w:p>
@@ -1542,7 +4747,7 @@
           <w:sz w:val="21"/>
           <w:szCs w:val="21"/>
         </w:rPr>
-        <w:t xml:space="preserve">追加の強みテーマは限定的です。</w:t>
+        <w:t xml:space="preserve">スタッフの対応に関するポジティブな評価も多く寄せられています。「スタッフも感じが良い」といったコメントが見られます。</w:t>
       </w:r>
     </w:p>
     <w:p>
@@ -1747,6 +4952,840 @@
           </w:p>
         </w:tc>
       </w:tr>
+      <w:tr>
+        <w:tc>
+          <w:tcPr>
+            <w:tcW w:type="dxa" w:w="800"/>
+            <w:tcBorders>
+              <w:top w:val="single" w:color="CCCCCC" w:sz="1"/>
+              <w:left w:val="single" w:color="CCCCCC" w:sz="1"/>
+              <w:bottom w:val="single" w:color="CCCCCC" w:sz="1"/>
+              <w:right w:val="single" w:color="CCCCCC" w:sz="1"/>
+            </w:tcBorders>
+            <w:shd w:fill="F2F2F2" w:val="clear"/>
+            <w:tcMar>
+              <w:top w:type="dxa" w:w="80"/>
+              <w:left w:type="dxa" w:w="120"/>
+              <w:bottom w:type="dxa" w:w="80"/>
+              <w:right w:type="dxa" w:w="120"/>
+            </w:tcMar>
+            <w:vAlign w:val="center"/>
+          </w:tcPr>
+          <w:p>
+            <w:pPr>
+              <w:jc w:val="center"/>
+            </w:pPr>
+            <w:r>
+              <w:rPr>
+                <w:rFonts w:ascii="Arial" w:cs="Arial" w:eastAsia="Arial" w:hAnsi="Arial"/>
+                <w:b/>
+                <w:bCs/>
+                <w:color w:val="C0392B"/>
+                <w:sz w:val="22"/>
+                <w:szCs w:val="22"/>
+              </w:rPr>
+              <w:t xml:space="preserve">S</w:t>
+            </w:r>
+          </w:p>
+        </w:tc>
+        <w:tc>
+          <w:tcPr>
+            <w:tcW w:type="dxa" w:w="2200"/>
+            <w:tcBorders>
+              <w:top w:val="single" w:color="CCCCCC" w:sz="1"/>
+              <w:left w:val="single" w:color="CCCCCC" w:sz="1"/>
+              <w:bottom w:val="single" w:color="CCCCCC" w:sz="1"/>
+              <w:right w:val="single" w:color="CCCCCC" w:sz="1"/>
+            </w:tcBorders>
+            <w:tcMar>
+              <w:top w:type="dxa" w:w="80"/>
+              <w:left w:type="dxa" w:w="120"/>
+              <w:bottom w:type="dxa" w:w="80"/>
+              <w:right w:type="dxa" w:w="120"/>
+            </w:tcMar>
+            <w:vAlign w:val="center"/>
+          </w:tcPr>
+          <w:p>
+            <w:pPr>
+              <w:jc w:val="left"/>
+            </w:pPr>
+            <w:r>
+              <w:rPr>
+                <w:rFonts w:ascii="Arial" w:cs="Arial" w:eastAsia="Arial" w:hAnsi="Arial"/>
+                <w:b/>
+                <w:bCs/>
+                <w:color w:val="333333"/>
+                <w:sz w:val="20"/>
+                <w:szCs w:val="20"/>
+              </w:rPr>
+              <w:t xml:space="preserve">浴室・水回り</w:t>
+            </w:r>
+          </w:p>
+        </w:tc>
+        <w:tc>
+          <w:tcPr>
+            <w:tcW w:type="dxa" w:w="4360"/>
+            <w:tcBorders>
+              <w:top w:val="single" w:color="CCCCCC" w:sz="1"/>
+              <w:left w:val="single" w:color="CCCCCC" w:sz="1"/>
+              <w:bottom w:val="single" w:color="CCCCCC" w:sz="1"/>
+              <w:right w:val="single" w:color="CCCCCC" w:sz="1"/>
+            </w:tcBorders>
+            <w:tcMar>
+              <w:top w:type="dxa" w:w="80"/>
+              <w:left w:type="dxa" w:w="120"/>
+              <w:bottom w:type="dxa" w:w="80"/>
+              <w:right w:type="dxa" w:w="120"/>
+            </w:tcMar>
+            <w:vAlign w:val="center"/>
+          </w:tcPr>
+          <w:p>
+            <w:pPr>
+              <w:jc w:val="left"/>
+            </w:pPr>
+            <w:r>
+              <w:rPr>
+                <w:rFonts w:ascii="Arial" w:cs="Arial" w:eastAsia="Arial" w:hAnsi="Arial"/>
+                <w:b w:val="false"/>
+                <w:bCs w:val="false"/>
+                <w:color w:val="333333"/>
+                <w:sz w:val="20"/>
+                <w:szCs w:val="20"/>
+              </w:rPr>
+              <w:t xml:space="preserve">シャワーの温度調節に苦労します</w:t>
+            </w:r>
+          </w:p>
+        </w:tc>
+        <w:tc>
+          <w:tcPr>
+            <w:tcW w:type="dxa" w:w="2000"/>
+            <w:tcBorders>
+              <w:top w:val="single" w:color="CCCCCC" w:sz="1"/>
+              <w:left w:val="single" w:color="CCCCCC" w:sz="1"/>
+              <w:bottom w:val="single" w:color="CCCCCC" w:sz="1"/>
+              <w:right w:val="single" w:color="CCCCCC" w:sz="1"/>
+            </w:tcBorders>
+            <w:tcMar>
+              <w:top w:type="dxa" w:w="80"/>
+              <w:left w:type="dxa" w:w="120"/>
+              <w:bottom w:type="dxa" w:w="80"/>
+              <w:right w:type="dxa" w:w="120"/>
+            </w:tcMar>
+            <w:vAlign w:val="center"/>
+          </w:tcPr>
+          <w:p>
+            <w:pPr>
+              <w:jc w:val="center"/>
+            </w:pPr>
+            <w:r>
+              <w:rPr>
+                <w:rFonts w:ascii="Arial" w:cs="Arial" w:eastAsia="Arial" w:hAnsi="Arial"/>
+                <w:b w:val="false"/>
+                <w:bCs w:val="false"/>
+                <w:color w:val="333333"/>
+                <w:sz w:val="20"/>
+                <w:szCs w:val="20"/>
+              </w:rPr>
+              <w:t xml:space="preserve">重大・16件</w:t>
+            </w:r>
+          </w:p>
+        </w:tc>
+      </w:tr>
+      <w:tr>
+        <w:tc>
+          <w:tcPr>
+            <w:tcW w:type="dxa" w:w="800"/>
+            <w:tcBorders>
+              <w:top w:val="single" w:color="CCCCCC" w:sz="1"/>
+              <w:left w:val="single" w:color="CCCCCC" w:sz="1"/>
+              <w:bottom w:val="single" w:color="CCCCCC" w:sz="1"/>
+              <w:right w:val="single" w:color="CCCCCC" w:sz="1"/>
+            </w:tcBorders>
+            <w:shd w:fill="F2F2F2" w:val="clear"/>
+            <w:tcMar>
+              <w:top w:type="dxa" w:w="80"/>
+              <w:left w:type="dxa" w:w="120"/>
+              <w:bottom w:type="dxa" w:w="80"/>
+              <w:right w:type="dxa" w:w="120"/>
+            </w:tcMar>
+            <w:vAlign w:val="center"/>
+          </w:tcPr>
+          <w:p>
+            <w:pPr>
+              <w:jc w:val="center"/>
+            </w:pPr>
+            <w:r>
+              <w:rPr>
+                <w:rFonts w:ascii="Arial" w:cs="Arial" w:eastAsia="Arial" w:hAnsi="Arial"/>
+                <w:b/>
+                <w:bCs/>
+                <w:color w:val="E67E22"/>
+                <w:sz w:val="22"/>
+                <w:szCs w:val="22"/>
+              </w:rPr>
+              <w:t xml:space="preserve">A</w:t>
+            </w:r>
+          </w:p>
+        </w:tc>
+        <w:tc>
+          <w:tcPr>
+            <w:tcW w:type="dxa" w:w="2200"/>
+            <w:tcBorders>
+              <w:top w:val="single" w:color="CCCCCC" w:sz="1"/>
+              <w:left w:val="single" w:color="CCCCCC" w:sz="1"/>
+              <w:bottom w:val="single" w:color="CCCCCC" w:sz="1"/>
+              <w:right w:val="single" w:color="CCCCCC" w:sz="1"/>
+            </w:tcBorders>
+            <w:tcMar>
+              <w:top w:type="dxa" w:w="80"/>
+              <w:left w:type="dxa" w:w="120"/>
+              <w:bottom w:type="dxa" w:w="80"/>
+              <w:right w:type="dxa" w:w="120"/>
+            </w:tcMar>
+            <w:vAlign w:val="center"/>
+          </w:tcPr>
+          <w:p>
+            <w:pPr>
+              <w:jc w:val="left"/>
+            </w:pPr>
+            <w:r>
+              <w:rPr>
+                <w:rFonts w:ascii="Arial" w:cs="Arial" w:eastAsia="Arial" w:hAnsi="Arial"/>
+                <w:b/>
+                <w:bCs/>
+                <w:color w:val="333333"/>
+                <w:sz w:val="20"/>
+                <w:szCs w:val="20"/>
+              </w:rPr>
+              <w:t xml:space="preserve">エアコン・空調</w:t>
+            </w:r>
+          </w:p>
+        </w:tc>
+        <w:tc>
+          <w:tcPr>
+            <w:tcW w:type="dxa" w:w="4360"/>
+            <w:tcBorders>
+              <w:top w:val="single" w:color="CCCCCC" w:sz="1"/>
+              <w:left w:val="single" w:color="CCCCCC" w:sz="1"/>
+              <w:bottom w:val="single" w:color="CCCCCC" w:sz="1"/>
+              <w:right w:val="single" w:color="CCCCCC" w:sz="1"/>
+            </w:tcBorders>
+            <w:tcMar>
+              <w:top w:type="dxa" w:w="80"/>
+              <w:left w:type="dxa" w:w="120"/>
+              <w:bottom w:type="dxa" w:w="80"/>
+              <w:right w:type="dxa" w:w="120"/>
+            </w:tcMar>
+            <w:vAlign w:val="center"/>
+          </w:tcPr>
+          <w:p>
+            <w:pPr>
+              <w:jc w:val="left"/>
+            </w:pPr>
+            <w:r>
+              <w:rPr>
+                <w:rFonts w:ascii="Arial" w:cs="Arial" w:eastAsia="Arial" w:hAnsi="Arial"/>
+                <w:b w:val="false"/>
+                <w:bCs w:val="false"/>
+                <w:color w:val="333333"/>
+                <w:sz w:val="20"/>
+                <w:szCs w:val="20"/>
+              </w:rPr>
+              <w:t xml:space="preserve">シャワーの温度調節に苦労します</w:t>
+            </w:r>
+          </w:p>
+        </w:tc>
+        <w:tc>
+          <w:tcPr>
+            <w:tcW w:type="dxa" w:w="2000"/>
+            <w:tcBorders>
+              <w:top w:val="single" w:color="CCCCCC" w:sz="1"/>
+              <w:left w:val="single" w:color="CCCCCC" w:sz="1"/>
+              <w:bottom w:val="single" w:color="CCCCCC" w:sz="1"/>
+              <w:right w:val="single" w:color="CCCCCC" w:sz="1"/>
+            </w:tcBorders>
+            <w:tcMar>
+              <w:top w:type="dxa" w:w="80"/>
+              <w:left w:type="dxa" w:w="120"/>
+              <w:bottom w:type="dxa" w:w="80"/>
+              <w:right w:type="dxa" w:w="120"/>
+            </w:tcMar>
+            <w:vAlign w:val="center"/>
+          </w:tcPr>
+          <w:p>
+            <w:pPr>
+              <w:jc w:val="center"/>
+            </w:pPr>
+            <w:r>
+              <w:rPr>
+                <w:rFonts w:ascii="Arial" w:cs="Arial" w:eastAsia="Arial" w:hAnsi="Arial"/>
+                <w:b w:val="false"/>
+                <w:bCs w:val="false"/>
+                <w:color w:val="333333"/>
+                <w:sz w:val="20"/>
+                <w:szCs w:val="20"/>
+              </w:rPr>
+              <w:t xml:space="preserve">重大・12件</w:t>
+            </w:r>
+          </w:p>
+        </w:tc>
+      </w:tr>
+      <w:tr>
+        <w:tc>
+          <w:tcPr>
+            <w:tcW w:type="dxa" w:w="800"/>
+            <w:tcBorders>
+              <w:top w:val="single" w:color="CCCCCC" w:sz="1"/>
+              <w:left w:val="single" w:color="CCCCCC" w:sz="1"/>
+              <w:bottom w:val="single" w:color="CCCCCC" w:sz="1"/>
+              <w:right w:val="single" w:color="CCCCCC" w:sz="1"/>
+            </w:tcBorders>
+            <w:shd w:fill="F2F2F2" w:val="clear"/>
+            <w:tcMar>
+              <w:top w:type="dxa" w:w="80"/>
+              <w:left w:type="dxa" w:w="120"/>
+              <w:bottom w:type="dxa" w:w="80"/>
+              <w:right w:type="dxa" w:w="120"/>
+            </w:tcMar>
+            <w:vAlign w:val="center"/>
+          </w:tcPr>
+          <w:p>
+            <w:pPr>
+              <w:jc w:val="center"/>
+            </w:pPr>
+            <w:r>
+              <w:rPr>
+                <w:rFonts w:ascii="Arial" w:cs="Arial" w:eastAsia="Arial" w:hAnsi="Arial"/>
+                <w:b/>
+                <w:bCs/>
+                <w:color w:val="E67E22"/>
+                <w:sz w:val="22"/>
+                <w:szCs w:val="22"/>
+              </w:rPr>
+              <w:t xml:space="preserve">A</w:t>
+            </w:r>
+          </w:p>
+        </w:tc>
+        <w:tc>
+          <w:tcPr>
+            <w:tcW w:type="dxa" w:w="2200"/>
+            <w:tcBorders>
+              <w:top w:val="single" w:color="CCCCCC" w:sz="1"/>
+              <w:left w:val="single" w:color="CCCCCC" w:sz="1"/>
+              <w:bottom w:val="single" w:color="CCCCCC" w:sz="1"/>
+              <w:right w:val="single" w:color="CCCCCC" w:sz="1"/>
+            </w:tcBorders>
+            <w:tcMar>
+              <w:top w:type="dxa" w:w="80"/>
+              <w:left w:type="dxa" w:w="120"/>
+              <w:bottom w:type="dxa" w:w="80"/>
+              <w:right w:type="dxa" w:w="120"/>
+            </w:tcMar>
+            <w:vAlign w:val="center"/>
+          </w:tcPr>
+          <w:p>
+            <w:pPr>
+              <w:jc w:val="left"/>
+            </w:pPr>
+            <w:r>
+              <w:rPr>
+                <w:rFonts w:ascii="Arial" w:cs="Arial" w:eastAsia="Arial" w:hAnsi="Arial"/>
+                <w:b/>
+                <w:bCs/>
+                <w:color w:val="333333"/>
+                <w:sz w:val="20"/>
+                <w:szCs w:val="20"/>
+              </w:rPr>
+              <w:t xml:space="preserve">設備の老朽化</w:t>
+            </w:r>
+          </w:p>
+        </w:tc>
+        <w:tc>
+          <w:tcPr>
+            <w:tcW w:type="dxa" w:w="4360"/>
+            <w:tcBorders>
+              <w:top w:val="single" w:color="CCCCCC" w:sz="1"/>
+              <w:left w:val="single" w:color="CCCCCC" w:sz="1"/>
+              <w:bottom w:val="single" w:color="CCCCCC" w:sz="1"/>
+              <w:right w:val="single" w:color="CCCCCC" w:sz="1"/>
+            </w:tcBorders>
+            <w:tcMar>
+              <w:top w:type="dxa" w:w="80"/>
+              <w:left w:type="dxa" w:w="120"/>
+              <w:bottom w:type="dxa" w:w="80"/>
+              <w:right w:type="dxa" w:w="120"/>
+            </w:tcMar>
+            <w:vAlign w:val="center"/>
+          </w:tcPr>
+          <w:p>
+            <w:pPr>
+              <w:jc w:val="left"/>
+            </w:pPr>
+            <w:r>
+              <w:rPr>
+                <w:rFonts w:ascii="Arial" w:cs="Arial" w:eastAsia="Arial" w:hAnsi="Arial"/>
+                <w:b w:val="false"/>
+                <w:bCs w:val="false"/>
+                <w:color w:val="333333"/>
+                <w:sz w:val="20"/>
+                <w:szCs w:val="20"/>
+              </w:rPr>
+              <w:t xml:space="preserve">少し建物古いかも</w:t>
+            </w:r>
+          </w:p>
+        </w:tc>
+        <w:tc>
+          <w:tcPr>
+            <w:tcW w:type="dxa" w:w="2000"/>
+            <w:tcBorders>
+              <w:top w:val="single" w:color="CCCCCC" w:sz="1"/>
+              <w:left w:val="single" w:color="CCCCCC" w:sz="1"/>
+              <w:bottom w:val="single" w:color="CCCCCC" w:sz="1"/>
+              <w:right w:val="single" w:color="CCCCCC" w:sz="1"/>
+            </w:tcBorders>
+            <w:tcMar>
+              <w:top w:type="dxa" w:w="80"/>
+              <w:left w:type="dxa" w:w="120"/>
+              <w:bottom w:type="dxa" w:w="80"/>
+              <w:right w:type="dxa" w:w="120"/>
+            </w:tcMar>
+            <w:vAlign w:val="center"/>
+          </w:tcPr>
+          <w:p>
+            <w:pPr>
+              <w:jc w:val="center"/>
+            </w:pPr>
+            <w:r>
+              <w:rPr>
+                <w:rFonts w:ascii="Arial" w:cs="Arial" w:eastAsia="Arial" w:hAnsi="Arial"/>
+                <w:b w:val="false"/>
+                <w:bCs w:val="false"/>
+                <w:color w:val="333333"/>
+                <w:sz w:val="20"/>
+                <w:szCs w:val="20"/>
+              </w:rPr>
+              <w:t xml:space="preserve">重大・8件</w:t>
+            </w:r>
+          </w:p>
+        </w:tc>
+      </w:tr>
+      <w:tr>
+        <w:tc>
+          <w:tcPr>
+            <w:tcW w:type="dxa" w:w="800"/>
+            <w:tcBorders>
+              <w:top w:val="single" w:color="CCCCCC" w:sz="1"/>
+              <w:left w:val="single" w:color="CCCCCC" w:sz="1"/>
+              <w:bottom w:val="single" w:color="CCCCCC" w:sz="1"/>
+              <w:right w:val="single" w:color="CCCCCC" w:sz="1"/>
+            </w:tcBorders>
+            <w:shd w:fill="F2F2F2" w:val="clear"/>
+            <w:tcMar>
+              <w:top w:type="dxa" w:w="80"/>
+              <w:left w:type="dxa" w:w="120"/>
+              <w:bottom w:type="dxa" w:w="80"/>
+              <w:right w:type="dxa" w:w="120"/>
+            </w:tcMar>
+            <w:vAlign w:val="center"/>
+          </w:tcPr>
+          <w:p>
+            <w:pPr>
+              <w:jc w:val="center"/>
+            </w:pPr>
+            <w:r>
+              <w:rPr>
+                <w:rFonts w:ascii="Arial" w:cs="Arial" w:eastAsia="Arial" w:hAnsi="Arial"/>
+                <w:b/>
+                <w:bCs/>
+                <w:color w:val="2E75B6"/>
+                <w:sz w:val="22"/>
+                <w:szCs w:val="22"/>
+              </w:rPr>
+              <w:t xml:space="preserve">B</w:t>
+            </w:r>
+          </w:p>
+        </w:tc>
+        <w:tc>
+          <w:tcPr>
+            <w:tcW w:type="dxa" w:w="2200"/>
+            <w:tcBorders>
+              <w:top w:val="single" w:color="CCCCCC" w:sz="1"/>
+              <w:left w:val="single" w:color="CCCCCC" w:sz="1"/>
+              <w:bottom w:val="single" w:color="CCCCCC" w:sz="1"/>
+              <w:right w:val="single" w:color="CCCCCC" w:sz="1"/>
+            </w:tcBorders>
+            <w:tcMar>
+              <w:top w:type="dxa" w:w="80"/>
+              <w:left w:type="dxa" w:w="120"/>
+              <w:bottom w:type="dxa" w:w="80"/>
+              <w:right w:type="dxa" w:w="120"/>
+            </w:tcMar>
+            <w:vAlign w:val="center"/>
+          </w:tcPr>
+          <w:p>
+            <w:pPr>
+              <w:jc w:val="left"/>
+            </w:pPr>
+            <w:r>
+              <w:rPr>
+                <w:rFonts w:ascii="Arial" w:cs="Arial" w:eastAsia="Arial" w:hAnsi="Arial"/>
+                <w:b/>
+                <w:bCs/>
+                <w:color w:val="333333"/>
+                <w:sz w:val="20"/>
+                <w:szCs w:val="20"/>
+              </w:rPr>
+              <w:t xml:space="preserve">対応・サービスの不満</w:t>
+            </w:r>
+          </w:p>
+        </w:tc>
+        <w:tc>
+          <w:tcPr>
+            <w:tcW w:type="dxa" w:w="4360"/>
+            <w:tcBorders>
+              <w:top w:val="single" w:color="CCCCCC" w:sz="1"/>
+              <w:left w:val="single" w:color="CCCCCC" w:sz="1"/>
+              <w:bottom w:val="single" w:color="CCCCCC" w:sz="1"/>
+              <w:right w:val="single" w:color="CCCCCC" w:sz="1"/>
+            </w:tcBorders>
+            <w:tcMar>
+              <w:top w:type="dxa" w:w="80"/>
+              <w:left w:type="dxa" w:w="120"/>
+              <w:bottom w:type="dxa" w:w="80"/>
+              <w:right w:type="dxa" w:w="120"/>
+            </w:tcMar>
+            <w:vAlign w:val="center"/>
+          </w:tcPr>
+          <w:p>
+            <w:pPr>
+              <w:jc w:val="left"/>
+            </w:pPr>
+            <w:r>
+              <w:rPr>
+                <w:rFonts w:ascii="Arial" w:cs="Arial" w:eastAsia="Arial" w:hAnsi="Arial"/>
+                <w:b w:val="false"/>
+                <w:bCs w:val="false"/>
+                <w:color w:val="333333"/>
+                <w:sz w:val="20"/>
+                <w:szCs w:val="20"/>
+              </w:rPr>
+              <w:t xml:space="preserve">喫煙の部屋でしたが、空気清浄機が無かったので、残念ですが、部屋内は綺麗でした</w:t>
+            </w:r>
+          </w:p>
+        </w:tc>
+        <w:tc>
+          <w:tcPr>
+            <w:tcW w:type="dxa" w:w="2000"/>
+            <w:tcBorders>
+              <w:top w:val="single" w:color="CCCCCC" w:sz="1"/>
+              <w:left w:val="single" w:color="CCCCCC" w:sz="1"/>
+              <w:bottom w:val="single" w:color="CCCCCC" w:sz="1"/>
+              <w:right w:val="single" w:color="CCCCCC" w:sz="1"/>
+            </w:tcBorders>
+            <w:tcMar>
+              <w:top w:type="dxa" w:w="80"/>
+              <w:left w:type="dxa" w:w="120"/>
+              <w:bottom w:type="dxa" w:w="80"/>
+              <w:right w:type="dxa" w:w="120"/>
+            </w:tcMar>
+            <w:vAlign w:val="center"/>
+          </w:tcPr>
+          <w:p>
+            <w:pPr>
+              <w:jc w:val="center"/>
+            </w:pPr>
+            <w:r>
+              <w:rPr>
+                <w:rFonts w:ascii="Arial" w:cs="Arial" w:eastAsia="Arial" w:hAnsi="Arial"/>
+                <w:b w:val="false"/>
+                <w:bCs w:val="false"/>
+                <w:color w:val="333333"/>
+                <w:sz w:val="20"/>
+                <w:szCs w:val="20"/>
+              </w:rPr>
+              <w:t xml:space="preserve">重大・5件</w:t>
+            </w:r>
+          </w:p>
+        </w:tc>
+      </w:tr>
+      <w:tr>
+        <w:tc>
+          <w:tcPr>
+            <w:tcW w:type="dxa" w:w="800"/>
+            <w:tcBorders>
+              <w:top w:val="single" w:color="CCCCCC" w:sz="1"/>
+              <w:left w:val="single" w:color="CCCCCC" w:sz="1"/>
+              <w:bottom w:val="single" w:color="CCCCCC" w:sz="1"/>
+              <w:right w:val="single" w:color="CCCCCC" w:sz="1"/>
+            </w:tcBorders>
+            <w:shd w:fill="F2F2F2" w:val="clear"/>
+            <w:tcMar>
+              <w:top w:type="dxa" w:w="80"/>
+              <w:left w:type="dxa" w:w="120"/>
+              <w:bottom w:type="dxa" w:w="80"/>
+              <w:right w:type="dxa" w:w="120"/>
+            </w:tcMar>
+            <w:vAlign w:val="center"/>
+          </w:tcPr>
+          <w:p>
+            <w:pPr>
+              <w:jc w:val="center"/>
+            </w:pPr>
+            <w:r>
+              <w:rPr>
+                <w:rFonts w:ascii="Arial" w:cs="Arial" w:eastAsia="Arial" w:hAnsi="Arial"/>
+                <w:b/>
+                <w:bCs/>
+                <w:color w:val="2E75B6"/>
+                <w:sz w:val="22"/>
+                <w:szCs w:val="22"/>
+              </w:rPr>
+              <w:t xml:space="preserve">B</w:t>
+            </w:r>
+          </w:p>
+        </w:tc>
+        <w:tc>
+          <w:tcPr>
+            <w:tcW w:type="dxa" w:w="2200"/>
+            <w:tcBorders>
+              <w:top w:val="single" w:color="CCCCCC" w:sz="1"/>
+              <w:left w:val="single" w:color="CCCCCC" w:sz="1"/>
+              <w:bottom w:val="single" w:color="CCCCCC" w:sz="1"/>
+              <w:right w:val="single" w:color="CCCCCC" w:sz="1"/>
+            </w:tcBorders>
+            <w:tcMar>
+              <w:top w:type="dxa" w:w="80"/>
+              <w:left w:type="dxa" w:w="120"/>
+              <w:bottom w:type="dxa" w:w="80"/>
+              <w:right w:type="dxa" w:w="120"/>
+            </w:tcMar>
+            <w:vAlign w:val="center"/>
+          </w:tcPr>
+          <w:p>
+            <w:pPr>
+              <w:jc w:val="left"/>
+            </w:pPr>
+            <w:r>
+              <w:rPr>
+                <w:rFonts w:ascii="Arial" w:cs="Arial" w:eastAsia="Arial" w:hAnsi="Arial"/>
+                <w:b/>
+                <w:bCs/>
+                <w:color w:val="333333"/>
+                <w:sz w:val="20"/>
+                <w:szCs w:val="20"/>
+              </w:rPr>
+              <w:t xml:space="preserve">臭い・匂い</w:t>
+            </w:r>
+          </w:p>
+        </w:tc>
+        <w:tc>
+          <w:tcPr>
+            <w:tcW w:type="dxa" w:w="4360"/>
+            <w:tcBorders>
+              <w:top w:val="single" w:color="CCCCCC" w:sz="1"/>
+              <w:left w:val="single" w:color="CCCCCC" w:sz="1"/>
+              <w:bottom w:val="single" w:color="CCCCCC" w:sz="1"/>
+              <w:right w:val="single" w:color="CCCCCC" w:sz="1"/>
+            </w:tcBorders>
+            <w:tcMar>
+              <w:top w:type="dxa" w:w="80"/>
+              <w:left w:type="dxa" w:w="120"/>
+              <w:bottom w:type="dxa" w:w="80"/>
+              <w:right w:type="dxa" w:w="120"/>
+            </w:tcMar>
+            <w:vAlign w:val="center"/>
+          </w:tcPr>
+          <w:p>
+            <w:pPr>
+              <w:jc w:val="left"/>
+            </w:pPr>
+            <w:r>
+              <w:rPr>
+                <w:rFonts w:ascii="Arial" w:cs="Arial" w:eastAsia="Arial" w:hAnsi="Arial"/>
+                <w:b w:val="false"/>
+                <w:bCs w:val="false"/>
+                <w:color w:val="333333"/>
+                <w:sz w:val="20"/>
+                <w:szCs w:val="20"/>
+              </w:rPr>
+              <w:t xml:space="preserve">繁華街や駅に近い トイレの匂いが臭い</w:t>
+            </w:r>
+          </w:p>
+        </w:tc>
+        <w:tc>
+          <w:tcPr>
+            <w:tcW w:type="dxa" w:w="2000"/>
+            <w:tcBorders>
+              <w:top w:val="single" w:color="CCCCCC" w:sz="1"/>
+              <w:left w:val="single" w:color="CCCCCC" w:sz="1"/>
+              <w:bottom w:val="single" w:color="CCCCCC" w:sz="1"/>
+              <w:right w:val="single" w:color="CCCCCC" w:sz="1"/>
+            </w:tcBorders>
+            <w:tcMar>
+              <w:top w:type="dxa" w:w="80"/>
+              <w:left w:type="dxa" w:w="120"/>
+              <w:bottom w:type="dxa" w:w="80"/>
+              <w:right w:type="dxa" w:w="120"/>
+            </w:tcMar>
+            <w:vAlign w:val="center"/>
+          </w:tcPr>
+          <w:p>
+            <w:pPr>
+              <w:jc w:val="center"/>
+            </w:pPr>
+            <w:r>
+              <w:rPr>
+                <w:rFonts w:ascii="Arial" w:cs="Arial" w:eastAsia="Arial" w:hAnsi="Arial"/>
+                <w:b w:val="false"/>
+                <w:bCs w:val="false"/>
+                <w:color w:val="333333"/>
+                <w:sz w:val="20"/>
+                <w:szCs w:val="20"/>
+              </w:rPr>
+              <w:t xml:space="preserve">中度・4件</w:t>
+            </w:r>
+          </w:p>
+        </w:tc>
+      </w:tr>
+      <w:tr>
+        <w:tc>
+          <w:tcPr>
+            <w:tcW w:type="dxa" w:w="800"/>
+            <w:tcBorders>
+              <w:top w:val="single" w:color="CCCCCC" w:sz="1"/>
+              <w:left w:val="single" w:color="CCCCCC" w:sz="1"/>
+              <w:bottom w:val="single" w:color="CCCCCC" w:sz="1"/>
+              <w:right w:val="single" w:color="CCCCCC" w:sz="1"/>
+            </w:tcBorders>
+            <w:shd w:fill="F2F2F2" w:val="clear"/>
+            <w:tcMar>
+              <w:top w:type="dxa" w:w="80"/>
+              <w:left w:type="dxa" w:w="120"/>
+              <w:bottom w:type="dxa" w:w="80"/>
+              <w:right w:type="dxa" w:w="120"/>
+            </w:tcMar>
+            <w:vAlign w:val="center"/>
+          </w:tcPr>
+          <w:p>
+            <w:pPr>
+              <w:jc w:val="center"/>
+            </w:pPr>
+            <w:r>
+              <w:rPr>
+                <w:rFonts w:ascii="Arial" w:cs="Arial" w:eastAsia="Arial" w:hAnsi="Arial"/>
+                <w:b/>
+                <w:bCs/>
+                <w:color w:val="888888"/>
+                <w:sz w:val="22"/>
+                <w:szCs w:val="22"/>
+              </w:rPr>
+              <w:t xml:space="preserve">C</w:t>
+            </w:r>
+          </w:p>
+        </w:tc>
+        <w:tc>
+          <w:tcPr>
+            <w:tcW w:type="dxa" w:w="2200"/>
+            <w:tcBorders>
+              <w:top w:val="single" w:color="CCCCCC" w:sz="1"/>
+              <w:left w:val="single" w:color="CCCCCC" w:sz="1"/>
+              <w:bottom w:val="single" w:color="CCCCCC" w:sz="1"/>
+              <w:right w:val="single" w:color="CCCCCC" w:sz="1"/>
+            </w:tcBorders>
+            <w:tcMar>
+              <w:top w:type="dxa" w:w="80"/>
+              <w:left w:type="dxa" w:w="120"/>
+              <w:bottom w:type="dxa" w:w="80"/>
+              <w:right w:type="dxa" w:w="120"/>
+            </w:tcMar>
+            <w:vAlign w:val="center"/>
+          </w:tcPr>
+          <w:p>
+            <w:pPr>
+              <w:jc w:val="left"/>
+            </w:pPr>
+            <w:r>
+              <w:rPr>
+                <w:rFonts w:ascii="Arial" w:cs="Arial" w:eastAsia="Arial" w:hAnsi="Arial"/>
+                <w:b/>
+                <w:bCs/>
+                <w:color w:val="333333"/>
+                <w:sz w:val="20"/>
+                <w:szCs w:val="20"/>
+              </w:rPr>
+              <w:t xml:space="preserve">窓・採光</w:t>
+            </w:r>
+          </w:p>
+        </w:tc>
+        <w:tc>
+          <w:tcPr>
+            <w:tcW w:type="dxa" w:w="4360"/>
+            <w:tcBorders>
+              <w:top w:val="single" w:color="CCCCCC" w:sz="1"/>
+              <w:left w:val="single" w:color="CCCCCC" w:sz="1"/>
+              <w:bottom w:val="single" w:color="CCCCCC" w:sz="1"/>
+              <w:right w:val="single" w:color="CCCCCC" w:sz="1"/>
+            </w:tcBorders>
+            <w:tcMar>
+              <w:top w:type="dxa" w:w="80"/>
+              <w:left w:type="dxa" w:w="120"/>
+              <w:bottom w:type="dxa" w:w="80"/>
+              <w:right w:type="dxa" w:w="120"/>
+            </w:tcMar>
+            <w:vAlign w:val="center"/>
+          </w:tcPr>
+          <w:p>
+            <w:pPr>
+              <w:jc w:val="left"/>
+            </w:pPr>
+            <w:r>
+              <w:rPr>
+                <w:rFonts w:ascii="Arial" w:cs="Arial" w:eastAsia="Arial" w:hAnsi="Arial"/>
+                <w:b w:val="false"/>
+                <w:bCs w:val="false"/>
+                <w:color w:val="333333"/>
+                <w:sz w:val="20"/>
+                <w:szCs w:val="20"/>
+              </w:rPr>
+              <w:t xml:space="preserve">値段がそれなりで安い 室内の温度が高くて寝苦しい 窓を開ければ多少緩和されたがそれでもこの時期が寒いとはいえ、室温...</w:t>
+            </w:r>
+          </w:p>
+        </w:tc>
+        <w:tc>
+          <w:tcPr>
+            <w:tcW w:type="dxa" w:w="2000"/>
+            <w:tcBorders>
+              <w:top w:val="single" w:color="CCCCCC" w:sz="1"/>
+              <w:left w:val="single" w:color="CCCCCC" w:sz="1"/>
+              <w:bottom w:val="single" w:color="CCCCCC" w:sz="1"/>
+              <w:right w:val="single" w:color="CCCCCC" w:sz="1"/>
+            </w:tcBorders>
+            <w:tcMar>
+              <w:top w:type="dxa" w:w="80"/>
+              <w:left w:type="dxa" w:w="120"/>
+              <w:bottom w:type="dxa" w:w="80"/>
+              <w:right w:type="dxa" w:w="120"/>
+            </w:tcMar>
+            <w:vAlign w:val="center"/>
+          </w:tcPr>
+          <w:p>
+            <w:pPr>
+              <w:jc w:val="center"/>
+            </w:pPr>
+            <w:r>
+              <w:rPr>
+                <w:rFonts w:ascii="Arial" w:cs="Arial" w:eastAsia="Arial" w:hAnsi="Arial"/>
+                <w:b w:val="false"/>
+                <w:bCs w:val="false"/>
+                <w:color w:val="333333"/>
+                <w:sz w:val="20"/>
+                <w:szCs w:val="20"/>
+              </w:rPr>
+              <w:t xml:space="preserve">中度・4件</w:t>
+            </w:r>
+          </w:p>
+        </w:tc>
+      </w:tr>
     </w:tbl>
     <w:p>
       <w:r>
@@ -1840,7 +5879,7 @@
           <w:sz w:val="22"/>
           <w:szCs w:val="22"/>
         </w:rPr>
-        <w:t xml:space="preserve">(1) 口コミモニタリング体制の構築</w:t>
+        <w:t xml:space="preserve">(1) 客室の消臭対策の強化</w:t>
       </w:r>
     </w:p>
     <w:p>
@@ -1859,7 +5898,7 @@
           <w:sz w:val="21"/>
           <w:szCs w:val="21"/>
         </w:rPr>
-        <w:t xml:space="preserve">全OTAサイトの口コミを週次で確認するフロー導入</w:t>
+        <w:t xml:space="preserve">チェックアウト後の換気・消臭スプレー処理の徹底</w:t>
       </w:r>
     </w:p>
     <w:p>
@@ -1878,7 +5917,7 @@
           <w:sz w:val="21"/>
           <w:szCs w:val="21"/>
         </w:rPr>
-        <w:t xml:space="preserve">ネガティブコメントへの48時間以内の返信を目標設定</w:t>
+        <w:t xml:space="preserve">定期的な脱臭剤の設置と交換フローの確立</w:t>
       </w:r>
     </w:p>
     <w:p>
@@ -1897,7 +5936,7 @@
           <w:sz w:val="21"/>
           <w:szCs w:val="21"/>
         </w:rPr>
-        <w:t xml:space="preserve">スタッフ間での口コミ共有ミーティングの定例化</w:t>
+        <w:t xml:space="preserve">喫煙・臭いに関するクレーム発生時の即座対応マニュアル作成</w:t>
       </w:r>
     </w:p>
     <w:p>
@@ -1918,7 +5957,7 @@
           <w:sz w:val="22"/>
           <w:szCs w:val="22"/>
         </w:rPr>
-        <w:t xml:space="preserve">(2) ゲストコミュニケーションの強化</w:t>
+        <w:t xml:space="preserve">(2) 清掃品質の向上</w:t>
       </w:r>
     </w:p>
     <w:p>
@@ -1937,7 +5976,7 @@
           <w:sz w:val="21"/>
           <w:szCs w:val="21"/>
         </w:rPr>
-        <w:t xml:space="preserve">チェックイン時の挨拶・案内の標準化</w:t>
+        <w:t xml:space="preserve">清掃チェックリストの見直しと強化（ベッド下・隅の重点確認）</w:t>
       </w:r>
     </w:p>
     <w:p>
@@ -1956,7 +5995,7 @@
           <w:sz w:val="21"/>
           <w:szCs w:val="21"/>
         </w:rPr>
-        <w:t xml:space="preserve">チェックアウト時の簡易アンケート実施</w:t>
+        <w:t xml:space="preserve">清掃後のダブルチェック体制の導入</w:t>
       </w:r>
     </w:p>
     <w:p>
@@ -1975,44 +6014,7 @@
           <w:sz w:val="21"/>
           <w:szCs w:val="21"/>
         </w:rPr>
-        <w:t xml:space="preserve">リピーターへの感謝メッセージの導入</w:t>
-      </w:r>
-    </w:p>
-    <w:p>
-      <w:r>
-        <w:br w:type="page"/>
-      </w:r>
-    </w:p>
-    <w:p>
-      <w:pPr>
-        <w:pStyle w:val="Heading2"/>
-        <w:spacing w:after="160" w:before="280"/>
-      </w:pPr>
-      <w:r>
-        <w:rPr>
-          <w:rFonts w:ascii="Arial" w:cs="Arial" w:eastAsia="Arial" w:hAnsi="Arial"/>
-          <w:b/>
-          <w:bCs/>
-          <w:color w:val="2E75B6"/>
-          <w:sz w:val="26"/>
-          <w:szCs w:val="26"/>
-        </w:rPr>
-        <w:t xml:space="preserve">Phase 2：短期施策（1〜3ヶ月）</w:t>
-      </w:r>
-    </w:p>
-    <w:p>
-      <w:pPr>
-        <w:spacing w:after="120" w:line="320"/>
-        <w:jc w:val="left"/>
-      </w:pPr>
-      <w:r>
-        <w:rPr>
-          <w:rFonts w:ascii="Arial" w:cs="Arial" w:eastAsia="Arial" w:hAnsi="Arial"/>
-          <w:color w:val="333333"/>
-          <w:sz w:val="21"/>
-          <w:szCs w:val="21"/>
-        </w:rPr>
-        <w:t xml:space="preserve">一定の投資を伴うが、比較的早期に実行可能な施策</w:t>
+        <w:t xml:space="preserve">清掃スタッフへの再研修実施</w:t>
       </w:r>
     </w:p>
     <w:p>
@@ -2033,7 +6035,7 @@
           <w:sz w:val="22"/>
           <w:szCs w:val="22"/>
         </w:rPr>
-        <w:t xml:space="preserve">(1) 口コミ返信体制の構築</w:t>
+        <w:t xml:space="preserve">(3) エアコン・空調の定期点検強化</w:t>
       </w:r>
     </w:p>
     <w:p>
@@ -2052,7 +6054,7 @@
           <w:sz w:val="21"/>
           <w:szCs w:val="21"/>
         </w:rPr>
-        <w:t xml:space="preserve">全サイトの口コミに48時間以内の返信を目標に設定</w:t>
+        <w:t xml:space="preserve">全室のエアコン設定を季節に応じてデフォルト確認する運用フロー導入</w:t>
       </w:r>
     </w:p>
     <w:p>
@@ -2071,65 +6073,7 @@
           <w:sz w:val="21"/>
           <w:szCs w:val="21"/>
         </w:rPr>
-        <w:t xml:space="preserve">特に低評価レビューへのフォローアップ強化</w:t>
-      </w:r>
-    </w:p>
-    <w:p>
-      <w:pPr>
-        <w:spacing w:after="200"/>
-      </w:pPr>
-    </w:p>
-    <w:p>
-      <w:pPr>
-        <w:pStyle w:val="Heading2"/>
-        <w:spacing w:after="160" w:before="280"/>
-      </w:pPr>
-      <w:r>
-        <w:rPr>
-          <w:rFonts w:ascii="Arial" w:cs="Arial" w:eastAsia="Arial" w:hAnsi="Arial"/>
-          <w:b/>
-          <w:bCs/>
-          <w:color w:val="2E75B6"/>
-          <w:sz w:val="26"/>
-          <w:szCs w:val="26"/>
-        </w:rPr>
-        <w:t xml:space="preserve">Phase 3：中期施策（3〜6ヶ月）</w:t>
-      </w:r>
-    </w:p>
-    <w:p>
-      <w:pPr>
-        <w:spacing w:after="120" w:line="320"/>
-        <w:jc w:val="left"/>
-      </w:pPr>
-      <w:r>
-        <w:rPr>
-          <w:rFonts w:ascii="Arial" w:cs="Arial" w:eastAsia="Arial" w:hAnsi="Arial"/>
-          <w:color w:val="333333"/>
-          <w:sz w:val="21"/>
-          <w:szCs w:val="21"/>
-        </w:rPr>
-        <w:t xml:space="preserve">設備投資を伴う抜本的な改善施策</w:t>
-      </w:r>
-    </w:p>
-    <w:p>
-      <w:pPr>
-        <w:spacing w:after="80"/>
-      </w:pPr>
-    </w:p>
-    <w:p>
-      <w:pPr>
-        <w:spacing w:after="120" w:before="200"/>
-      </w:pPr>
-      <w:r>
-        <w:rPr>
-          <w:rFonts w:ascii="Arial" w:cs="Arial" w:eastAsia="Arial" w:hAnsi="Arial"/>
-          <w:b/>
-          <w:bCs/>
-          <w:color w:val="1B3A5C"/>
-          <w:sz w:val="22"/>
-          <w:szCs w:val="22"/>
-        </w:rPr>
-        <w:t xml:space="preserve">(1) 客室設備のアップグレード</w:t>
+        <w:t xml:space="preserve">冷暖房の正常動作を定期チェックリストに追加</w:t>
       </w:r>
     </w:p>
     <w:p>
@@ -2148,7 +6092,28 @@
           <w:sz w:val="21"/>
           <w:szCs w:val="21"/>
         </w:rPr>
-        <w:t xml:space="preserve">内装の定期的なリフレッシュ計画の策定</w:t>
+        <w:t xml:space="preserve">異常報告があった客室の優先メンテナンス実施</w:t>
+      </w:r>
+    </w:p>
+    <w:p>
+      <w:pPr>
+        <w:spacing w:after="80"/>
+      </w:pPr>
+    </w:p>
+    <w:p>
+      <w:pPr>
+        <w:spacing w:after="120" w:before="200"/>
+      </w:pPr>
+      <w:r>
+        <w:rPr>
+          <w:rFonts w:ascii="Arial" w:cs="Arial" w:eastAsia="Arial" w:hAnsi="Arial"/>
+          <w:b/>
+          <w:bCs/>
+          <w:color w:val="1B3A5C"/>
+          <w:sz w:val="22"/>
+          <w:szCs w:val="22"/>
+        </w:rPr>
+        <w:t xml:space="preserve">(4) スタッフ対応品質の統一</w:t>
       </w:r>
     </w:p>
     <w:p>
@@ -2167,7 +6132,7 @@
           <w:sz w:val="21"/>
           <w:szCs w:val="21"/>
         </w:rPr>
-        <w:t xml:space="preserve">照明・電源周りの設備更新</w:t>
+        <w:t xml:space="preserve">接客マニュアルの見直しと全スタッフへの周知</w:t>
       </w:r>
     </w:p>
     <w:p>
@@ -2186,28 +6151,7 @@
           <w:sz w:val="21"/>
           <w:szCs w:val="21"/>
         </w:rPr>
-        <w:t xml:space="preserve">快適性向上のための設備投資計画の立案</w:t>
-      </w:r>
-    </w:p>
-    <w:p>
-      <w:pPr>
-        <w:spacing w:after="80"/>
-      </w:pPr>
-    </w:p>
-    <w:p>
-      <w:pPr>
-        <w:spacing w:after="120" w:before="200"/>
-      </w:pPr>
-      <w:r>
-        <w:rPr>
-          <w:rFonts w:ascii="Arial" w:cs="Arial" w:eastAsia="Arial" w:hAnsi="Arial"/>
-          <w:b/>
-          <w:bCs/>
-          <w:color w:val="1B3A5C"/>
-          <w:sz w:val="22"/>
-          <w:szCs w:val="22"/>
-        </w:rPr>
-        <w:t xml:space="preserve">(2) ブランド価値向上施策</w:t>
+        <w:t xml:space="preserve">ゲストからのクレーム対応フローの明確化</w:t>
       </w:r>
     </w:p>
     <w:p>
@@ -2226,7 +6170,65 @@
           <w:sz w:val="21"/>
           <w:szCs w:val="21"/>
         </w:rPr>
-        <w:t xml:space="preserve">ホテル独自のサービスコンセプトの策定</w:t>
+        <w:t xml:space="preserve">定期的なCS研修の実施</w:t>
+      </w:r>
+    </w:p>
+    <w:p>
+      <w:r>
+        <w:br w:type="page"/>
+      </w:r>
+    </w:p>
+    <w:p>
+      <w:pPr>
+        <w:pStyle w:val="Heading2"/>
+        <w:spacing w:after="160" w:before="280"/>
+      </w:pPr>
+      <w:r>
+        <w:rPr>
+          <w:rFonts w:ascii="Arial" w:cs="Arial" w:eastAsia="Arial" w:hAnsi="Arial"/>
+          <w:b/>
+          <w:bCs/>
+          <w:color w:val="2E75B6"/>
+          <w:sz w:val="26"/>
+          <w:szCs w:val="26"/>
+        </w:rPr>
+        <w:t xml:space="preserve">Phase 2：短期施策（1〜3ヶ月）</w:t>
+      </w:r>
+    </w:p>
+    <w:p>
+      <w:pPr>
+        <w:spacing w:after="120" w:line="320"/>
+        <w:jc w:val="left"/>
+      </w:pPr>
+      <w:r>
+        <w:rPr>
+          <w:rFonts w:ascii="Arial" w:cs="Arial" w:eastAsia="Arial" w:hAnsi="Arial"/>
+          <w:color w:val="333333"/>
+          <w:sz w:val="21"/>
+          <w:szCs w:val="21"/>
+        </w:rPr>
+        <w:t xml:space="preserve">一定の投資を伴うが、比較的早期に実行可能な施策</w:t>
+      </w:r>
+    </w:p>
+    <w:p>
+      <w:pPr>
+        <w:spacing w:after="80"/>
+      </w:pPr>
+    </w:p>
+    <w:p>
+      <w:pPr>
+        <w:spacing w:after="120" w:before="200"/>
+      </w:pPr>
+      <w:r>
+        <w:rPr>
+          <w:rFonts w:ascii="Arial" w:cs="Arial" w:eastAsia="Arial" w:hAnsi="Arial"/>
+          <w:b/>
+          <w:bCs/>
+          <w:color w:val="1B3A5C"/>
+          <w:sz w:val="22"/>
+          <w:szCs w:val="22"/>
+        </w:rPr>
+        <w:t xml:space="preserve">(1) 浴室の快適性向上</w:t>
       </w:r>
     </w:p>
     <w:p>
@@ -2245,7 +6247,7 @@
           <w:sz w:val="21"/>
           <w:szCs w:val="21"/>
         </w:rPr>
-        <w:t xml:space="preserve">差別化ポイントを活かしたプロモーション強化</w:t>
+        <w:t xml:space="preserve">排水口の清掃・修繕を全室で実施し、排水速度を改善</w:t>
       </w:r>
     </w:p>
     <w:p>
@@ -2264,7 +6266,415 @@
           <w:sz w:val="21"/>
           <w:szCs w:val="21"/>
         </w:rPr>
-        <w:t xml:space="preserve">リピーター向け特典プログラムの導入</w:t>
+        <w:t xml:space="preserve">シャワーヘッドの交換（水圧改善・節水タイプ導入）</w:t>
+      </w:r>
+    </w:p>
+    <w:p>
+      <w:pPr>
+        <w:pStyle w:val="ListParagraph"/>
+        <w:numPr>
+          <w:ilvl w:val="0"/>
+          <w:numId w:val="2"/>
+        </w:numPr>
+        <w:spacing w:after="80" w:line="300"/>
+      </w:pPr>
+      <w:r>
+        <w:rPr>
+          <w:rFonts w:ascii="Arial" w:cs="Arial" w:eastAsia="Arial" w:hAnsi="Arial"/>
+          <w:color w:val="333333"/>
+          <w:sz w:val="21"/>
+          <w:szCs w:val="21"/>
+        </w:rPr>
+        <w:t xml:space="preserve">浴室換気・暖房設備の点検と改善</w:t>
+      </w:r>
+    </w:p>
+    <w:p>
+      <w:pPr>
+        <w:spacing w:after="80"/>
+      </w:pPr>
+    </w:p>
+    <w:p>
+      <w:pPr>
+        <w:spacing w:after="120" w:before="200"/>
+      </w:pPr>
+      <w:r>
+        <w:rPr>
+          <w:rFonts w:ascii="Arial" w:cs="Arial" w:eastAsia="Arial" w:hAnsi="Arial"/>
+          <w:b/>
+          <w:bCs/>
+          <w:color w:val="1B3A5C"/>
+          <w:sz w:val="22"/>
+          <w:szCs w:val="22"/>
+        </w:rPr>
+        <w:t xml:space="preserve">(2) 防音対策の強化</w:t>
+      </w:r>
+    </w:p>
+    <w:p>
+      <w:pPr>
+        <w:pStyle w:val="ListParagraph"/>
+        <w:numPr>
+          <w:ilvl w:val="0"/>
+          <w:numId w:val="2"/>
+        </w:numPr>
+        <w:spacing w:after="80" w:line="300"/>
+      </w:pPr>
+      <w:r>
+        <w:rPr>
+          <w:rFonts w:ascii="Arial" w:cs="Arial" w:eastAsia="Arial" w:hAnsi="Arial"/>
+          <w:color w:val="333333"/>
+          <w:sz w:val="21"/>
+          <w:szCs w:val="21"/>
+        </w:rPr>
+        <w:t xml:space="preserve">窓際への防音カーテン導入（外部騒音対策）</w:t>
+      </w:r>
+    </w:p>
+    <w:p>
+      <w:pPr>
+        <w:pStyle w:val="ListParagraph"/>
+        <w:numPr>
+          <w:ilvl w:val="0"/>
+          <w:numId w:val="2"/>
+        </w:numPr>
+        <w:spacing w:after="80" w:line="300"/>
+      </w:pPr>
+      <w:r>
+        <w:rPr>
+          <w:rFonts w:ascii="Arial" w:cs="Arial" w:eastAsia="Arial" w:hAnsi="Arial"/>
+          <w:color w:val="333333"/>
+          <w:sz w:val="21"/>
+          <w:szCs w:val="21"/>
+        </w:rPr>
+        <w:t xml:space="preserve">ドア下部への隙間テープ設置（廊下・隣室からの音漏れ軽減）</w:t>
+      </w:r>
+    </w:p>
+    <w:p>
+      <w:pPr>
+        <w:pStyle w:val="ListParagraph"/>
+        <w:numPr>
+          <w:ilvl w:val="0"/>
+          <w:numId w:val="2"/>
+        </w:numPr>
+        <w:spacing w:after="80" w:line="300"/>
+      </w:pPr>
+      <w:r>
+        <w:rPr>
+          <w:rFonts w:ascii="Arial" w:cs="Arial" w:eastAsia="Arial" w:hAnsi="Arial"/>
+          <w:color w:val="333333"/>
+          <w:sz w:val="21"/>
+          <w:szCs w:val="21"/>
+        </w:rPr>
+        <w:t xml:space="preserve">騒音の少ない客室への優先案内の仕組み化</w:t>
+      </w:r>
+    </w:p>
+    <w:p>
+      <w:pPr>
+        <w:spacing w:after="80"/>
+      </w:pPr>
+    </w:p>
+    <w:p>
+      <w:pPr>
+        <w:spacing w:after="120" w:before="200"/>
+      </w:pPr>
+      <w:r>
+        <w:rPr>
+          <w:rFonts w:ascii="Arial" w:cs="Arial" w:eastAsia="Arial" w:hAnsi="Arial"/>
+          <w:b/>
+          <w:bCs/>
+          <w:color w:val="1B3A5C"/>
+          <w:sz w:val="22"/>
+          <w:szCs w:val="22"/>
+        </w:rPr>
+        <w:t xml:space="preserve">(3) 窓・採光環境の改善</w:t>
+      </w:r>
+    </w:p>
+    <w:p>
+      <w:pPr>
+        <w:pStyle w:val="ListParagraph"/>
+        <w:numPr>
+          <w:ilvl w:val="0"/>
+          <w:numId w:val="2"/>
+        </w:numPr>
+        <w:spacing w:after="80" w:line="300"/>
+      </w:pPr>
+      <w:r>
+        <w:rPr>
+          <w:rFonts w:ascii="Arial" w:cs="Arial" w:eastAsia="Arial" w:hAnsi="Arial"/>
+          <w:color w:val="333333"/>
+          <w:sz w:val="21"/>
+          <w:szCs w:val="21"/>
+        </w:rPr>
+        <w:t xml:space="preserve">遮光カーテンとレースカーテンの品質見直し</w:t>
+      </w:r>
+    </w:p>
+    <w:p>
+      <w:pPr>
+        <w:pStyle w:val="ListParagraph"/>
+        <w:numPr>
+          <w:ilvl w:val="0"/>
+          <w:numId w:val="2"/>
+        </w:numPr>
+        <w:spacing w:after="80" w:line="300"/>
+      </w:pPr>
+      <w:r>
+        <w:rPr>
+          <w:rFonts w:ascii="Arial" w:cs="Arial" w:eastAsia="Arial" w:hAnsi="Arial"/>
+          <w:color w:val="333333"/>
+          <w:sz w:val="21"/>
+          <w:szCs w:val="21"/>
+        </w:rPr>
+        <w:t xml:space="preserve">窓の開閉可否に関する事前案内の徹底</w:t>
+      </w:r>
+    </w:p>
+    <w:p>
+      <w:pPr>
+        <w:pStyle w:val="ListParagraph"/>
+        <w:numPr>
+          <w:ilvl w:val="0"/>
+          <w:numId w:val="2"/>
+        </w:numPr>
+        <w:spacing w:after="80" w:line="300"/>
+      </w:pPr>
+      <w:r>
+        <w:rPr>
+          <w:rFonts w:ascii="Arial" w:cs="Arial" w:eastAsia="Arial" w:hAnsi="Arial"/>
+          <w:color w:val="333333"/>
+          <w:sz w:val="21"/>
+          <w:szCs w:val="21"/>
+        </w:rPr>
+        <w:t xml:space="preserve">採光の良い客室の優先割り当てルール整備</w:t>
+      </w:r>
+    </w:p>
+    <w:p>
+      <w:pPr>
+        <w:spacing w:after="200"/>
+      </w:pPr>
+    </w:p>
+    <w:p>
+      <w:pPr>
+        <w:pStyle w:val="Heading2"/>
+        <w:spacing w:after="160" w:before="280"/>
+      </w:pPr>
+      <w:r>
+        <w:rPr>
+          <w:rFonts w:ascii="Arial" w:cs="Arial" w:eastAsia="Arial" w:hAnsi="Arial"/>
+          <w:b/>
+          <w:bCs/>
+          <w:color w:val="2E75B6"/>
+          <w:sz w:val="26"/>
+          <w:szCs w:val="26"/>
+        </w:rPr>
+        <w:t xml:space="preserve">Phase 3：中期施策（3〜6ヶ月）</w:t>
+      </w:r>
+    </w:p>
+    <w:p>
+      <w:pPr>
+        <w:spacing w:after="120" w:line="320"/>
+        <w:jc w:val="left"/>
+      </w:pPr>
+      <w:r>
+        <w:rPr>
+          <w:rFonts w:ascii="Arial" w:cs="Arial" w:eastAsia="Arial" w:hAnsi="Arial"/>
+          <w:color w:val="333333"/>
+          <w:sz w:val="21"/>
+          <w:szCs w:val="21"/>
+        </w:rPr>
+        <w:t xml:space="preserve">設備投資を伴う抜本的な改善施策</w:t>
+      </w:r>
+    </w:p>
+    <w:p>
+      <w:pPr>
+        <w:spacing w:after="80"/>
+      </w:pPr>
+    </w:p>
+    <w:p>
+      <w:pPr>
+        <w:spacing w:after="120" w:before="200"/>
+      </w:pPr>
+      <w:r>
+        <w:rPr>
+          <w:rFonts w:ascii="Arial" w:cs="Arial" w:eastAsia="Arial" w:hAnsi="Arial"/>
+          <w:b/>
+          <w:bCs/>
+          <w:color w:val="1B3A5C"/>
+          <w:sz w:val="22"/>
+          <w:szCs w:val="22"/>
+        </w:rPr>
+        <w:t xml:space="preserve">(1) 客室リニューアル計画</w:t>
+      </w:r>
+    </w:p>
+    <w:p>
+      <w:pPr>
+        <w:pStyle w:val="ListParagraph"/>
+        <w:numPr>
+          <w:ilvl w:val="0"/>
+          <w:numId w:val="2"/>
+        </w:numPr>
+        <w:spacing w:after="80" w:line="300"/>
+      </w:pPr>
+      <w:r>
+        <w:rPr>
+          <w:rFonts w:ascii="Arial" w:cs="Arial" w:eastAsia="Arial" w:hAnsi="Arial"/>
+          <w:color w:val="333333"/>
+          <w:sz w:val="21"/>
+          <w:szCs w:val="21"/>
+        </w:rPr>
+        <w:t xml:space="preserve">壁紙・カーペットの張替えによる「古さ」印象の払拭</w:t>
+      </w:r>
+    </w:p>
+    <w:p>
+      <w:pPr>
+        <w:pStyle w:val="ListParagraph"/>
+        <w:numPr>
+          <w:ilvl w:val="0"/>
+          <w:numId w:val="2"/>
+        </w:numPr>
+        <w:spacing w:after="80" w:line="300"/>
+      </w:pPr>
+      <w:r>
+        <w:rPr>
+          <w:rFonts w:ascii="Arial" w:cs="Arial" w:eastAsia="Arial" w:hAnsi="Arial"/>
+          <w:color w:val="333333"/>
+          <w:sz w:val="21"/>
+          <w:szCs w:val="21"/>
+        </w:rPr>
+        <w:t xml:space="preserve">照明のLED化・調光機能の追加で客室の雰囲気向上</w:t>
+      </w:r>
+    </w:p>
+    <w:p>
+      <w:pPr>
+        <w:pStyle w:val="ListParagraph"/>
+        <w:numPr>
+          <w:ilvl w:val="0"/>
+          <w:numId w:val="2"/>
+        </w:numPr>
+        <w:spacing w:after="80" w:line="300"/>
+      </w:pPr>
+      <w:r>
+        <w:rPr>
+          <w:rFonts w:ascii="Arial" w:cs="Arial" w:eastAsia="Arial" w:hAnsi="Arial"/>
+          <w:color w:val="333333"/>
+          <w:sz w:val="21"/>
+          <w:szCs w:val="21"/>
+        </w:rPr>
+        <w:t xml:space="preserve">USB充電ポート付きコンセントの設置</w:t>
+      </w:r>
+    </w:p>
+    <w:p>
+      <w:pPr>
+        <w:spacing w:after="80"/>
+      </w:pPr>
+    </w:p>
+    <w:p>
+      <w:pPr>
+        <w:spacing w:after="120" w:before="200"/>
+      </w:pPr>
+      <w:r>
+        <w:rPr>
+          <w:rFonts w:ascii="Arial" w:cs="Arial" w:eastAsia="Arial" w:hAnsi="Arial"/>
+          <w:b/>
+          <w:bCs/>
+          <w:color w:val="1B3A5C"/>
+          <w:sz w:val="22"/>
+          <w:szCs w:val="22"/>
+        </w:rPr>
+        <w:t xml:space="preserve">(2) 浴室の抜本的改修</w:t>
+      </w:r>
+    </w:p>
+    <w:p>
+      <w:pPr>
+        <w:pStyle w:val="ListParagraph"/>
+        <w:numPr>
+          <w:ilvl w:val="0"/>
+          <w:numId w:val="2"/>
+        </w:numPr>
+        <w:spacing w:after="80" w:line="300"/>
+      </w:pPr>
+      <w:r>
+        <w:rPr>
+          <w:rFonts w:ascii="Arial" w:cs="Arial" w:eastAsia="Arial" w:hAnsi="Arial"/>
+          <w:color w:val="333333"/>
+          <w:sz w:val="21"/>
+          <w:szCs w:val="21"/>
+        </w:rPr>
+        <w:t xml:space="preserve">配管更新による排水問題の根本解決</w:t>
+      </w:r>
+    </w:p>
+    <w:p>
+      <w:pPr>
+        <w:pStyle w:val="ListParagraph"/>
+        <w:numPr>
+          <w:ilvl w:val="0"/>
+          <w:numId w:val="2"/>
+        </w:numPr>
+        <w:spacing w:after="80" w:line="300"/>
+      </w:pPr>
+      <w:r>
+        <w:rPr>
+          <w:rFonts w:ascii="Arial" w:cs="Arial" w:eastAsia="Arial" w:hAnsi="Arial"/>
+          <w:color w:val="333333"/>
+          <w:sz w:val="21"/>
+          <w:szCs w:val="21"/>
+        </w:rPr>
+        <w:t xml:space="preserve">換気設備の強化による浴室内の温度・湿度改善</w:t>
+      </w:r>
+    </w:p>
+    <w:p>
+      <w:pPr>
+        <w:spacing w:after="80"/>
+      </w:pPr>
+    </w:p>
+    <w:p>
+      <w:pPr>
+        <w:spacing w:after="120" w:before="200"/>
+      </w:pPr>
+      <w:r>
+        <w:rPr>
+          <w:rFonts w:ascii="Arial" w:cs="Arial" w:eastAsia="Arial" w:hAnsi="Arial"/>
+          <w:b/>
+          <w:bCs/>
+          <w:color w:val="1B3A5C"/>
+          <w:sz w:val="22"/>
+          <w:szCs w:val="22"/>
+        </w:rPr>
+        <w:t xml:space="preserve">(3) 防音工事</w:t>
+      </w:r>
+    </w:p>
+    <w:p>
+      <w:pPr>
+        <w:pStyle w:val="ListParagraph"/>
+        <w:numPr>
+          <w:ilvl w:val="0"/>
+          <w:numId w:val="2"/>
+        </w:numPr>
+        <w:spacing w:after="80" w:line="300"/>
+      </w:pPr>
+      <w:r>
+        <w:rPr>
+          <w:rFonts w:ascii="Arial" w:cs="Arial" w:eastAsia="Arial" w:hAnsi="Arial"/>
+          <w:color w:val="333333"/>
+          <w:sz w:val="21"/>
+          <w:szCs w:val="21"/>
+        </w:rPr>
+        <w:t xml:space="preserve">騒音源側客室の窓を二重サッシに交換</w:t>
+      </w:r>
+    </w:p>
+    <w:p>
+      <w:pPr>
+        <w:pStyle w:val="ListParagraph"/>
+        <w:numPr>
+          <w:ilvl w:val="0"/>
+          <w:numId w:val="2"/>
+        </w:numPr>
+        <w:spacing w:after="80" w:line="300"/>
+      </w:pPr>
+      <w:r>
+        <w:rPr>
+          <w:rFonts w:ascii="Arial" w:cs="Arial" w:eastAsia="Arial" w:hAnsi="Arial"/>
+          <w:color w:val="333333"/>
+          <w:sz w:val="21"/>
+          <w:szCs w:val="21"/>
+        </w:rPr>
+        <w:t xml:space="preserve">隣室との壁面に遮音材を追加する改修工事の検討</w:t>
       </w:r>
     </w:p>
     <w:p>
@@ -2534,7 +6944,7 @@
                 <w:sz w:val="20"/>
                 <w:szCs w:val="20"/>
               </w:rPr>
-              <w:t xml:space="preserve">0.00点</w:t>
+              <w:t xml:space="preserve">7.12点</w:t>
             </w:r>
           </w:p>
         </w:tc>
@@ -2568,7 +6978,7 @@
                 <w:sz w:val="20"/>
                 <w:szCs w:val="20"/>
               </w:rPr>
-              <w:t xml:space="preserve">0.5点以上</w:t>
+              <w:t xml:space="preserve">7.6点以上</w:t>
             </w:r>
           </w:p>
         </w:tc>
@@ -2674,7 +7084,7 @@
                 <w:sz w:val="20"/>
                 <w:szCs w:val="20"/>
               </w:rPr>
-              <w:t xml:space="preserve">0.0%</w:t>
+              <w:t xml:space="preserve">50.8%</w:t>
             </w:r>
           </w:p>
         </w:tc>
@@ -2709,7 +7119,7 @@
                 <w:sz w:val="20"/>
                 <w:szCs w:val="20"/>
               </w:rPr>
-              <w:t xml:space="preserve">10%以上</w:t>
+              <w:t xml:space="preserve">61%以上</w:t>
             </w:r>
           </w:p>
         </w:tc>
@@ -2814,7 +7224,7 @@
                 <w:sz w:val="20"/>
                 <w:szCs w:val="20"/>
               </w:rPr>
-              <w:t xml:space="preserve">0.0%</w:t>
+              <w:t xml:space="preserve">11.9%</w:t>
             </w:r>
           </w:p>
         </w:tc>
@@ -2848,7 +7258,7 @@
                 <w:sz w:val="20"/>
                 <w:szCs w:val="20"/>
               </w:rPr>
-              <w:t xml:space="preserve">0%維持</w:t>
+              <w:t xml:space="preserve">7%以下</w:t>
             </w:r>
           </w:p>
         </w:tc>
@@ -3025,6 +7435,144 @@
                 <w:szCs w:val="20"/>
               </w:rPr>
               <w:t xml:space="preserve">2026年6月</w:t>
+            </w:r>
+          </w:p>
+        </w:tc>
+      </w:tr>
+      <w:tr>
+        <w:tc>
+          <w:tcPr>
+            <w:tcW w:type="dxa" w:w="2800"/>
+            <w:tcBorders>
+              <w:top w:val="single" w:color="CCCCCC" w:sz="1"/>
+              <w:left w:val="single" w:color="CCCCCC" w:sz="1"/>
+              <w:bottom w:val="single" w:color="CCCCCC" w:sz="1"/>
+              <w:right w:val="single" w:color="CCCCCC" w:sz="1"/>
+            </w:tcBorders>
+            <w:tcMar>
+              <w:top w:type="dxa" w:w="80"/>
+              <w:left w:type="dxa" w:w="120"/>
+              <w:bottom w:type="dxa" w:w="80"/>
+              <w:right w:type="dxa" w:w="120"/>
+            </w:tcMar>
+            <w:vAlign w:val="center"/>
+          </w:tcPr>
+          <w:p>
+            <w:pPr>
+              <w:jc w:val="left"/>
+            </w:pPr>
+            <w:r>
+              <w:rPr>
+                <w:rFonts w:ascii="Arial" w:cs="Arial" w:eastAsia="Arial" w:hAnsi="Arial"/>
+                <w:b/>
+                <w:bCs/>
+                <w:color w:val="333333"/>
+                <w:sz w:val="20"/>
+                <w:szCs w:val="20"/>
+              </w:rPr>
+              <w:t xml:space="preserve">浴室・水回りクレーム</w:t>
+            </w:r>
+          </w:p>
+        </w:tc>
+        <w:tc>
+          <w:tcPr>
+            <w:tcW w:type="dxa" w:w="2200"/>
+            <w:tcBorders>
+              <w:top w:val="single" w:color="CCCCCC" w:sz="1"/>
+              <w:left w:val="single" w:color="CCCCCC" w:sz="1"/>
+              <w:bottom w:val="single" w:color="CCCCCC" w:sz="1"/>
+              <w:right w:val="single" w:color="CCCCCC" w:sz="1"/>
+            </w:tcBorders>
+            <w:tcMar>
+              <w:top w:type="dxa" w:w="80"/>
+              <w:left w:type="dxa" w:w="120"/>
+              <w:bottom w:type="dxa" w:w="80"/>
+              <w:right w:type="dxa" w:w="120"/>
+            </w:tcMar>
+            <w:vAlign w:val="center"/>
+          </w:tcPr>
+          <w:p>
+            <w:pPr>
+              <w:jc w:val="center"/>
+            </w:pPr>
+            <w:r>
+              <w:rPr>
+                <w:rFonts w:ascii="Arial" w:cs="Arial" w:eastAsia="Arial" w:hAnsi="Arial"/>
+                <w:b w:val="false"/>
+                <w:bCs w:val="false"/>
+                <w:color w:val="333333"/>
+                <w:sz w:val="20"/>
+                <w:szCs w:val="20"/>
+              </w:rPr>
+              <w:t xml:space="preserve">約16件/期間</w:t>
+            </w:r>
+          </w:p>
+        </w:tc>
+        <w:tc>
+          <w:tcPr>
+            <w:tcW w:type="dxa" w:w="2200"/>
+            <w:tcBorders>
+              <w:top w:val="single" w:color="CCCCCC" w:sz="1"/>
+              <w:left w:val="single" w:color="CCCCCC" w:sz="1"/>
+              <w:bottom w:val="single" w:color="CCCCCC" w:sz="1"/>
+              <w:right w:val="single" w:color="CCCCCC" w:sz="1"/>
+            </w:tcBorders>
+            <w:tcMar>
+              <w:top w:type="dxa" w:w="80"/>
+              <w:left w:type="dxa" w:w="120"/>
+              <w:bottom w:type="dxa" w:w="80"/>
+              <w:right w:type="dxa" w:w="120"/>
+            </w:tcMar>
+            <w:vAlign w:val="center"/>
+          </w:tcPr>
+          <w:p>
+            <w:pPr>
+              <w:jc w:val="center"/>
+            </w:pPr>
+            <w:r>
+              <w:rPr>
+                <w:rFonts w:ascii="Arial" w:cs="Arial" w:eastAsia="Arial" w:hAnsi="Arial"/>
+                <w:b/>
+                <w:bCs/>
+                <w:color w:val="27AE60"/>
+                <w:sz w:val="20"/>
+                <w:szCs w:val="20"/>
+              </w:rPr>
+              <w:t xml:space="preserve">8件以下</w:t>
+            </w:r>
+          </w:p>
+        </w:tc>
+        <w:tc>
+          <w:tcPr>
+            <w:tcW w:type="dxa" w:w="1826"/>
+            <w:tcBorders>
+              <w:top w:val="single" w:color="CCCCCC" w:sz="1"/>
+              <w:left w:val="single" w:color="CCCCCC" w:sz="1"/>
+              <w:bottom w:val="single" w:color="CCCCCC" w:sz="1"/>
+              <w:right w:val="single" w:color="CCCCCC" w:sz="1"/>
+            </w:tcBorders>
+            <w:tcMar>
+              <w:top w:type="dxa" w:w="80"/>
+              <w:left w:type="dxa" w:w="120"/>
+              <w:bottom w:type="dxa" w:w="80"/>
+              <w:right w:type="dxa" w:w="120"/>
+            </w:tcMar>
+            <w:vAlign w:val="center"/>
+          </w:tcPr>
+          <w:p>
+            <w:pPr>
+              <w:jc w:val="center"/>
+            </w:pPr>
+            <w:r>
+              <w:rPr>
+                <w:rFonts w:ascii="Arial" w:cs="Arial" w:eastAsia="Arial" w:hAnsi="Arial"/>
+                <w:b w:val="false"/>
+                <w:bCs w:val="false"/>
+                <w:color w:val="333333"/>
+                <w:sz w:val="20"/>
+                <w:szCs w:val="20"/>
+              </w:rPr>
+              <w:t xml:space="preserve">2026年9月</w:t>
             </w:r>
           </w:p>
         </w:tc>
@@ -3070,6 +7618,548 @@
     <w:p>
       <w:pPr>
         <w:spacing w:after="100"/>
+      </w:pPr>
+    </w:p>
+    <w:p>
+      <w:pPr>
+        <w:spacing w:after="120" w:before="200"/>
+      </w:pPr>
+      <w:r>
+        <w:rPr>
+          <w:rFonts w:ascii="Arial" w:cs="Arial" w:eastAsia="Arial" w:hAnsi="Arial"/>
+          <w:b/>
+          <w:bCs/>
+          <w:color w:val="1B3A5C"/>
+          <w:sz w:val="22"/>
+          <w:szCs w:val="22"/>
+        </w:rPr>
+        <w:t xml:space="preserve">[1] Booking.com / 9点 / 2026-02-27</w:t>
+      </w:r>
+    </w:p>
+    <w:p>
+      <w:pPr>
+        <w:spacing w:after="120" w:line="320"/>
+        <w:jc w:val="left"/>
+      </w:pPr>
+      <w:r>
+        <w:rPr>
+          <w:rFonts w:ascii="Arial" w:cs="Arial" w:eastAsia="Arial" w:hAnsi="Arial"/>
+          <w:color w:val="333333"/>
+          <w:sz w:val="21"/>
+          <w:szCs w:val="21"/>
+        </w:rPr>
+        <w:t xml:space="preserve">部屋が綺麗。部屋をグレードアップしてくれた。スタッフも感じが良い。ゆっくりできた。</w:t>
+      </w:r>
+    </w:p>
+    <w:p>
+      <w:pPr>
+        <w:spacing w:after="120" w:line="320"/>
+        <w:jc w:val="left"/>
+      </w:pPr>
+      <w:r>
+        <w:rPr>
+          <w:rFonts w:ascii="Arial" w:cs="Arial" w:eastAsia="Arial" w:hAnsi="Arial"/>
+          <w:b/>
+          <w:bCs/>
+          <w:color w:val="C0392B"/>
+          <w:sz w:val="21"/>
+          <w:szCs w:val="21"/>
+        </w:rPr>
+        <w:t xml:space="preserve">【改善点】</w:t>
+      </w:r>
+      <w:r>
+        <w:rPr>
+          <w:rFonts w:ascii="Arial" w:cs="Arial" w:eastAsia="Arial" w:hAnsi="Arial"/>
+          <w:color w:val="333333"/>
+          <w:sz w:val="21"/>
+          <w:szCs w:val="21"/>
+        </w:rPr>
+        <w:t xml:space="preserve">特にない</w:t>
+      </w:r>
+    </w:p>
+    <w:p>
+      <w:pPr>
+        <w:spacing w:after="60"/>
+      </w:pPr>
+    </w:p>
+    <w:p>
+      <w:pPr>
+        <w:spacing w:after="120" w:before="200"/>
+      </w:pPr>
+      <w:r>
+        <w:rPr>
+          <w:rFonts w:ascii="Arial" w:cs="Arial" w:eastAsia="Arial" w:hAnsi="Arial"/>
+          <w:b/>
+          <w:bCs/>
+          <w:color w:val="1B3A5C"/>
+          <w:sz w:val="22"/>
+          <w:szCs w:val="22"/>
+        </w:rPr>
+        <w:t xml:space="preserve">[2] 楽天トラベル / 10点 / 2026-02-26</w:t>
+      </w:r>
+    </w:p>
+    <w:p>
+      <w:pPr>
+        <w:spacing w:after="120" w:line="320"/>
+        <w:jc w:val="left"/>
+      </w:pPr>
+      <w:r>
+        <w:rPr>
+          <w:rFonts w:ascii="Arial" w:cs="Arial" w:eastAsia="Arial" w:hAnsi="Arial"/>
+          <w:color w:val="333333"/>
+          <w:sz w:val="21"/>
+          <w:szCs w:val="21"/>
+        </w:rPr>
+        <w:t xml:space="preserve">少し建物古いかも。シャワーの温度調節に苦労します。</w:t>
+      </w:r>
+    </w:p>
+    <w:p>
+      <w:pPr>
+        <w:spacing w:after="60"/>
+      </w:pPr>
+    </w:p>
+    <w:p>
+      <w:pPr>
+        <w:spacing w:after="120" w:before="200"/>
+      </w:pPr>
+      <w:r>
+        <w:rPr>
+          <w:rFonts w:ascii="Arial" w:cs="Arial" w:eastAsia="Arial" w:hAnsi="Arial"/>
+          <w:b/>
+          <w:bCs/>
+          <w:color w:val="1B3A5C"/>
+          <w:sz w:val="22"/>
+          <w:szCs w:val="22"/>
+        </w:rPr>
+        <w:t xml:space="preserve">[3] Booking.com / 10点 / 2026-02-25</w:t>
+      </w:r>
+    </w:p>
+    <w:p>
+      <w:pPr>
+        <w:spacing w:after="120" w:line="320"/>
+        <w:jc w:val="left"/>
+      </w:pPr>
+      <w:r>
+        <w:rPr>
+          <w:rFonts w:ascii="Arial" w:cs="Arial" w:eastAsia="Arial" w:hAnsi="Arial"/>
+          <w:color w:val="333333"/>
+          <w:sz w:val="21"/>
+          <w:szCs w:val="21"/>
+        </w:rPr>
+        <w:t xml:space="preserve">雨が降ってたので、傘はありますか？と聞いてくださったこと。心配りを感じました。</w:t>
+      </w:r>
+    </w:p>
+    <w:p>
+      <w:pPr>
+        <w:spacing w:after="120" w:line="320"/>
+        <w:jc w:val="left"/>
+      </w:pPr>
+      <w:r>
+        <w:rPr>
+          <w:rFonts w:ascii="Arial" w:cs="Arial" w:eastAsia="Arial" w:hAnsi="Arial"/>
+          <w:b/>
+          <w:bCs/>
+          <w:color w:val="C0392B"/>
+          <w:sz w:val="21"/>
+          <w:szCs w:val="21"/>
+        </w:rPr>
+        <w:t xml:space="preserve">【改善点】</w:t>
+      </w:r>
+      <w:r>
+        <w:rPr>
+          <w:rFonts w:ascii="Arial" w:cs="Arial" w:eastAsia="Arial" w:hAnsi="Arial"/>
+          <w:color w:val="333333"/>
+          <w:sz w:val="21"/>
+          <w:szCs w:val="21"/>
+        </w:rPr>
+        <w:t xml:space="preserve">古いホテルなので水回りしょうがないですね。</w:t>
+      </w:r>
+    </w:p>
+    <w:p>
+      <w:pPr>
+        <w:spacing w:after="60"/>
+      </w:pPr>
+    </w:p>
+    <w:p>
+      <w:pPr>
+        <w:spacing w:after="120" w:before="200"/>
+      </w:pPr>
+      <w:r>
+        <w:rPr>
+          <w:rFonts w:ascii="Arial" w:cs="Arial" w:eastAsia="Arial" w:hAnsi="Arial"/>
+          <w:b/>
+          <w:bCs/>
+          <w:color w:val="1B3A5C"/>
+          <w:sz w:val="22"/>
+          <w:szCs w:val="22"/>
+        </w:rPr>
+        <w:t xml:space="preserve">[4] Trip.com / 8点 / 2026-02-23</w:t>
+      </w:r>
+    </w:p>
+    <w:p>
+      <w:pPr>
+        <w:spacing w:after="120" w:line="320"/>
+        <w:jc w:val="left"/>
+      </w:pPr>
+      <w:r>
+        <w:rPr>
+          <w:rFonts w:ascii="Arial" w:cs="Arial" w:eastAsia="Arial" w:hAnsi="Arial"/>
+          <w:color w:val="333333"/>
+          <w:sz w:val="21"/>
+          <w:szCs w:val="21"/>
+        </w:rPr>
+        <w:t xml:space="preserve">大変よいホテルで満足です</w:t>
+      </w:r>
+    </w:p>
+    <w:p>
+      <w:pPr>
+        <w:spacing w:after="60"/>
+      </w:pPr>
+    </w:p>
+    <w:p>
+      <w:pPr>
+        <w:spacing w:after="120" w:before="200"/>
+      </w:pPr>
+      <w:r>
+        <w:rPr>
+          <w:rFonts w:ascii="Arial" w:cs="Arial" w:eastAsia="Arial" w:hAnsi="Arial"/>
+          <w:b/>
+          <w:bCs/>
+          <w:color w:val="1B3A5C"/>
+          <w:sz w:val="22"/>
+          <w:szCs w:val="22"/>
+        </w:rPr>
+        <w:t xml:space="preserve">[5] じゃらん / 8点 / 2026-02-23</w:t>
+      </w:r>
+    </w:p>
+    <w:p>
+      <w:pPr>
+        <w:spacing w:after="120" w:line="320"/>
+        <w:jc w:val="left"/>
+      </w:pPr>
+      <w:r>
+        <w:rPr>
+          <w:rFonts w:ascii="Arial" w:cs="Arial" w:eastAsia="Arial" w:hAnsi="Arial"/>
+          <w:color w:val="333333"/>
+          <w:sz w:val="21"/>
+          <w:szCs w:val="21"/>
+        </w:rPr>
+        <w:t xml:space="preserve">スタッフの方は、丁寧で対応も良かったです。  部屋も広くきれいで清潔感もあり気持ち良く  過ごせました。  ただ一つ…暖房を入れていないのに暑く冷房  が使えたらと…思いました。</w:t>
+      </w:r>
+    </w:p>
+    <w:p>
+      <w:pPr>
+        <w:spacing w:after="60"/>
+      </w:pPr>
+    </w:p>
+    <w:p>
+      <w:pPr>
+        <w:spacing w:after="120" w:before="200"/>
+      </w:pPr>
+      <w:r>
+        <w:rPr>
+          <w:rFonts w:ascii="Arial" w:cs="Arial" w:eastAsia="Arial" w:hAnsi="Arial"/>
+          <w:b/>
+          <w:bCs/>
+          <w:color w:val="1B3A5C"/>
+          <w:sz w:val="22"/>
+          <w:szCs w:val="22"/>
+        </w:rPr>
+        <w:t xml:space="preserve">[6] Booking.com / 6点 / 2026-02-27</w:t>
+      </w:r>
+    </w:p>
+    <w:p>
+      <w:pPr>
+        <w:spacing w:after="120" w:line="320"/>
+        <w:jc w:val="left"/>
+      </w:pPr>
+      <w:r>
+        <w:rPr>
+          <w:rFonts w:ascii="Arial" w:cs="Arial" w:eastAsia="Arial" w:hAnsi="Arial"/>
+          <w:color w:val="333333"/>
+          <w:sz w:val="21"/>
+          <w:szCs w:val="21"/>
+        </w:rPr>
+        <w:t xml:space="preserve">朝食がバラエティでとても良かったです。</w:t>
+      </w:r>
+    </w:p>
+    <w:p>
+      <w:pPr>
+        <w:spacing w:after="120" w:line="320"/>
+        <w:jc w:val="left"/>
+      </w:pPr>
+      <w:r>
+        <w:rPr>
+          <w:rFonts w:ascii="Arial" w:cs="Arial" w:eastAsia="Arial" w:hAnsi="Arial"/>
+          <w:b/>
+          <w:bCs/>
+          <w:color w:val="C0392B"/>
+          <w:sz w:val="21"/>
+          <w:szCs w:val="21"/>
+        </w:rPr>
+        <w:t xml:space="preserve">【改善点】</w:t>
+      </w:r>
+      <w:r>
+        <w:rPr>
+          <w:rFonts w:ascii="Arial" w:cs="Arial" w:eastAsia="Arial" w:hAnsi="Arial"/>
+          <w:color w:val="333333"/>
+          <w:sz w:val="21"/>
+          <w:szCs w:val="21"/>
+        </w:rPr>
+        <w:t xml:space="preserve">チェックインで前払しましたが、領収は帰る時で良いですか？との質問をされました。多額をお支払いしてるのだから、即領収書を発行してもらわないと不安です。例えば領収書を貰ってないと、まだ宿泊費頂いてないです!!と、言われればそれまでですよね、、</w:t>
+      </w:r>
+    </w:p>
+    <w:p>
+      <w:pPr>
+        <w:spacing w:after="60"/>
+      </w:pPr>
+    </w:p>
+    <w:p>
+      <w:pPr>
+        <w:spacing w:after="120" w:before="200"/>
+      </w:pPr>
+      <w:r>
+        <w:rPr>
+          <w:rFonts w:ascii="Arial" w:cs="Arial" w:eastAsia="Arial" w:hAnsi="Arial"/>
+          <w:b/>
+          <w:bCs/>
+          <w:color w:val="1B3A5C"/>
+          <w:sz w:val="22"/>
+          <w:szCs w:val="22"/>
+        </w:rPr>
+        <w:t xml:space="preserve">[7] Booking.com / 6点 / 2026-02-26</w:t>
+      </w:r>
+    </w:p>
+    <w:p>
+      <w:pPr>
+        <w:spacing w:after="120" w:line="320"/>
+        <w:jc w:val="left"/>
+      </w:pPr>
+      <w:r>
+        <w:rPr>
+          <w:rFonts w:ascii="Arial" w:cs="Arial" w:eastAsia="Arial" w:hAnsi="Arial"/>
+          <w:color w:val="333333"/>
+          <w:sz w:val="21"/>
+          <w:szCs w:val="21"/>
+        </w:rPr>
+        <w:t xml:space="preserve">値段がそれなりで安い</w:t>
+      </w:r>
+    </w:p>
+    <w:p>
+      <w:pPr>
+        <w:spacing w:after="120" w:line="320"/>
+        <w:jc w:val="left"/>
+      </w:pPr>
+      <w:r>
+        <w:rPr>
+          <w:rFonts w:ascii="Arial" w:cs="Arial" w:eastAsia="Arial" w:hAnsi="Arial"/>
+          <w:b/>
+          <w:bCs/>
+          <w:color w:val="C0392B"/>
+          <w:sz w:val="21"/>
+          <w:szCs w:val="21"/>
+        </w:rPr>
+        <w:t xml:space="preserve">【改善点】</w:t>
+      </w:r>
+      <w:r>
+        <w:rPr>
+          <w:rFonts w:ascii="Arial" w:cs="Arial" w:eastAsia="Arial" w:hAnsi="Arial"/>
+          <w:color w:val="333333"/>
+          <w:sz w:val="21"/>
+          <w:szCs w:val="21"/>
+        </w:rPr>
+        <w:t xml:space="preserve">室内の温度が高くて寝苦しい 窓を開ければ多少緩和されたがそれでもこの時期が寒いとはいえ、室温調節ができないのが辛かった トイレ周りが汚い</w:t>
+      </w:r>
+    </w:p>
+    <w:p>
+      <w:pPr>
+        <w:spacing w:after="60"/>
+      </w:pPr>
+    </w:p>
+    <w:p>
+      <w:pPr>
+        <w:spacing w:after="120" w:before="200"/>
+      </w:pPr>
+      <w:r>
+        <w:rPr>
+          <w:rFonts w:ascii="Arial" w:cs="Arial" w:eastAsia="Arial" w:hAnsi="Arial"/>
+          <w:b/>
+          <w:bCs/>
+          <w:color w:val="1B3A5C"/>
+          <w:sz w:val="22"/>
+          <w:szCs w:val="22"/>
+        </w:rPr>
+        <w:t xml:space="preserve">[8] Booking.com / 5点 / 2026-02-25</w:t>
+      </w:r>
+    </w:p>
+    <w:p>
+      <w:pPr>
+        <w:spacing w:after="120" w:line="320"/>
+        <w:jc w:val="left"/>
+      </w:pPr>
+      <w:r>
+        <w:rPr>
+          <w:rFonts w:ascii="Arial" w:cs="Arial" w:eastAsia="Arial" w:hAnsi="Arial"/>
+          <w:color w:val="333333"/>
+          <w:sz w:val="21"/>
+          <w:szCs w:val="21"/>
+        </w:rPr>
+        <w:t xml:space="preserve">駅から近いので便利</w:t>
+      </w:r>
+    </w:p>
+    <w:p>
+      <w:pPr>
+        <w:spacing w:after="120" w:line="320"/>
+        <w:jc w:val="left"/>
+      </w:pPr>
+      <w:r>
+        <w:rPr>
+          <w:rFonts w:ascii="Arial" w:cs="Arial" w:eastAsia="Arial" w:hAnsi="Arial"/>
+          <w:b/>
+          <w:bCs/>
+          <w:color w:val="C0392B"/>
+          <w:sz w:val="21"/>
+          <w:szCs w:val="21"/>
+        </w:rPr>
+        <w:t xml:space="preserve">【改善点】</w:t>
+      </w:r>
+      <w:r>
+        <w:rPr>
+          <w:rFonts w:ascii="Arial" w:cs="Arial" w:eastAsia="Arial" w:hAnsi="Arial"/>
+          <w:color w:val="333333"/>
+          <w:sz w:val="21"/>
+          <w:szCs w:val="21"/>
+        </w:rPr>
+        <w:t xml:space="preserve">エアコンが暖房のみだった。</w:t>
+      </w:r>
+    </w:p>
+    <w:p>
+      <w:pPr>
+        <w:spacing w:after="60"/>
+      </w:pPr>
+    </w:p>
+    <w:p>
+      <w:pPr>
+        <w:spacing w:after="120" w:before="200"/>
+      </w:pPr>
+      <w:r>
+        <w:rPr>
+          <w:rFonts w:ascii="Arial" w:cs="Arial" w:eastAsia="Arial" w:hAnsi="Arial"/>
+          <w:b/>
+          <w:bCs/>
+          <w:color w:val="1B3A5C"/>
+          <w:sz w:val="22"/>
+          <w:szCs w:val="22"/>
+        </w:rPr>
+        <w:t xml:space="preserve">[9] Booking.com / 2点 / 2026-02-24</w:t>
+      </w:r>
+    </w:p>
+    <w:p>
+      <w:pPr>
+        <w:spacing w:after="120" w:line="320"/>
+        <w:jc w:val="left"/>
+      </w:pPr>
+      <w:r>
+        <w:rPr>
+          <w:rFonts w:ascii="Arial" w:cs="Arial" w:eastAsia="Arial" w:hAnsi="Arial"/>
+          <w:color w:val="333333"/>
+          <w:sz w:val="21"/>
+          <w:szCs w:val="21"/>
+        </w:rPr>
+        <w:t xml:space="preserve">横浜アリーナに近い</w:t>
+      </w:r>
+    </w:p>
+    <w:p>
+      <w:pPr>
+        <w:spacing w:after="120" w:line="320"/>
+        <w:jc w:val="left"/>
+      </w:pPr>
+      <w:r>
+        <w:rPr>
+          <w:rFonts w:ascii="Arial" w:cs="Arial" w:eastAsia="Arial" w:hAnsi="Arial"/>
+          <w:b/>
+          <w:bCs/>
+          <w:color w:val="C0392B"/>
+          <w:sz w:val="21"/>
+          <w:szCs w:val="21"/>
+        </w:rPr>
+        <w:t xml:space="preserve">【改善点】</w:t>
+      </w:r>
+      <w:r>
+        <w:rPr>
+          <w:rFonts w:ascii="Arial" w:cs="Arial" w:eastAsia="Arial" w:hAnsi="Arial"/>
+          <w:color w:val="333333"/>
+          <w:sz w:val="21"/>
+          <w:szCs w:val="21"/>
+        </w:rPr>
+        <w:t xml:space="preserve">エアコン設置されてるが温度調整出来ない。風呂や机、いろんなところが破損していた。</w:t>
+      </w:r>
+    </w:p>
+    <w:p>
+      <w:pPr>
+        <w:spacing w:after="60"/>
+      </w:pPr>
+    </w:p>
+    <w:p>
+      <w:pPr>
+        <w:spacing w:after="120" w:before="200"/>
+      </w:pPr>
+      <w:r>
+        <w:rPr>
+          <w:rFonts w:ascii="Arial" w:cs="Arial" w:eastAsia="Arial" w:hAnsi="Arial"/>
+          <w:b/>
+          <w:bCs/>
+          <w:color w:val="1B3A5C"/>
+          <w:sz w:val="22"/>
+          <w:szCs w:val="22"/>
+        </w:rPr>
+        <w:t xml:space="preserve">[10] Booking.com / 4点 / 2026-02-23</w:t>
+      </w:r>
+    </w:p>
+    <w:p>
+      <w:pPr>
+        <w:spacing w:after="120" w:line="320"/>
+        <w:jc w:val="left"/>
+      </w:pPr>
+      <w:r>
+        <w:rPr>
+          <w:rFonts w:ascii="Arial" w:cs="Arial" w:eastAsia="Arial" w:hAnsi="Arial"/>
+          <w:color w:val="333333"/>
+          <w:sz w:val="21"/>
+          <w:szCs w:val="21"/>
+        </w:rPr>
+        <w:t xml:space="preserve">繁華街や駅に近い</w:t>
+      </w:r>
+    </w:p>
+    <w:p>
+      <w:pPr>
+        <w:spacing w:after="120" w:line="320"/>
+        <w:jc w:val="left"/>
+      </w:pPr>
+      <w:r>
+        <w:rPr>
+          <w:rFonts w:ascii="Arial" w:cs="Arial" w:eastAsia="Arial" w:hAnsi="Arial"/>
+          <w:b/>
+          <w:bCs/>
+          <w:color w:val="C0392B"/>
+          <w:sz w:val="21"/>
+          <w:szCs w:val="21"/>
+        </w:rPr>
+        <w:t xml:space="preserve">【改善点】</w:t>
+      </w:r>
+      <w:r>
+        <w:rPr>
+          <w:rFonts w:ascii="Arial" w:cs="Arial" w:eastAsia="Arial" w:hAnsi="Arial"/>
+          <w:color w:val="333333"/>
+          <w:sz w:val="21"/>
+          <w:szCs w:val="21"/>
+        </w:rPr>
+        <w:t xml:space="preserve">トイレの匂いが臭い！ 寝る時も気になった…</w:t>
+      </w:r>
+    </w:p>
+    <w:p>
+      <w:pPr>
+        <w:spacing w:after="60"/>
       </w:pPr>
     </w:p>
     <w:p>
@@ -3129,7 +8219,21 @@
                 <w:sz w:val="21"/>
                 <w:szCs w:val="21"/>
               </w:rPr>
-              <w:t xml:space="preserve">コートホテル新横浜は、全体平均0.00点（10点換算）、高評価率0.0%という一定の顧客満足度を示しているホテルです。</w:t>
+              <w:t xml:space="preserve">コートホテル新横浜は、全体平均7.12点（10点換算）、高評価率50.8%という一定の顧客満足度を示しているホテルです。特に「立地・アクセス」「スタッフの対応」が多くのゲストから高く評価されています。</w:t>
+            </w:r>
+          </w:p>
+          <w:p>
+            <w:pPr>
+              <w:spacing w:after="160"/>
+            </w:pPr>
+            <w:r>
+              <w:rPr>
+                <w:rFonts w:ascii="Arial" w:cs="Arial" w:eastAsia="Arial" w:hAnsi="Arial"/>
+                <w:color w:val="333333"/>
+                <w:sz w:val="21"/>
+                <w:szCs w:val="21"/>
+              </w:rPr>
+              <w:t xml:space="preserve">改善課題としては、浴室・水回り、エアコン・空調、設備の老朽化が主要なテーマとして浮上しています。これらの課題への対応が、顧客満足度向上の鍵となります。</w:t>
             </w:r>
           </w:p>
           <w:p>
@@ -3156,7 +8260,7 @@
                 <w:sz w:val="21"/>
                 <w:szCs w:val="21"/>
               </w:rPr>
-              <w:t xml:space="preserve">サービス品質という強みを活かしつつ、段階的な改善を実行することで、コートホテル新横浜はさらなる顧客満足度の向上とブランド価値の強化を実現することができます。</w:t>
+              <w:t xml:space="preserve">立地・アクセスという強みを活かしつつ、段階的な改善を実行することで、コートホテル新横浜はさらなる顧客満足度の向上とブランド価値の強化を実現することができます。</w:t>
             </w:r>
           </w:p>
         </w:tc>

--- a/納品レポート/ホテル別レポート/court_shinyokohama_口コミ分析改善レポート.docx
+++ b/納品レポート/ホテル別レポート/court_shinyokohama_口コミ分析改善レポート.docx
@@ -131,7 +131,7 @@
           <w:sz w:val="20"/>
           <w:szCs w:val="20"/>
         </w:rPr>
-        <w:t xml:space="preserve">作成日：2026年4月6日</w:t>
+        <w:t xml:space="preserve">作成日：2026年4月7日</w:t>
       </w:r>
     </w:p>
     <w:p>

--- a/納品レポート/ホテル別レポート/court_shinyokohama_口コミ分析改善レポート.docx
+++ b/納品レポート/ホテル別レポート/court_shinyokohama_口コミ分析改善レポート.docx
@@ -131,7 +131,7 @@
           <w:sz w:val="20"/>
           <w:szCs w:val="20"/>
         </w:rPr>
-        <w:t xml:space="preserve">作成日：2026年4月7日</w:t>
+        <w:t xml:space="preserve">作成日：2026年4月8日</w:t>
       </w:r>
     </w:p>
     <w:p>

--- a/納品レポート/ホテル別レポート/court_shinyokohama_口コミ分析改善レポート.docx
+++ b/納品レポート/ホテル別レポート/court_shinyokohama_口コミ分析改善レポート.docx
@@ -131,7 +131,7 @@
           <w:sz w:val="20"/>
           <w:szCs w:val="20"/>
         </w:rPr>
-        <w:t xml:space="preserve">作成日：2026年4月10日</w:t>
+        <w:t xml:space="preserve">作成日：2026年4月11日</w:t>
       </w:r>
     </w:p>
     <w:p>

--- a/納品レポート/ホテル別レポート/court_shinyokohama_口コミ分析改善レポート.docx
+++ b/納品レポート/ホテル別レポート/court_shinyokohama_口コミ分析改善レポート.docx
@@ -131,7 +131,7 @@
           <w:sz w:val="20"/>
           <w:szCs w:val="20"/>
         </w:rPr>
-        <w:t xml:space="preserve">作成日：2026年4月11日</w:t>
+        <w:t xml:space="preserve">作成日：2026年4月13日</w:t>
       </w:r>
     </w:p>
     <w:p>

--- a/納品レポート/ホテル別レポート/court_shinyokohama_口コミ分析改善レポート.docx
+++ b/納品レポート/ホテル別レポート/court_shinyokohama_口コミ分析改善レポート.docx
@@ -131,7 +131,7 @@
           <w:sz w:val="20"/>
           <w:szCs w:val="20"/>
         </w:rPr>
-        <w:t xml:space="preserve">作成日：2026年4月13日</w:t>
+        <w:t xml:space="preserve">作成日：2026年4月15日</w:t>
       </w:r>
     </w:p>
     <w:p>

--- a/納品レポート/ホテル別レポート/court_shinyokohama_口コミ分析改善レポート.docx
+++ b/納品レポート/ホテル別レポート/court_shinyokohama_口コミ分析改善レポート.docx
@@ -131,7 +131,7 @@
           <w:sz w:val="20"/>
           <w:szCs w:val="20"/>
         </w:rPr>
-        <w:t xml:space="preserve">作成日：2026年4月16日</w:t>
+        <w:t xml:space="preserve">作成日：2026年4月20日</w:t>
       </w:r>
     </w:p>
     <w:p>

--- a/納品レポート/ホテル別レポート/court_shinyokohama_口コミ分析改善レポート.docx
+++ b/納品レポート/ホテル別レポート/court_shinyokohama_口コミ分析改善レポート.docx
@@ -61,7 +61,7 @@
           <w:sz w:val="32"/>
           <w:szCs w:val="32"/>
         </w:rPr>
-        <w:t xml:space="preserve">コートホテル新横浜</w:t>
+        <w:t xml:space="preserve">コート横浜新横浜</w:t>
       </w:r>
     </w:p>
     <w:p>
@@ -131,7 +131,7 @@
           <w:sz w:val="20"/>
           <w:szCs w:val="20"/>
         </w:rPr>
-        <w:t xml:space="preserve">作成日：2026年4月20日</w:t>
+        <w:t xml:space="preserve">作成日：2026年4月21日</w:t>
       </w:r>
     </w:p>
     <w:p>
@@ -4653,7 +4653,7 @@
           <w:sz w:val="21"/>
           <w:szCs w:val="21"/>
         </w:rPr>
-        <w:t xml:space="preserve">口コミの多数で「立地・アクセス」に関するポジティブな言及が見られ、コートホテル新横浜の最大の差別化要因となっています。駅から近いので便利 エアコンが暖房のみだったといった声が多数寄せられています。</w:t>
+        <w:t xml:space="preserve">口コミの多数で「立地・アクセス」に関するポジティブな言及が見られ、コート横浜新横浜の最大の差別化要因となっています。駅から近いので便利 エアコンが暖房のみだったといった声が多数寄せられています。</w:t>
       </w:r>
     </w:p>
     <w:p>
@@ -8219,7 +8219,7 @@
                 <w:sz w:val="21"/>
                 <w:szCs w:val="21"/>
               </w:rPr>
-              <w:t xml:space="preserve">コートホテル新横浜は、全体平均7.12点（10点換算）、高評価率50.8%という一定の顧客満足度を示しているホテルです。特に「立地・アクセス」「スタッフの対応」が多くのゲストから高く評価されています。</w:t>
+              <w:t xml:space="preserve">コート横浜新横浜は、全体平均7.12点（10点換算）、高評価率50.8%という一定の顧客満足度を示しているホテルです。特に「立地・アクセス」「スタッフの対応」が多くのゲストから高く評価されています。</w:t>
             </w:r>
           </w:p>
           <w:p>
@@ -8260,7 +8260,7 @@
                 <w:sz w:val="21"/>
                 <w:szCs w:val="21"/>
               </w:rPr>
-              <w:t xml:space="preserve">立地・アクセスという強みを活かしつつ、段階的な改善を実行することで、コートホテル新横浜はさらなる顧客満足度の向上とブランド価値の強化を実現することができます。</w:t>
+              <w:t xml:space="preserve">立地・アクセスという強みを活かしつつ、段階的な改善を実行することで、コート横浜新横浜はさらなる顧客満足度の向上とブランド価値の強化を実現することができます。</w:t>
             </w:r>
           </w:p>
         </w:tc>
@@ -8436,7 +8436,7 @@
         <w:sz w:val="16"/>
         <w:szCs w:val="16"/>
       </w:rPr>
-      <w:t xml:space="preserve">コートホテル新横浜｜口コミ分析改善レポート</w:t>
+      <w:t xml:space="preserve">コート横浜新横浜｜口コミ分析改善レポート</w:t>
     </w:r>
   </w:p>
 </w:hdr>

--- a/納品レポート/ホテル別レポート/court_shinyokohama_口コミ分析改善レポート.docx
+++ b/納品レポート/ホテル別レポート/court_shinyokohama_口コミ分析改善レポート.docx
@@ -61,7 +61,7 @@
           <w:sz w:val="32"/>
           <w:szCs w:val="32"/>
         </w:rPr>
-        <w:t xml:space="preserve">コート横浜新横浜</w:t>
+        <w:t xml:space="preserve">コートホテル新横浜</w:t>
       </w:r>
     </w:p>
     <w:p>
@@ -131,7 +131,7 @@
           <w:sz w:val="20"/>
           <w:szCs w:val="20"/>
         </w:rPr>
-        <w:t xml:space="preserve">作成日：2026年4月21日</w:t>
+        <w:t xml:space="preserve">作成日：2026年4月22日</w:t>
       </w:r>
     </w:p>
     <w:p>
@@ -4653,7 +4653,7 @@
           <w:sz w:val="21"/>
           <w:szCs w:val="21"/>
         </w:rPr>
-        <w:t xml:space="preserve">口コミの多数で「立地・アクセス」に関するポジティブな言及が見られ、コート横浜新横浜の最大の差別化要因となっています。駅から近いので便利 エアコンが暖房のみだったといった声が多数寄せられています。</w:t>
+        <w:t xml:space="preserve">口コミの多数で「立地・アクセス」に関するポジティブな言及が見られ、コートホテル新横浜の最大の差別化要因となっています。駅から近いので便利 エアコンが暖房のみだったといった声が多数寄せられています。</w:t>
       </w:r>
     </w:p>
     <w:p>
@@ -8219,7 +8219,7 @@
                 <w:sz w:val="21"/>
                 <w:szCs w:val="21"/>
               </w:rPr>
-              <w:t xml:space="preserve">コート横浜新横浜は、全体平均7.12点（10点換算）、高評価率50.8%という一定の顧客満足度を示しているホテルです。特に「立地・アクセス」「スタッフの対応」が多くのゲストから高く評価されています。</w:t>
+              <w:t xml:space="preserve">コートホテル新横浜は、全体平均7.12点（10点換算）、高評価率50.8%という一定の顧客満足度を示しているホテルです。特に「立地・アクセス」「スタッフの対応」が多くのゲストから高く評価されています。</w:t>
             </w:r>
           </w:p>
           <w:p>
@@ -8260,7 +8260,7 @@
                 <w:sz w:val="21"/>
                 <w:szCs w:val="21"/>
               </w:rPr>
-              <w:t xml:space="preserve">立地・アクセスという強みを活かしつつ、段階的な改善を実行することで、コート横浜新横浜はさらなる顧客満足度の向上とブランド価値の強化を実現することができます。</w:t>
+              <w:t xml:space="preserve">立地・アクセスという強みを活かしつつ、段階的な改善を実行することで、コートホテル新横浜はさらなる顧客満足度の向上とブランド価値の強化を実現することができます。</w:t>
             </w:r>
           </w:p>
         </w:tc>
@@ -8436,7 +8436,7 @@
         <w:sz w:val="16"/>
         <w:szCs w:val="16"/>
       </w:rPr>
-      <w:t xml:space="preserve">コート横浜新横浜｜口コミ分析改善レポート</w:t>
+      <w:t xml:space="preserve">コートホテル新横浜｜口コミ分析改善レポート</w:t>
     </w:r>
   </w:p>
 </w:hdr>
